--- a/salida/Trazabilidad_interna_FLAMA.docx
+++ b/salida/Trazabilidad_interna_FLAMA.docx
@@ -29,7 +29,7 @@
           <w:sz w:val="20"/>
           <w:szCs w:val="20"/>
         </w:rPr>
-        <w:t xml:space="preserve">Kanban de almacenes con cámaras, fichas de control de los procesos críticos e identificación sin QR</w:t>
+        <w:t xml:space="preserve">Kanban de almacenes con planilla de conteo, fichas de control de los procesos críticos e identificación sin QR</w:t>
       </w:r>
     </w:p>
     <w:p>
@@ -89,7 +89,7 @@
           <w:sz w:val="19"/>
           <w:szCs w:val="19"/>
         </w:rPr>
-        <w:t xml:space="preserve"> Un kanban de los almacenes (MP y PT) que se lee con cámaras, una ficha por cada control crítico y una búsqueda que une todo por el número grabado.</w:t>
+        <w:t xml:space="preserve"> Un kanban de los almacenes (MP y PT) que se llena con la planilla de conteo del almacén, una ficha por cada control crítico y una búsqueda que une todo por el número grabado. Sin cámaras.</w:t>
       </w:r>
     </w:p>
     <w:p>
@@ -269,7 +269,7 @@
           <w:sz w:val="19"/>
           <w:szCs w:val="19"/>
         </w:rPr>
-        <w:t xml:space="preserve"> Barra de contexto, encabezado con pestañas, búsqueda y «Nueva ficha», tarjetas por línea y el layout de planta del plano rev10 con los puestos que llevan ficha.</w:t>
+        <w:t xml:space="preserve"> Barra de contexto, encabezado con pestañas, búsqueda y «Nueva ficha», dashboard con mapa de flujo, y el mismo layout de planta (plano rev10, mismos puestos y recorridos) con zoom, filtros por línea y el recorrido de cada lote.</w:t>
       </w:r>
     </w:p>
     <w:p>
@@ -281,7 +281,7 @@
       <w:r>
         <w:drawing>
           <wp:inline distT="0" distB="0" distL="0" distR="0">
-            <wp:extent cx="5762625" cy="4429125"/>
+            <wp:extent cx="5400675" cy="8239125"/>
             <wp:effectExtent t="0" r="0" b="0" l="0"/>
             <wp:docPr id="1" name="" descr="" title=""/>
             <wp:cNvGraphicFramePr>
@@ -306,7 +306,7 @@
                   <pic:spPr bwMode="auto">
                     <a:xfrm>
                       <a:off x="0" y="0"/>
-                      <a:ext cx="5762625" cy="4429125"/>
+                      <a:ext cx="5400675" cy="8239125"/>
                     </a:xfrm>
                     <a:prstGeom prst="rect">
                       <a:avLst/>
@@ -331,7 +331,7 @@
           <w:sz w:val="16"/>
           <w:szCs w:val="16"/>
         </w:rPr>
-        <w:t xml:space="preserve">Figura 1. Dashboard: indicadores, mapa de controles por línea y lo que hay que pedir.</w:t>
+        <w:t xml:space="preserve">Figura 1. Dashboard (datos de ejemplo): indicadores, mapa de flujo por línea según la última ficha de cada lote, entradas y salidas de 14 días, lotes en curso, MP para pedir, PT y actividad de las fichas.</w:t>
       </w:r>
     </w:p>
     <w:p>
@@ -1734,7 +1734,7 @@
           <w:sz w:val="19"/>
           <w:szCs w:val="19"/>
         </w:rPr>
-        <w:t xml:space="preserve">Cada MP es una tarjeta. La tarjeta cambia de columna con cada lectura de cámara, conteo, retiro a la línea o recepción: bajo seguridad, para pedir (en el punto de pedido), pedido en curso, sobre el punto de pedido o sin lectura. La barra muestra el stock contra el máximo, con una marca roja en la seguridad y una negra en el punto de pedido.</w:t>
+        <w:t xml:space="preserve">Cada MP es una tarjeta. La tarjeta cambia de columna con cada planilla de conteo, retiro a la línea o recepción: bajo seguridad, para pedir (en el punto de pedido), pedido en camino, bien o sin conteo. La barra muestra el stock contra el máximo, con una marca roja en la seguridad y una negra en el punto de pedido.</w:t>
       </w:r>
     </w:p>
     <w:p>
@@ -1748,7 +1748,7 @@
           <w:sz w:val="16"/>
           <w:szCs w:val="16"/>
         </w:rPr>
-        <w:t xml:space="preserve">Punto de pedido = stock de seguridad (Stock_MP, columna L) + consumo mientras llega el pedido (columna K). Es lo que tiene que quedar cuando sale el pedido para que la entrega llegue antes de tocar la seguridad. La revisión periódica del Word de MP (cada «cada» días se pide hasta el máximo) sigue: el kanban avisa si entre dos revisiones se cruza el punto.</w:t>
+        <w:t xml:space="preserve">Punto de pedido = stock de seguridad (Stock_MP, columna L) + consumo mientras llega el pedido (columna K). Es lo que tiene que quedar cuando sale el pedido para que la entrega llegue antes de tocar la seguridad. Se compara con la posición (stock + lo pedido que viene en camino); la seguridad, con el stock físico. La revisión periódica del Word de MP (sección 9: cada 10, 20 o 60 días hábiles se pide hasta el máximo) sigue: el kanban avisa si entre dos revisiones se cruza el punto.</w:t>
       </w:r>
     </w:p>
     <w:p>
@@ -1760,7 +1760,7 @@
       <w:r>
         <w:drawing>
           <wp:inline distT="0" distB="0" distL="0" distR="0">
-            <wp:extent cx="5762625" cy="3600450"/>
+            <wp:extent cx="5400675" cy="3371850"/>
             <wp:effectExtent t="0" r="0" b="0" l="0"/>
             <wp:docPr id="3" name="" descr="" title=""/>
             <wp:cNvGraphicFramePr>
@@ -1785,7 +1785,7 @@
                   <pic:spPr bwMode="auto">
                     <a:xfrm>
                       <a:off x="0" y="0"/>
-                      <a:ext cx="5762625" cy="3600450"/>
+                      <a:ext cx="5400675" cy="3371850"/>
                     </a:xfrm>
                     <a:prstGeom prst="rect">
                       <a:avLst/>
@@ -1810,7 +1810,7 @@
           <w:sz w:val="16"/>
           <w:szCs w:val="16"/>
         </w:rPr>
-        <w:t xml:space="preserve">Figura 3. Kanban de MP con lecturas de ejemplo de la prueba de la app: una chapa con pedido emitido y las que quedaron en el punto de pedido.</w:t>
+        <w:t xml:space="preserve">Figura 3. Kanban de MP con los conteos de ejemplo.</w:t>
       </w:r>
     </w:p>
     <w:p>
@@ -1822,7 +1822,7 @@
       <w:r>
         <w:drawing>
           <wp:inline distT="0" distB="0" distL="0" distR="0">
-            <wp:extent cx="5762625" cy="3600450"/>
+            <wp:extent cx="5400675" cy="3371850"/>
             <wp:effectExtent t="0" r="0" b="0" l="0"/>
             <wp:docPr id="4" name="" descr="" title=""/>
             <wp:cNvGraphicFramePr>
@@ -1847,7 +1847,7 @@
                   <pic:spPr bwMode="auto">
                     <a:xfrm>
                       <a:off x="0" y="0"/>
-                      <a:ext cx="5762625" cy="3600450"/>
+                      <a:ext cx="5400675" cy="3371850"/>
                     </a:xfrm>
                     <a:prstGeom prst="rect">
                       <a:avLst/>
@@ -1872,7 +1872,7 @@
           <w:sz w:val="16"/>
           <w:szCs w:val="16"/>
         </w:rPr>
-        <w:t xml:space="preserve">Figura 4. Tarjeta de una MP: de dónde sale cada número, movimiento y pedido sugerido hasta el máximo.</w:t>
+        <w:t xml:space="preserve">Figura 4. Tarjeta de una MP: de dónde sale cada número, su lugar en el almacén, el movimiento (conteo o retiro) y el pedido sugerido hasta el máximo.</w:t>
       </w:r>
     </w:p>
     <w:p>
@@ -1888,7 +1888,7 @@
           <w:sz w:val="19"/>
           <w:szCs w:val="19"/>
         </w:rPr>
-        <w:t xml:space="preserve">2.1 Cámaras y señal kanban física</w:t>
+        <w:t xml:space="preserve">2.1 La planilla de conteo del almacén</w:t>
       </w:r>
     </w:p>
     <w:p>
@@ -1902,7 +1902,7 @@
           <w:sz w:val="19"/>
           <w:szCs w:val="19"/>
         </w:rPr>
-        <w:t xml:space="preserve">Una cámara por almacén (criterio) mira los lugares de cada código. La cámara no lee códigos: ve una señal física que se pone en el punto de pedido de cada código, según cómo se guarda (Almacenes, columna «Cómo se dispone»).</w:t>
+        <w:t xml:space="preserve">El stock se carga con una planilla de Excel, una hoja por almacén, con los códigos en el orden de sus lugares (salida/Planilla_conteo_MP.xlsx; la app también la descarga, entera o de un almacén). El almacenero recorre los lugares, anota lo que hay en «Stock contado» con la fecha y quién contó, y la sube en «Cargar planilla». La app lee todas las hojas, muestra antes de aplicar qué códigos cambian y en qué estado quedan, y avisa los códigos que no existen. También acepta CSV o pegar dos columnas copiadas de Excel (código y stock).</w:t>
       </w:r>
     </w:p>
     <w:tbl>
@@ -1918,12 +1918,9 @@
         </w:tblBorders>
       </w:tblPr>
       <w:tblGrid>
-        <w:gridCol w:w="792"/>
-        <w:gridCol w:w="1981"/>
-        <w:gridCol w:w="1684"/>
-        <w:gridCol w:w="693"/>
-        <w:gridCol w:w="693"/>
-        <w:gridCol w:w="4063"/>
+        <w:gridCol w:w="2774"/>
+        <w:gridCol w:w="3962"/>
+        <w:gridCol w:w="3170"/>
       </w:tblGrid>
       <w:tr>
         <w:trPr>
@@ -1932,7 +1929,7 @@
         </w:trPr>
         <w:tc>
           <w:tcPr>
-            <w:tcW w:type="dxa" w:w="792"/>
+            <w:tcW w:type="dxa" w:w="2774"/>
             <w:tcBorders>
               <w:top w:val="single" w:color="BFBFBF" w:sz="4"/>
               <w:left w:val="single" w:color="BFBFBF" w:sz="4"/>
@@ -1961,13 +1958,13 @@
                 <w:sz w:val="16"/>
                 <w:szCs w:val="16"/>
               </w:rPr>
-              <w:t xml:space="preserve">Cámara</w:t>
-            </w:r>
-          </w:p>
-        </w:tc>
-        <w:tc>
-          <w:tcPr>
-            <w:tcW w:type="dxa" w:w="1981"/>
+              <w:t xml:space="preserve">Columna</w:t>
+            </w:r>
+          </w:p>
+        </w:tc>
+        <w:tc>
+          <w:tcPr>
+            <w:tcW w:type="dxa" w:w="3962"/>
             <w:tcBorders>
               <w:top w:val="single" w:color="BFBFBF" w:sz="4"/>
               <w:left w:val="single" w:color="BFBFBF" w:sz="4"/>
@@ -1996,13 +1993,13 @@
                 <w:sz w:val="16"/>
                 <w:szCs w:val="16"/>
               </w:rPr>
-              <w:t xml:space="preserve">Almacén</w:t>
-            </w:r>
-          </w:p>
-        </w:tc>
-        <w:tc>
-          <w:tcPr>
-            <w:tcW w:type="dxa" w:w="1684"/>
+              <w:t xml:space="preserve">Qué es</w:t>
+            </w:r>
+          </w:p>
+        </w:tc>
+        <w:tc>
+          <w:tcPr>
+            <w:tcW w:type="dxa" w:w="3170"/>
             <w:tcBorders>
               <w:top w:val="single" w:color="BFBFBF" w:sz="4"/>
               <w:left w:val="single" w:color="BFBFBF" w:sz="4"/>
@@ -2031,112 +2028,7 @@
                 <w:sz w:val="16"/>
                 <w:szCs w:val="16"/>
               </w:rPr>
-              <w:t xml:space="preserve">Estantería</w:t>
-            </w:r>
-          </w:p>
-        </w:tc>
-        <w:tc>
-          <w:tcPr>
-            <w:tcW w:type="dxa" w:w="693"/>
-            <w:tcBorders>
-              <w:top w:val="single" w:color="BFBFBF" w:sz="4"/>
-              <w:left w:val="single" w:color="BFBFBF" w:sz="4"/>
-              <w:bottom w:val="single" w:color="BFBFBF" w:sz="4"/>
-              <w:right w:val="single" w:color="BFBFBF" w:sz="4"/>
-            </w:tcBorders>
-            <w:shd w:fill="000000" w:color="auto" w:val="clear"/>
-            <w:tcMar>
-              <w:top w:type="dxa" w:w="30"/>
-              <w:left w:type="dxa" w:w="70"/>
-              <w:bottom w:type="dxa" w:w="30"/>
-              <w:right w:type="dxa" w:w="70"/>
-            </w:tcMar>
-          </w:tcPr>
-          <w:p>
-            <w:pPr>
-              <w:spacing w:after="0"/>
-              <w:jc w:val="center"/>
-            </w:pPr>
-            <w:r>
-              <w:rPr>
-                <w:rFonts w:ascii="Arial" w:cs="Arial" w:eastAsia="Arial" w:hAnsi="Arial"/>
-                <w:b/>
-                <w:bCs/>
-                <w:color w:val="FFFFFF"/>
-                <w:sz w:val="16"/>
-                <w:szCs w:val="16"/>
-              </w:rPr>
-              <w:t xml:space="preserve">Lugares</w:t>
-            </w:r>
-          </w:p>
-        </w:tc>
-        <w:tc>
-          <w:tcPr>
-            <w:tcW w:type="dxa" w:w="693"/>
-            <w:tcBorders>
-              <w:top w:val="single" w:color="BFBFBF" w:sz="4"/>
-              <w:left w:val="single" w:color="BFBFBF" w:sz="4"/>
-              <w:bottom w:val="single" w:color="BFBFBF" w:sz="4"/>
-              <w:right w:val="single" w:color="BFBFBF" w:sz="4"/>
-            </w:tcBorders>
-            <w:shd w:fill="000000" w:color="auto" w:val="clear"/>
-            <w:tcMar>
-              <w:top w:type="dxa" w:w="30"/>
-              <w:left w:type="dxa" w:w="70"/>
-              <w:bottom w:type="dxa" w:w="30"/>
-              <w:right w:type="dxa" w:w="70"/>
-            </w:tcMar>
-          </w:tcPr>
-          <w:p>
-            <w:pPr>
-              <w:spacing w:after="0"/>
-              <w:jc w:val="center"/>
-            </w:pPr>
-            <w:r>
-              <w:rPr>
-                <w:rFonts w:ascii="Arial" w:cs="Arial" w:eastAsia="Arial" w:hAnsi="Arial"/>
-                <w:b/>
-                <w:bCs/>
-                <w:color w:val="FFFFFF"/>
-                <w:sz w:val="16"/>
-                <w:szCs w:val="16"/>
-              </w:rPr>
-              <w:t xml:space="preserve">Códigos</w:t>
-            </w:r>
-          </w:p>
-        </w:tc>
-        <w:tc>
-          <w:tcPr>
-            <w:tcW w:type="dxa" w:w="4063"/>
-            <w:tcBorders>
-              <w:top w:val="single" w:color="BFBFBF" w:sz="4"/>
-              <w:left w:val="single" w:color="BFBFBF" w:sz="4"/>
-              <w:bottom w:val="single" w:color="BFBFBF" w:sz="4"/>
-              <w:right w:val="single" w:color="BFBFBF" w:sz="4"/>
-            </w:tcBorders>
-            <w:shd w:fill="000000" w:color="auto" w:val="clear"/>
-            <w:tcMar>
-              <w:top w:type="dxa" w:w="30"/>
-              <w:left w:type="dxa" w:w="70"/>
-              <w:bottom w:type="dxa" w:w="30"/>
-              <w:right w:type="dxa" w:w="70"/>
-            </w:tcMar>
-          </w:tcPr>
-          <w:p>
-            <w:pPr>
-              <w:spacing w:after="0"/>
-              <w:jc w:val="center"/>
-            </w:pPr>
-            <w:r>
-              <w:rPr>
-                <w:rFonts w:ascii="Arial" w:cs="Arial" w:eastAsia="Arial" w:hAnsi="Arial"/>
-                <w:b/>
-                <w:bCs/>
-                <w:color w:val="FFFFFF"/>
-                <w:sz w:val="16"/>
-                <w:szCs w:val="16"/>
-              </w:rPr>
-              <w:t xml:space="preserve">Qué ve</w:t>
+              <w:t xml:space="preserve">De dónde sale</w:t>
             </w:r>
           </w:p>
         </w:tc>
@@ -2147,201 +2039,100 @@
         </w:trPr>
         <w:tc>
           <w:tcPr>
-            <w:tcW w:type="dxa" w:w="792"/>
-            <w:tcBorders>
-              <w:top w:val="single" w:color="BFBFBF" w:sz="4"/>
-              <w:left w:val="single" w:color="BFBFBF" w:sz="4"/>
-              <w:bottom w:val="single" w:color="BFBFBF" w:sz="4"/>
-              <w:right w:val="single" w:color="BFBFBF" w:sz="4"/>
-            </w:tcBorders>
-            <w:tcMar>
-              <w:top w:type="dxa" w:w="30"/>
-              <w:left w:type="dxa" w:w="70"/>
-              <w:bottom w:type="dxa" w:w="30"/>
-              <w:right w:type="dxa" w:w="70"/>
-            </w:tcMar>
-          </w:tcPr>
-          <w:p>
-            <w:pPr>
-              <w:spacing w:after="0"/>
-            </w:pPr>
-            <w:r>
-              <w:rPr>
-                <w:rFonts w:ascii="Arial" w:cs="Arial" w:eastAsia="Arial" w:hAnsi="Arial"/>
-                <w:b w:val="false"/>
-                <w:bCs w:val="false"/>
-                <w:color w:val="000000"/>
-                <w:sz w:val="16"/>
-                <w:szCs w:val="16"/>
-              </w:rPr>
-              <w:t xml:space="preserve">CAM-01</w:t>
-            </w:r>
-          </w:p>
-        </w:tc>
-        <w:tc>
-          <w:tcPr>
-            <w:tcW w:type="dxa" w:w="1981"/>
-            <w:tcBorders>
-              <w:top w:val="single" w:color="BFBFBF" w:sz="4"/>
-              <w:left w:val="single" w:color="BFBFBF" w:sz="4"/>
-              <w:bottom w:val="single" w:color="BFBFBF" w:sz="4"/>
-              <w:right w:val="single" w:color="BFBFBF" w:sz="4"/>
-            </w:tcBorders>
-            <w:tcMar>
-              <w:top w:type="dxa" w:w="30"/>
-              <w:left w:type="dxa" w:w="70"/>
-              <w:bottom w:type="dxa" w:w="30"/>
-              <w:right w:type="dxa" w:w="70"/>
-            </w:tcMar>
-          </w:tcPr>
-          <w:p>
-            <w:pPr>
-              <w:spacing w:after="0"/>
-            </w:pPr>
-            <w:r>
-              <w:rPr>
-                <w:rFonts w:ascii="Arial" w:cs="Arial" w:eastAsia="Arial" w:hAnsi="Arial"/>
-                <w:b w:val="false"/>
-                <w:bCs w:val="false"/>
-                <w:color w:val="000000"/>
-                <w:sz w:val="16"/>
-                <w:szCs w:val="16"/>
-              </w:rPr>
-              <w:t xml:space="preserve">Chapa (pilas en el piso)</w:t>
-            </w:r>
-          </w:p>
-        </w:tc>
-        <w:tc>
-          <w:tcPr>
-            <w:tcW w:type="dxa" w:w="1684"/>
-            <w:tcBorders>
-              <w:top w:val="single" w:color="BFBFBF" w:sz="4"/>
-              <w:left w:val="single" w:color="BFBFBF" w:sz="4"/>
-              <w:bottom w:val="single" w:color="BFBFBF" w:sz="4"/>
-              <w:right w:val="single" w:color="BFBFBF" w:sz="4"/>
-            </w:tcBorders>
-            <w:tcMar>
-              <w:top w:type="dxa" w:w="30"/>
-              <w:left w:type="dxa" w:w="70"/>
-              <w:bottom w:type="dxa" w:w="30"/>
-              <w:right w:type="dxa" w:w="70"/>
-            </w:tcMar>
-          </w:tcPr>
-          <w:p>
-            <w:pPr>
-              <w:spacing w:after="0"/>
-            </w:pPr>
-            <w:r>
-              <w:rPr>
-                <w:rFonts w:ascii="Arial" w:cs="Arial" w:eastAsia="Arial" w:hAnsi="Arial"/>
-                <w:b w:val="false"/>
-                <w:bCs w:val="false"/>
-                <w:color w:val="000000"/>
-                <w:sz w:val="16"/>
-                <w:szCs w:val="16"/>
-              </w:rPr>
-              <w:t xml:space="preserve">Apilado en bloque</w:t>
-            </w:r>
-          </w:p>
-        </w:tc>
-        <w:tc>
-          <w:tcPr>
-            <w:tcW w:type="dxa" w:w="693"/>
-            <w:tcBorders>
-              <w:top w:val="single" w:color="BFBFBF" w:sz="4"/>
-              <w:left w:val="single" w:color="BFBFBF" w:sz="4"/>
-              <w:bottom w:val="single" w:color="BFBFBF" w:sz="4"/>
-              <w:right w:val="single" w:color="BFBFBF" w:sz="4"/>
-            </w:tcBorders>
-            <w:tcMar>
-              <w:top w:type="dxa" w:w="30"/>
-              <w:left w:type="dxa" w:w="70"/>
-              <w:bottom w:type="dxa" w:w="30"/>
-              <w:right w:type="dxa" w:w="70"/>
-            </w:tcMar>
-          </w:tcPr>
-          <w:p>
-            <w:pPr>
-              <w:spacing w:after="0"/>
-              <w:jc w:val="right"/>
-            </w:pPr>
-            <w:r>
-              <w:rPr>
-                <w:rFonts w:ascii="Arial" w:cs="Arial" w:eastAsia="Arial" w:hAnsi="Arial"/>
-                <w:b w:val="false"/>
-                <w:bCs w:val="false"/>
-                <w:color w:val="000000"/>
-                <w:sz w:val="16"/>
-                <w:szCs w:val="16"/>
-              </w:rPr>
-              <w:t xml:space="preserve">7</w:t>
-            </w:r>
-          </w:p>
-        </w:tc>
-        <w:tc>
-          <w:tcPr>
-            <w:tcW w:type="dxa" w:w="693"/>
-            <w:tcBorders>
-              <w:top w:val="single" w:color="BFBFBF" w:sz="4"/>
-              <w:left w:val="single" w:color="BFBFBF" w:sz="4"/>
-              <w:bottom w:val="single" w:color="BFBFBF" w:sz="4"/>
-              <w:right w:val="single" w:color="BFBFBF" w:sz="4"/>
-            </w:tcBorders>
-            <w:tcMar>
-              <w:top w:type="dxa" w:w="30"/>
-              <w:left w:type="dxa" w:w="70"/>
-              <w:bottom w:type="dxa" w:w="30"/>
-              <w:right w:type="dxa" w:w="70"/>
-            </w:tcMar>
-          </w:tcPr>
-          <w:p>
-            <w:pPr>
-              <w:spacing w:after="0"/>
-              <w:jc w:val="right"/>
-            </w:pPr>
-            <w:r>
-              <w:rPr>
-                <w:rFonts w:ascii="Arial" w:cs="Arial" w:eastAsia="Arial" w:hAnsi="Arial"/>
-                <w:b w:val="false"/>
-                <w:bCs w:val="false"/>
-                <w:color w:val="000000"/>
-                <w:sz w:val="16"/>
-                <w:szCs w:val="16"/>
-              </w:rPr>
-              <w:t xml:space="preserve">6</w:t>
-            </w:r>
-          </w:p>
-        </w:tc>
-        <w:tc>
-          <w:tcPr>
-            <w:tcW w:type="dxa" w:w="4063"/>
-            <w:tcBorders>
-              <w:top w:val="single" w:color="BFBFBF" w:sz="4"/>
-              <w:left w:val="single" w:color="BFBFBF" w:sz="4"/>
-              <w:bottom w:val="single" w:color="BFBFBF" w:sz="4"/>
-              <w:right w:val="single" w:color="BFBFBF" w:sz="4"/>
-            </w:tcBorders>
-            <w:tcMar>
-              <w:top w:type="dxa" w:w="30"/>
-              <w:left w:type="dxa" w:w="70"/>
-              <w:bottom w:type="dxa" w:w="30"/>
-              <w:right w:type="dxa" w:w="70"/>
-            </w:tcMar>
-          </w:tcPr>
-          <w:p>
-            <w:pPr>
-              <w:spacing w:after="0"/>
-            </w:pPr>
-            <w:r>
-              <w:rPr>
-                <w:rFonts w:ascii="Arial" w:cs="Arial" w:eastAsia="Arial" w:hAnsi="Arial"/>
-                <w:b w:val="false"/>
-                <w:bCs w:val="false"/>
-                <w:color w:val="000000"/>
-                <w:sz w:val="16"/>
-                <w:szCs w:val="16"/>
-              </w:rPr>
-              <w:t xml:space="preserve">Franja roja en el poste a la altura del punto de pedido; la cámara mide el alto de la pila.</w:t>
+            <w:tcW w:type="dxa" w:w="2774"/>
+            <w:tcBorders>
+              <w:top w:val="single" w:color="BFBFBF" w:sz="4"/>
+              <w:left w:val="single" w:color="BFBFBF" w:sz="4"/>
+              <w:bottom w:val="single" w:color="BFBFBF" w:sz="4"/>
+              <w:right w:val="single" w:color="BFBFBF" w:sz="4"/>
+            </w:tcBorders>
+            <w:tcMar>
+              <w:top w:type="dxa" w:w="30"/>
+              <w:left w:type="dxa" w:w="70"/>
+              <w:bottom w:type="dxa" w:w="30"/>
+              <w:right w:type="dxa" w:w="70"/>
+            </w:tcMar>
+          </w:tcPr>
+          <w:p>
+            <w:pPr>
+              <w:spacing w:after="0"/>
+            </w:pPr>
+            <w:r>
+              <w:rPr>
+                <w:rFonts w:ascii="Arial" w:cs="Arial" w:eastAsia="Arial" w:hAnsi="Arial"/>
+                <w:b w:val="false"/>
+                <w:bCs w:val="false"/>
+                <w:color w:val="000000"/>
+                <w:sz w:val="16"/>
+                <w:szCs w:val="16"/>
+              </w:rPr>
+              <w:t xml:space="preserve">Lugar</w:t>
+            </w:r>
+          </w:p>
+        </w:tc>
+        <w:tc>
+          <w:tcPr>
+            <w:tcW w:type="dxa" w:w="3962"/>
+            <w:tcBorders>
+              <w:top w:val="single" w:color="BFBFBF" w:sz="4"/>
+              <w:left w:val="single" w:color="BFBFBF" w:sz="4"/>
+              <w:bottom w:val="single" w:color="BFBFBF" w:sz="4"/>
+              <w:right w:val="single" w:color="BFBFBF" w:sz="4"/>
+            </w:tcBorders>
+            <w:tcMar>
+              <w:top w:type="dxa" w:w="30"/>
+              <w:left w:type="dxa" w:w="70"/>
+              <w:bottom w:type="dxa" w:w="30"/>
+              <w:right w:type="dxa" w:w="70"/>
+            </w:tcMar>
+          </w:tcPr>
+          <w:p>
+            <w:pPr>
+              <w:spacing w:after="0"/>
+            </w:pPr>
+            <w:r>
+              <w:rPr>
+                <w:rFonts w:ascii="Arial" w:cs="Arial" w:eastAsia="Arial" w:hAnsi="Arial"/>
+                <w:b w:val="false"/>
+                <w:bCs w:val="false"/>
+                <w:color w:val="000000"/>
+                <w:sz w:val="16"/>
+                <w:szCs w:val="16"/>
+              </w:rPr>
+              <w:t xml:space="preserve">Lugar o lugares fijos del código</w:t>
+            </w:r>
+          </w:p>
+        </w:tc>
+        <w:tc>
+          <w:tcPr>
+            <w:tcW w:type="dxa" w:w="3170"/>
+            <w:tcBorders>
+              <w:top w:val="single" w:color="BFBFBF" w:sz="4"/>
+              <w:left w:val="single" w:color="BFBFBF" w:sz="4"/>
+              <w:bottom w:val="single" w:color="BFBFBF" w:sz="4"/>
+              <w:right w:val="single" w:color="BFBFBF" w:sz="4"/>
+            </w:tcBorders>
+            <w:tcMar>
+              <w:top w:type="dxa" w:w="30"/>
+              <w:left w:type="dxa" w:w="70"/>
+              <w:bottom w:type="dxa" w:w="30"/>
+              <w:right w:type="dxa" w:w="70"/>
+            </w:tcMar>
+          </w:tcPr>
+          <w:p>
+            <w:pPr>
+              <w:spacing w:after="0"/>
+            </w:pPr>
+            <w:r>
+              <w:rPr>
+                <w:rFonts w:ascii="Arial" w:cs="Arial" w:eastAsia="Arial" w:hAnsi="Arial"/>
+                <w:b w:val="false"/>
+                <w:bCs w:val="false"/>
+                <w:color w:val="000000"/>
+                <w:sz w:val="16"/>
+                <w:szCs w:val="16"/>
+              </w:rPr>
+              <w:t xml:space="preserve">Reparto de la sección 2.2</w:t>
             </w:r>
           </w:p>
         </w:tc>
@@ -2352,201 +2143,100 @@
         </w:trPr>
         <w:tc>
           <w:tcPr>
-            <w:tcW w:type="dxa" w:w="792"/>
-            <w:tcBorders>
-              <w:top w:val="single" w:color="BFBFBF" w:sz="4"/>
-              <w:left w:val="single" w:color="BFBFBF" w:sz="4"/>
-              <w:bottom w:val="single" w:color="BFBFBF" w:sz="4"/>
-              <w:right w:val="single" w:color="BFBFBF" w:sz="4"/>
-            </w:tcBorders>
-            <w:tcMar>
-              <w:top w:type="dxa" w:w="30"/>
-              <w:left w:type="dxa" w:w="70"/>
-              <w:bottom w:type="dxa" w:w="30"/>
-              <w:right w:type="dxa" w:w="70"/>
-            </w:tcMar>
-          </w:tcPr>
-          <w:p>
-            <w:pPr>
-              <w:spacing w:after="0"/>
-            </w:pPr>
-            <w:r>
-              <w:rPr>
-                <w:rFonts w:ascii="Arial" w:cs="Arial" w:eastAsia="Arial" w:hAnsi="Arial"/>
-                <w:b w:val="false"/>
-                <w:bCs w:val="false"/>
-                <w:color w:val="000000"/>
-                <w:sz w:val="16"/>
-                <w:szCs w:val="16"/>
-              </w:rPr>
-              <w:t xml:space="preserve">CAM-02</w:t>
-            </w:r>
-          </w:p>
-        </w:tc>
-        <w:tc>
-          <w:tcPr>
-            <w:tcW w:type="dxa" w:w="1981"/>
-            <w:tcBorders>
-              <w:top w:val="single" w:color="BFBFBF" w:sz="4"/>
-              <w:left w:val="single" w:color="BFBFBF" w:sz="4"/>
-              <w:bottom w:val="single" w:color="BFBFBF" w:sz="4"/>
-              <w:right w:val="single" w:color="BFBFBF" w:sz="4"/>
-            </w:tcBorders>
-            <w:tcMar>
-              <w:top w:type="dxa" w:w="30"/>
-              <w:left w:type="dxa" w:w="70"/>
-              <w:bottom w:type="dxa" w:w="30"/>
-              <w:right w:type="dxa" w:w="70"/>
-            </w:tcMar>
-          </w:tcPr>
-          <w:p>
-            <w:pPr>
-              <w:spacing w:after="0"/>
-            </w:pPr>
-            <w:r>
-              <w:rPr>
-                <w:rFonts w:ascii="Arial" w:cs="Arial" w:eastAsia="Arial" w:hAnsi="Arial"/>
-                <w:b w:val="false"/>
-                <w:bCs w:val="false"/>
-                <w:color w:val="000000"/>
-                <w:sz w:val="16"/>
-                <w:szCs w:val="16"/>
-              </w:rPr>
-              <w:t xml:space="preserve">Flejes (rack + volteador)</w:t>
-            </w:r>
-          </w:p>
-        </w:tc>
-        <w:tc>
-          <w:tcPr>
-            <w:tcW w:type="dxa" w:w="1684"/>
-            <w:tcBorders>
-              <w:top w:val="single" w:color="BFBFBF" w:sz="4"/>
-              <w:left w:val="single" w:color="BFBFBF" w:sz="4"/>
-              <w:bottom w:val="single" w:color="BFBFBF" w:sz="4"/>
-              <w:right w:val="single" w:color="BFBFBF" w:sz="4"/>
-            </w:tcBorders>
-            <w:tcMar>
-              <w:top w:type="dxa" w:w="30"/>
-              <w:left w:type="dxa" w:w="70"/>
-              <w:bottom w:type="dxa" w:w="30"/>
-              <w:right w:type="dxa" w:w="70"/>
-            </w:tcMar>
-          </w:tcPr>
-          <w:p>
-            <w:pPr>
-              <w:spacing w:after="0"/>
-            </w:pPr>
-            <w:r>
-              <w:rPr>
-                <w:rFonts w:ascii="Arial" w:cs="Arial" w:eastAsia="Arial" w:hAnsi="Arial"/>
-                <w:b w:val="false"/>
-                <w:bCs w:val="false"/>
-                <w:color w:val="000000"/>
-                <w:sz w:val="16"/>
-                <w:szCs w:val="16"/>
-              </w:rPr>
-              <w:t xml:space="preserve">Rack selectivo 2.000 kg/nivel</w:t>
-            </w:r>
-          </w:p>
-        </w:tc>
-        <w:tc>
-          <w:tcPr>
-            <w:tcW w:type="dxa" w:w="693"/>
-            <w:tcBorders>
-              <w:top w:val="single" w:color="BFBFBF" w:sz="4"/>
-              <w:left w:val="single" w:color="BFBFBF" w:sz="4"/>
-              <w:bottom w:val="single" w:color="BFBFBF" w:sz="4"/>
-              <w:right w:val="single" w:color="BFBFBF" w:sz="4"/>
-            </w:tcBorders>
-            <w:tcMar>
-              <w:top w:type="dxa" w:w="30"/>
-              <w:left w:type="dxa" w:w="70"/>
-              <w:bottom w:type="dxa" w:w="30"/>
-              <w:right w:type="dxa" w:w="70"/>
-            </w:tcMar>
-          </w:tcPr>
-          <w:p>
-            <w:pPr>
-              <w:spacing w:after="0"/>
-              <w:jc w:val="right"/>
-            </w:pPr>
-            <w:r>
-              <w:rPr>
-                <w:rFonts w:ascii="Arial" w:cs="Arial" w:eastAsia="Arial" w:hAnsi="Arial"/>
-                <w:b w:val="false"/>
-                <w:bCs w:val="false"/>
-                <w:color w:val="000000"/>
-                <w:sz w:val="16"/>
-                <w:szCs w:val="16"/>
-              </w:rPr>
-              <w:t xml:space="preserve">16</w:t>
-            </w:r>
-          </w:p>
-        </w:tc>
-        <w:tc>
-          <w:tcPr>
-            <w:tcW w:type="dxa" w:w="693"/>
-            <w:tcBorders>
-              <w:top w:val="single" w:color="BFBFBF" w:sz="4"/>
-              <w:left w:val="single" w:color="BFBFBF" w:sz="4"/>
-              <w:bottom w:val="single" w:color="BFBFBF" w:sz="4"/>
-              <w:right w:val="single" w:color="BFBFBF" w:sz="4"/>
-            </w:tcBorders>
-            <w:tcMar>
-              <w:top w:type="dxa" w:w="30"/>
-              <w:left w:type="dxa" w:w="70"/>
-              <w:bottom w:type="dxa" w:w="30"/>
-              <w:right w:type="dxa" w:w="70"/>
-            </w:tcMar>
-          </w:tcPr>
-          <w:p>
-            <w:pPr>
-              <w:spacing w:after="0"/>
-              <w:jc w:val="right"/>
-            </w:pPr>
-            <w:r>
-              <w:rPr>
-                <w:rFonts w:ascii="Arial" w:cs="Arial" w:eastAsia="Arial" w:hAnsi="Arial"/>
-                <w:b w:val="false"/>
-                <w:bCs w:val="false"/>
-                <w:color w:val="000000"/>
-                <w:sz w:val="16"/>
-                <w:szCs w:val="16"/>
-              </w:rPr>
-              <w:t xml:space="preserve">8</w:t>
-            </w:r>
-          </w:p>
-        </w:tc>
-        <w:tc>
-          <w:tcPr>
-            <w:tcW w:type="dxa" w:w="4063"/>
-            <w:tcBorders>
-              <w:top w:val="single" w:color="BFBFBF" w:sz="4"/>
-              <w:left w:val="single" w:color="BFBFBF" w:sz="4"/>
-              <w:bottom w:val="single" w:color="BFBFBF" w:sz="4"/>
-              <w:right w:val="single" w:color="BFBFBF" w:sz="4"/>
-            </w:tcBorders>
-            <w:tcMar>
-              <w:top w:type="dxa" w:w="30"/>
-              <w:left w:type="dxa" w:w="70"/>
-              <w:bottom w:type="dxa" w:w="30"/>
-              <w:right w:type="dxa" w:w="70"/>
-            </w:tcMar>
-          </w:tcPr>
-          <w:p>
-            <w:pPr>
-              <w:spacing w:after="0"/>
-            </w:pPr>
-            <w:r>
-              <w:rPr>
-                <w:rFonts w:ascii="Arial" w:cs="Arial" w:eastAsia="Arial" w:hAnsi="Arial"/>
-                <w:b w:val="false"/>
-                <w:bCs w:val="false"/>
-                <w:color w:val="000000"/>
-                <w:sz w:val="16"/>
-                <w:szCs w:val="16"/>
-              </w:rPr>
-              <w:t xml:space="preserve">Lugar del punto de pedido demarcado en rojo en el larguero: abajo se usa, arriba se repone; vacío = pedir.</w:t>
+            <w:tcW w:type="dxa" w:w="2774"/>
+            <w:tcBorders>
+              <w:top w:val="single" w:color="BFBFBF" w:sz="4"/>
+              <w:left w:val="single" w:color="BFBFBF" w:sz="4"/>
+              <w:bottom w:val="single" w:color="BFBFBF" w:sz="4"/>
+              <w:right w:val="single" w:color="BFBFBF" w:sz="4"/>
+            </w:tcBorders>
+            <w:tcMar>
+              <w:top w:type="dxa" w:w="30"/>
+              <w:left w:type="dxa" w:w="70"/>
+              <w:bottom w:type="dxa" w:w="30"/>
+              <w:right w:type="dxa" w:w="70"/>
+            </w:tcMar>
+          </w:tcPr>
+          <w:p>
+            <w:pPr>
+              <w:spacing w:after="0"/>
+            </w:pPr>
+            <w:r>
+              <w:rPr>
+                <w:rFonts w:ascii="Arial" w:cs="Arial" w:eastAsia="Arial" w:hAnsi="Arial"/>
+                <w:b w:val="false"/>
+                <w:bCs w:val="false"/>
+                <w:color w:val="000000"/>
+                <w:sz w:val="16"/>
+                <w:szCs w:val="16"/>
+              </w:rPr>
+              <w:t xml:space="preserve">Código · Material · UM · Se compra en</w:t>
+            </w:r>
+          </w:p>
+        </w:tc>
+        <w:tc>
+          <w:tcPr>
+            <w:tcW w:type="dxa" w:w="3962"/>
+            <w:tcBorders>
+              <w:top w:val="single" w:color="BFBFBF" w:sz="4"/>
+              <w:left w:val="single" w:color="BFBFBF" w:sz="4"/>
+              <w:bottom w:val="single" w:color="BFBFBF" w:sz="4"/>
+              <w:right w:val="single" w:color="BFBFBF" w:sz="4"/>
+            </w:tcBorders>
+            <w:tcMar>
+              <w:top w:type="dxa" w:w="30"/>
+              <w:left w:type="dxa" w:w="70"/>
+              <w:bottom w:type="dxa" w:w="30"/>
+              <w:right w:type="dxa" w:w="70"/>
+            </w:tcMar>
+          </w:tcPr>
+          <w:p>
+            <w:pPr>
+              <w:spacing w:after="0"/>
+            </w:pPr>
+            <w:r>
+              <w:rPr>
+                <w:rFonts w:ascii="Arial" w:cs="Arial" w:eastAsia="Arial" w:hAnsi="Arial"/>
+                <w:b w:val="false"/>
+                <w:bCs w:val="false"/>
+                <w:color w:val="000000"/>
+                <w:sz w:val="16"/>
+                <w:szCs w:val="16"/>
+              </w:rPr>
+              <w:t xml:space="preserve">Identificación y unidad en que se cuenta</w:t>
+            </w:r>
+          </w:p>
+        </w:tc>
+        <w:tc>
+          <w:tcPr>
+            <w:tcW w:type="dxa" w:w="3170"/>
+            <w:tcBorders>
+              <w:top w:val="single" w:color="BFBFBF" w:sz="4"/>
+              <w:left w:val="single" w:color="BFBFBF" w:sz="4"/>
+              <w:bottom w:val="single" w:color="BFBFBF" w:sz="4"/>
+              <w:right w:val="single" w:color="BFBFBF" w:sz="4"/>
+            </w:tcBorders>
+            <w:tcMar>
+              <w:top w:type="dxa" w:w="30"/>
+              <w:left w:type="dxa" w:w="70"/>
+              <w:bottom w:type="dxa" w:w="30"/>
+              <w:right w:type="dxa" w:w="70"/>
+            </w:tcMar>
+          </w:tcPr>
+          <w:p>
+            <w:pPr>
+              <w:spacing w:after="0"/>
+            </w:pPr>
+            <w:r>
+              <w:rPr>
+                <w:rFonts w:ascii="Arial" w:cs="Arial" w:eastAsia="Arial" w:hAnsi="Arial"/>
+                <w:b w:val="false"/>
+                <w:bCs w:val="false"/>
+                <w:color w:val="000000"/>
+                <w:sz w:val="16"/>
+                <w:szCs w:val="16"/>
+              </w:rPr>
+              <w:t xml:space="preserve">Stock_MP, columnas B, C, D y M</w:t>
             </w:r>
           </w:p>
         </w:tc>
@@ -2557,201 +2247,100 @@
         </w:trPr>
         <w:tc>
           <w:tcPr>
-            <w:tcW w:type="dxa" w:w="792"/>
-            <w:tcBorders>
-              <w:top w:val="single" w:color="BFBFBF" w:sz="4"/>
-              <w:left w:val="single" w:color="BFBFBF" w:sz="4"/>
-              <w:bottom w:val="single" w:color="BFBFBF" w:sz="4"/>
-              <w:right w:val="single" w:color="BFBFBF" w:sz="4"/>
-            </w:tcBorders>
-            <w:tcMar>
-              <w:top w:type="dxa" w:w="30"/>
-              <w:left w:type="dxa" w:w="70"/>
-              <w:bottom w:type="dxa" w:w="30"/>
-              <w:right w:type="dxa" w:w="70"/>
-            </w:tcMar>
-          </w:tcPr>
-          <w:p>
-            <w:pPr>
-              <w:spacing w:after="0"/>
-            </w:pPr>
-            <w:r>
-              <w:rPr>
-                <w:rFonts w:ascii="Arial" w:cs="Arial" w:eastAsia="Arial" w:hAnsi="Arial"/>
-                <w:b w:val="false"/>
-                <w:bCs w:val="false"/>
-                <w:color w:val="000000"/>
-                <w:sz w:val="16"/>
-                <w:szCs w:val="16"/>
-              </w:rPr>
-              <w:t xml:space="preserve">CAM-03</w:t>
-            </w:r>
-          </w:p>
-        </w:tc>
-        <w:tc>
-          <w:tcPr>
-            <w:tcW w:type="dxa" w:w="1981"/>
-            <w:tcBorders>
-              <w:top w:val="single" w:color="BFBFBF" w:sz="4"/>
-              <w:left w:val="single" w:color="BFBFBF" w:sz="4"/>
-              <w:bottom w:val="single" w:color="BFBFBF" w:sz="4"/>
-              <w:right w:val="single" w:color="BFBFBF" w:sz="4"/>
-            </w:tcBorders>
-            <w:tcMar>
-              <w:top w:type="dxa" w:w="30"/>
-              <w:left w:type="dxa" w:w="70"/>
-              <w:bottom w:type="dxa" w:w="30"/>
-              <w:right w:type="dxa" w:w="70"/>
-            </w:tcMar>
-          </w:tcPr>
-          <w:p>
-            <w:pPr>
-              <w:spacing w:after="0"/>
-            </w:pPr>
-            <w:r>
-              <w:rPr>
-                <w:rFonts w:ascii="Arial" w:cs="Arial" w:eastAsia="Arial" w:hAnsi="Arial"/>
-                <w:b w:val="false"/>
-                <w:bCs w:val="false"/>
-                <w:color w:val="000000"/>
-                <w:sz w:val="16"/>
-                <w:szCs w:val="16"/>
-              </w:rPr>
-              <w:t xml:space="preserve">Cantilever de caños y barras</w:t>
-            </w:r>
-          </w:p>
-        </w:tc>
-        <w:tc>
-          <w:tcPr>
-            <w:tcW w:type="dxa" w:w="1684"/>
-            <w:tcBorders>
-              <w:top w:val="single" w:color="BFBFBF" w:sz="4"/>
-              <w:left w:val="single" w:color="BFBFBF" w:sz="4"/>
-              <w:bottom w:val="single" w:color="BFBFBF" w:sz="4"/>
-              <w:right w:val="single" w:color="BFBFBF" w:sz="4"/>
-            </w:tcBorders>
-            <w:tcMar>
-              <w:top w:type="dxa" w:w="30"/>
-              <w:left w:type="dxa" w:w="70"/>
-              <w:bottom w:type="dxa" w:w="30"/>
-              <w:right w:type="dxa" w:w="70"/>
-            </w:tcMar>
-          </w:tcPr>
-          <w:p>
-            <w:pPr>
-              <w:spacing w:after="0"/>
-            </w:pPr>
-            <w:r>
-              <w:rPr>
-                <w:rFonts w:ascii="Arial" w:cs="Arial" w:eastAsia="Arial" w:hAnsi="Arial"/>
-                <w:b w:val="false"/>
-                <w:bCs w:val="false"/>
-                <w:color w:val="000000"/>
-                <w:sz w:val="16"/>
-                <w:szCs w:val="16"/>
-              </w:rPr>
-              <w:t xml:space="preserve">Cantilever (fabricación propia)</w:t>
-            </w:r>
-          </w:p>
-        </w:tc>
-        <w:tc>
-          <w:tcPr>
-            <w:tcW w:type="dxa" w:w="693"/>
-            <w:tcBorders>
-              <w:top w:val="single" w:color="BFBFBF" w:sz="4"/>
-              <w:left w:val="single" w:color="BFBFBF" w:sz="4"/>
-              <w:bottom w:val="single" w:color="BFBFBF" w:sz="4"/>
-              <w:right w:val="single" w:color="BFBFBF" w:sz="4"/>
-            </w:tcBorders>
-            <w:tcMar>
-              <w:top w:type="dxa" w:w="30"/>
-              <w:left w:type="dxa" w:w="70"/>
-              <w:bottom w:type="dxa" w:w="30"/>
-              <w:right w:type="dxa" w:w="70"/>
-            </w:tcMar>
-          </w:tcPr>
-          <w:p>
-            <w:pPr>
-              <w:spacing w:after="0"/>
-              <w:jc w:val="right"/>
-            </w:pPr>
-            <w:r>
-              <w:rPr>
-                <w:rFonts w:ascii="Arial" w:cs="Arial" w:eastAsia="Arial" w:hAnsi="Arial"/>
-                <w:b w:val="false"/>
-                <w:bCs w:val="false"/>
-                <w:color w:val="000000"/>
-                <w:sz w:val="16"/>
-                <w:szCs w:val="16"/>
-              </w:rPr>
-              <w:t xml:space="preserve">2</w:t>
-            </w:r>
-          </w:p>
-        </w:tc>
-        <w:tc>
-          <w:tcPr>
-            <w:tcW w:type="dxa" w:w="693"/>
-            <w:tcBorders>
-              <w:top w:val="single" w:color="BFBFBF" w:sz="4"/>
-              <w:left w:val="single" w:color="BFBFBF" w:sz="4"/>
-              <w:bottom w:val="single" w:color="BFBFBF" w:sz="4"/>
-              <w:right w:val="single" w:color="BFBFBF" w:sz="4"/>
-            </w:tcBorders>
-            <w:tcMar>
-              <w:top w:type="dxa" w:w="30"/>
-              <w:left w:type="dxa" w:w="70"/>
-              <w:bottom w:type="dxa" w:w="30"/>
-              <w:right w:type="dxa" w:w="70"/>
-            </w:tcMar>
-          </w:tcPr>
-          <w:p>
-            <w:pPr>
-              <w:spacing w:after="0"/>
-              <w:jc w:val="right"/>
-            </w:pPr>
-            <w:r>
-              <w:rPr>
-                <w:rFonts w:ascii="Arial" w:cs="Arial" w:eastAsia="Arial" w:hAnsi="Arial"/>
-                <w:b w:val="false"/>
-                <w:bCs w:val="false"/>
-                <w:color w:val="000000"/>
-                <w:sz w:val="16"/>
-                <w:szCs w:val="16"/>
-              </w:rPr>
-              <w:t xml:space="preserve">4</w:t>
-            </w:r>
-          </w:p>
-        </w:tc>
-        <w:tc>
-          <w:tcPr>
-            <w:tcW w:type="dxa" w:w="4063"/>
-            <w:tcBorders>
-              <w:top w:val="single" w:color="BFBFBF" w:sz="4"/>
-              <w:left w:val="single" w:color="BFBFBF" w:sz="4"/>
-              <w:bottom w:val="single" w:color="BFBFBF" w:sz="4"/>
-              <w:right w:val="single" w:color="BFBFBF" w:sz="4"/>
-            </w:tcBorders>
-            <w:tcMar>
-              <w:top w:type="dxa" w:w="30"/>
-              <w:left w:type="dxa" w:w="70"/>
-              <w:bottom w:type="dxa" w:w="30"/>
-              <w:right w:type="dxa" w:w="70"/>
-            </w:tcMar>
-          </w:tcPr>
-          <w:p>
-            <w:pPr>
-              <w:spacing w:after="0"/>
-            </w:pPr>
-            <w:r>
-              <w:rPr>
-                <w:rFonts w:ascii="Arial" w:cs="Arial" w:eastAsia="Arial" w:hAnsi="Arial"/>
-                <w:b w:val="false"/>
-                <w:bCs w:val="false"/>
-                <w:color w:val="000000"/>
-                <w:sz w:val="16"/>
-                <w:szCs w:val="16"/>
-              </w:rPr>
-              <w:t xml:space="preserve">Brazo del punto de pedido pintado de rojo: sin atado = pedir.</w:t>
+            <w:tcW w:type="dxa" w:w="2774"/>
+            <w:tcBorders>
+              <w:top w:val="single" w:color="BFBFBF" w:sz="4"/>
+              <w:left w:val="single" w:color="BFBFBF" w:sz="4"/>
+              <w:bottom w:val="single" w:color="BFBFBF" w:sz="4"/>
+              <w:right w:val="single" w:color="BFBFBF" w:sz="4"/>
+            </w:tcBorders>
+            <w:tcMar>
+              <w:top w:type="dxa" w:w="30"/>
+              <w:left w:type="dxa" w:w="70"/>
+              <w:bottom w:type="dxa" w:w="30"/>
+              <w:right w:type="dxa" w:w="70"/>
+            </w:tcMar>
+          </w:tcPr>
+          <w:p>
+            <w:pPr>
+              <w:spacing w:after="0"/>
+            </w:pPr>
+            <w:r>
+              <w:rPr>
+                <w:rFonts w:ascii="Arial" w:cs="Arial" w:eastAsia="Arial" w:hAnsi="Arial"/>
+                <w:b w:val="false"/>
+                <w:bCs w:val="false"/>
+                <w:color w:val="000000"/>
+                <w:sz w:val="16"/>
+                <w:szCs w:val="16"/>
+              </w:rPr>
+              <w:t xml:space="preserve">Seguridad · Punto de pedido · Máximo</w:t>
+            </w:r>
+          </w:p>
+        </w:tc>
+        <w:tc>
+          <w:tcPr>
+            <w:tcW w:type="dxa" w:w="3962"/>
+            <w:tcBorders>
+              <w:top w:val="single" w:color="BFBFBF" w:sz="4"/>
+              <w:left w:val="single" w:color="BFBFBF" w:sz="4"/>
+              <w:bottom w:val="single" w:color="BFBFBF" w:sz="4"/>
+              <w:right w:val="single" w:color="BFBFBF" w:sz="4"/>
+            </w:tcBorders>
+            <w:tcMar>
+              <w:top w:type="dxa" w:w="30"/>
+              <w:left w:type="dxa" w:w="70"/>
+              <w:bottom w:type="dxa" w:w="30"/>
+              <w:right w:type="dxa" w:w="70"/>
+            </w:tcMar>
+          </w:tcPr>
+          <w:p>
+            <w:pPr>
+              <w:spacing w:after="0"/>
+            </w:pPr>
+            <w:r>
+              <w:rPr>
+                <w:rFonts w:ascii="Arial" w:cs="Arial" w:eastAsia="Arial" w:hAnsi="Arial"/>
+                <w:b w:val="false"/>
+                <w:bCs w:val="false"/>
+                <w:color w:val="000000"/>
+                <w:sz w:val="16"/>
+                <w:szCs w:val="16"/>
+              </w:rPr>
+              <w:t xml:space="preserve">Las tres marcas de la tarjeta</w:t>
+            </w:r>
+          </w:p>
+        </w:tc>
+        <w:tc>
+          <w:tcPr>
+            <w:tcW w:type="dxa" w:w="3170"/>
+            <w:tcBorders>
+              <w:top w:val="single" w:color="BFBFBF" w:sz="4"/>
+              <w:left w:val="single" w:color="BFBFBF" w:sz="4"/>
+              <w:bottom w:val="single" w:color="BFBFBF" w:sz="4"/>
+              <w:right w:val="single" w:color="BFBFBF" w:sz="4"/>
+            </w:tcBorders>
+            <w:tcMar>
+              <w:top w:type="dxa" w:w="30"/>
+              <w:left w:type="dxa" w:w="70"/>
+              <w:bottom w:type="dxa" w:w="30"/>
+              <w:right w:type="dxa" w:w="70"/>
+            </w:tcMar>
+          </w:tcPr>
+          <w:p>
+            <w:pPr>
+              <w:spacing w:after="0"/>
+            </w:pPr>
+            <w:r>
+              <w:rPr>
+                <w:rFonts w:ascii="Arial" w:cs="Arial" w:eastAsia="Arial" w:hAnsi="Arial"/>
+                <w:b w:val="false"/>
+                <w:bCs w:val="false"/>
+                <w:color w:val="000000"/>
+                <w:sz w:val="16"/>
+                <w:szCs w:val="16"/>
+              </w:rPr>
+              <w:t xml:space="preserve">Stock_MP L, L + K y S</w:t>
             </w:r>
           </w:p>
         </w:tc>
@@ -2762,201 +2351,100 @@
         </w:trPr>
         <w:tc>
           <w:tcPr>
-            <w:tcW w:type="dxa" w:w="792"/>
-            <w:tcBorders>
-              <w:top w:val="single" w:color="BFBFBF" w:sz="4"/>
-              <w:left w:val="single" w:color="BFBFBF" w:sz="4"/>
-              <w:bottom w:val="single" w:color="BFBFBF" w:sz="4"/>
-              <w:right w:val="single" w:color="BFBFBF" w:sz="4"/>
-            </w:tcBorders>
-            <w:tcMar>
-              <w:top w:type="dxa" w:w="30"/>
-              <w:left w:type="dxa" w:w="70"/>
-              <w:bottom w:type="dxa" w:w="30"/>
-              <w:right w:type="dxa" w:w="70"/>
-            </w:tcMar>
-          </w:tcPr>
-          <w:p>
-            <w:pPr>
-              <w:spacing w:after="0"/>
-            </w:pPr>
-            <w:r>
-              <w:rPr>
-                <w:rFonts w:ascii="Arial" w:cs="Arial" w:eastAsia="Arial" w:hAnsi="Arial"/>
-                <w:b w:val="false"/>
-                <w:bCs w:val="false"/>
-                <w:color w:val="000000"/>
-                <w:sz w:val="16"/>
-                <w:szCs w:val="16"/>
-              </w:rPr>
-              <w:t xml:space="preserve">CAM-04</w:t>
-            </w:r>
-          </w:p>
-        </w:tc>
-        <w:tc>
-          <w:tcPr>
-            <w:tcW w:type="dxa" w:w="1981"/>
-            <w:tcBorders>
-              <w:top w:val="single" w:color="BFBFBF" w:sz="4"/>
-              <w:left w:val="single" w:color="BFBFBF" w:sz="4"/>
-              <w:bottom w:val="single" w:color="BFBFBF" w:sz="4"/>
-              <w:right w:val="single" w:color="BFBFBF" w:sz="4"/>
-            </w:tcBorders>
-            <w:tcMar>
-              <w:top w:type="dxa" w:w="30"/>
-              <w:left w:type="dxa" w:w="70"/>
-              <w:bottom w:type="dxa" w:w="30"/>
-              <w:right w:type="dxa" w:w="70"/>
-            </w:tcMar>
-          </w:tcPr>
-          <w:p>
-            <w:pPr>
-              <w:spacing w:after="0"/>
-            </w:pPr>
-            <w:r>
-              <w:rPr>
-                <w:rFonts w:ascii="Arial" w:cs="Arial" w:eastAsia="Arial" w:hAnsi="Arial"/>
-                <w:b w:val="false"/>
-                <w:bCs w:val="false"/>
-                <w:color w:val="000000"/>
-                <w:sz w:val="16"/>
-                <w:szCs w:val="16"/>
-              </w:rPr>
-              <w:t xml:space="preserve">Depósito de polvo químico</w:t>
-            </w:r>
-          </w:p>
-        </w:tc>
-        <w:tc>
-          <w:tcPr>
-            <w:tcW w:type="dxa" w:w="1684"/>
-            <w:tcBorders>
-              <w:top w:val="single" w:color="BFBFBF" w:sz="4"/>
-              <w:left w:val="single" w:color="BFBFBF" w:sz="4"/>
-              <w:bottom w:val="single" w:color="BFBFBF" w:sz="4"/>
-              <w:right w:val="single" w:color="BFBFBF" w:sz="4"/>
-            </w:tcBorders>
-            <w:tcMar>
-              <w:top w:type="dxa" w:w="30"/>
-              <w:left w:type="dxa" w:w="70"/>
-              <w:bottom w:type="dxa" w:w="30"/>
-              <w:right w:type="dxa" w:w="70"/>
-            </w:tcMar>
-          </w:tcPr>
-          <w:p>
-            <w:pPr>
-              <w:spacing w:after="0"/>
-            </w:pPr>
-            <w:r>
-              <w:rPr>
-                <w:rFonts w:ascii="Arial" w:cs="Arial" w:eastAsia="Arial" w:hAnsi="Arial"/>
-                <w:b w:val="false"/>
-                <w:bCs w:val="false"/>
-                <w:color w:val="000000"/>
-                <w:sz w:val="16"/>
-                <w:szCs w:val="16"/>
-              </w:rPr>
-              <w:t xml:space="preserve">Apilado en bloque</w:t>
-            </w:r>
-          </w:p>
-        </w:tc>
-        <w:tc>
-          <w:tcPr>
-            <w:tcW w:type="dxa" w:w="693"/>
-            <w:tcBorders>
-              <w:top w:val="single" w:color="BFBFBF" w:sz="4"/>
-              <w:left w:val="single" w:color="BFBFBF" w:sz="4"/>
-              <w:bottom w:val="single" w:color="BFBFBF" w:sz="4"/>
-              <w:right w:val="single" w:color="BFBFBF" w:sz="4"/>
-            </w:tcBorders>
-            <w:tcMar>
-              <w:top w:type="dxa" w:w="30"/>
-              <w:left w:type="dxa" w:w="70"/>
-              <w:bottom w:type="dxa" w:w="30"/>
-              <w:right w:type="dxa" w:w="70"/>
-            </w:tcMar>
-          </w:tcPr>
-          <w:p>
-            <w:pPr>
-              <w:spacing w:after="0"/>
-              <w:jc w:val="right"/>
-            </w:pPr>
-            <w:r>
-              <w:rPr>
-                <w:rFonts w:ascii="Arial" w:cs="Arial" w:eastAsia="Arial" w:hAnsi="Arial"/>
-                <w:b w:val="false"/>
-                <w:bCs w:val="false"/>
-                <w:color w:val="000000"/>
-                <w:sz w:val="16"/>
-                <w:szCs w:val="16"/>
-              </w:rPr>
-              <w:t xml:space="preserve">8</w:t>
-            </w:r>
-          </w:p>
-        </w:tc>
-        <w:tc>
-          <w:tcPr>
-            <w:tcW w:type="dxa" w:w="693"/>
-            <w:tcBorders>
-              <w:top w:val="single" w:color="BFBFBF" w:sz="4"/>
-              <w:left w:val="single" w:color="BFBFBF" w:sz="4"/>
-              <w:bottom w:val="single" w:color="BFBFBF" w:sz="4"/>
-              <w:right w:val="single" w:color="BFBFBF" w:sz="4"/>
-            </w:tcBorders>
-            <w:tcMar>
-              <w:top w:type="dxa" w:w="30"/>
-              <w:left w:type="dxa" w:w="70"/>
-              <w:bottom w:type="dxa" w:w="30"/>
-              <w:right w:type="dxa" w:w="70"/>
-            </w:tcMar>
-          </w:tcPr>
-          <w:p>
-            <w:pPr>
-              <w:spacing w:after="0"/>
-              <w:jc w:val="right"/>
-            </w:pPr>
-            <w:r>
-              <w:rPr>
-                <w:rFonts w:ascii="Arial" w:cs="Arial" w:eastAsia="Arial" w:hAnsi="Arial"/>
-                <w:b w:val="false"/>
-                <w:bCs w:val="false"/>
-                <w:color w:val="000000"/>
-                <w:sz w:val="16"/>
-                <w:szCs w:val="16"/>
-              </w:rPr>
-              <w:t xml:space="preserve">5</w:t>
-            </w:r>
-          </w:p>
-        </w:tc>
-        <w:tc>
-          <w:tcPr>
-            <w:tcW w:type="dxa" w:w="4063"/>
-            <w:tcBorders>
-              <w:top w:val="single" w:color="BFBFBF" w:sz="4"/>
-              <w:left w:val="single" w:color="BFBFBF" w:sz="4"/>
-              <w:bottom w:val="single" w:color="BFBFBF" w:sz="4"/>
-              <w:right w:val="single" w:color="BFBFBF" w:sz="4"/>
-            </w:tcBorders>
-            <w:tcMar>
-              <w:top w:type="dxa" w:w="30"/>
-              <w:left w:type="dxa" w:w="70"/>
-              <w:bottom w:type="dxa" w:w="30"/>
-              <w:right w:type="dxa" w:w="70"/>
-            </w:tcMar>
-          </w:tcPr>
-          <w:p>
-            <w:pPr>
-              <w:spacing w:after="0"/>
-            </w:pPr>
-            <w:r>
-              <w:rPr>
-                <w:rFonts w:ascii="Arial" w:cs="Arial" w:eastAsia="Arial" w:hAnsi="Arial"/>
-                <w:b w:val="false"/>
-                <w:bCs w:val="false"/>
-                <w:color w:val="000000"/>
-                <w:sz w:val="16"/>
-                <w:szCs w:val="16"/>
-              </w:rPr>
-              <w:t xml:space="preserve">Franja roja en el poste a la altura del punto de pedido; la cámara mide el alto de la pila.</w:t>
+            <w:tcW w:type="dxa" w:w="2774"/>
+            <w:tcBorders>
+              <w:top w:val="single" w:color="BFBFBF" w:sz="4"/>
+              <w:left w:val="single" w:color="BFBFBF" w:sz="4"/>
+              <w:bottom w:val="single" w:color="BFBFBF" w:sz="4"/>
+              <w:right w:val="single" w:color="BFBFBF" w:sz="4"/>
+            </w:tcBorders>
+            <w:tcMar>
+              <w:top w:type="dxa" w:w="30"/>
+              <w:left w:type="dxa" w:w="70"/>
+              <w:bottom w:type="dxa" w:w="30"/>
+              <w:right w:type="dxa" w:w="70"/>
+            </w:tcMar>
+          </w:tcPr>
+          <w:p>
+            <w:pPr>
+              <w:spacing w:after="0"/>
+            </w:pPr>
+            <w:r>
+              <w:rPr>
+                <w:rFonts w:ascii="Arial" w:cs="Arial" w:eastAsia="Arial" w:hAnsi="Arial"/>
+                <w:b w:val="false"/>
+                <w:bCs w:val="false"/>
+                <w:color w:val="000000"/>
+                <w:sz w:val="16"/>
+                <w:szCs w:val="16"/>
+              </w:rPr>
+              <w:t xml:space="preserve">Stock contado</w:t>
+            </w:r>
+          </w:p>
+        </w:tc>
+        <w:tc>
+          <w:tcPr>
+            <w:tcW w:type="dxa" w:w="3962"/>
+            <w:tcBorders>
+              <w:top w:val="single" w:color="BFBFBF" w:sz="4"/>
+              <w:left w:val="single" w:color="BFBFBF" w:sz="4"/>
+              <w:bottom w:val="single" w:color="BFBFBF" w:sz="4"/>
+              <w:right w:val="single" w:color="BFBFBF" w:sz="4"/>
+            </w:tcBorders>
+            <w:tcMar>
+              <w:top w:type="dxa" w:w="30"/>
+              <w:left w:type="dxa" w:w="70"/>
+              <w:bottom w:type="dxa" w:w="30"/>
+              <w:right w:type="dxa" w:w="70"/>
+            </w:tcMar>
+          </w:tcPr>
+          <w:p>
+            <w:pPr>
+              <w:spacing w:after="0"/>
+            </w:pPr>
+            <w:r>
+              <w:rPr>
+                <w:rFonts w:ascii="Arial" w:cs="Arial" w:eastAsia="Arial" w:hAnsi="Arial"/>
+                <w:b w:val="false"/>
+                <w:bCs w:val="false"/>
+                <w:color w:val="000000"/>
+                <w:sz w:val="16"/>
+                <w:szCs w:val="16"/>
+              </w:rPr>
+              <w:t xml:space="preserve">Lo que anota el almacenero (celda amarilla)</w:t>
+            </w:r>
+          </w:p>
+        </w:tc>
+        <w:tc>
+          <w:tcPr>
+            <w:tcW w:type="dxa" w:w="3170"/>
+            <w:tcBorders>
+              <w:top w:val="single" w:color="BFBFBF" w:sz="4"/>
+              <w:left w:val="single" w:color="BFBFBF" w:sz="4"/>
+              <w:bottom w:val="single" w:color="BFBFBF" w:sz="4"/>
+              <w:right w:val="single" w:color="BFBFBF" w:sz="4"/>
+            </w:tcBorders>
+            <w:tcMar>
+              <w:top w:type="dxa" w:w="30"/>
+              <w:left w:type="dxa" w:w="70"/>
+              <w:bottom w:type="dxa" w:w="30"/>
+              <w:right w:type="dxa" w:w="70"/>
+            </w:tcMar>
+          </w:tcPr>
+          <w:p>
+            <w:pPr>
+              <w:spacing w:after="0"/>
+            </w:pPr>
+            <w:r>
+              <w:rPr>
+                <w:rFonts w:ascii="Arial" w:cs="Arial" w:eastAsia="Arial" w:hAnsi="Arial"/>
+                <w:b w:val="false"/>
+                <w:bCs w:val="false"/>
+                <w:color w:val="000000"/>
+                <w:sz w:val="16"/>
+                <w:szCs w:val="16"/>
+              </w:rPr>
+              <w:t xml:space="preserve">Conteo</w:t>
             </w:r>
           </w:p>
         </w:tc>
@@ -2967,1636 +2455,100 @@
         </w:trPr>
         <w:tc>
           <w:tcPr>
-            <w:tcW w:type="dxa" w:w="792"/>
-            <w:tcBorders>
-              <w:top w:val="single" w:color="BFBFBF" w:sz="4"/>
-              <w:left w:val="single" w:color="BFBFBF" w:sz="4"/>
-              <w:bottom w:val="single" w:color="BFBFBF" w:sz="4"/>
-              <w:right w:val="single" w:color="BFBFBF" w:sz="4"/>
-            </w:tcBorders>
-            <w:tcMar>
-              <w:top w:type="dxa" w:w="30"/>
-              <w:left w:type="dxa" w:w="70"/>
-              <w:bottom w:type="dxa" w:w="30"/>
-              <w:right w:type="dxa" w:w="70"/>
-            </w:tcMar>
-          </w:tcPr>
-          <w:p>
-            <w:pPr>
-              <w:spacing w:after="0"/>
-            </w:pPr>
-            <w:r>
-              <w:rPr>
-                <w:rFonts w:ascii="Arial" w:cs="Arial" w:eastAsia="Arial" w:hAnsi="Arial"/>
-                <w:b w:val="false"/>
-                <w:bCs w:val="false"/>
-                <w:color w:val="000000"/>
-                <w:sz w:val="16"/>
-                <w:szCs w:val="16"/>
-              </w:rPr>
-              <w:t xml:space="preserve">CAM-05</w:t>
-            </w:r>
-          </w:p>
-        </w:tc>
-        <w:tc>
-          <w:tcPr>
-            <w:tcW w:type="dxa" w:w="1981"/>
-            <w:tcBorders>
-              <w:top w:val="single" w:color="BFBFBF" w:sz="4"/>
-              <w:left w:val="single" w:color="BFBFBF" w:sz="4"/>
-              <w:bottom w:val="single" w:color="BFBFBF" w:sz="4"/>
-              <w:right w:val="single" w:color="BFBFBF" w:sz="4"/>
-            </w:tcBorders>
-            <w:tcMar>
-              <w:top w:type="dxa" w:w="30"/>
-              <w:left w:type="dxa" w:w="70"/>
-              <w:bottom w:type="dxa" w:w="30"/>
-              <w:right w:type="dxa" w:w="70"/>
-            </w:tcMar>
-          </w:tcPr>
-          <w:p>
-            <w:pPr>
-              <w:spacing w:after="0"/>
-            </w:pPr>
-            <w:r>
-              <w:rPr>
-                <w:rFonts w:ascii="Arial" w:cs="Arial" w:eastAsia="Arial" w:hAnsi="Arial"/>
-                <w:b w:val="false"/>
-                <w:bCs w:val="false"/>
-                <w:color w:val="000000"/>
-                <w:sz w:val="16"/>
-                <w:szCs w:val="16"/>
-              </w:rPr>
-              <w:t xml:space="preserve">Embalaje</w:t>
-            </w:r>
-          </w:p>
-        </w:tc>
-        <w:tc>
-          <w:tcPr>
-            <w:tcW w:type="dxa" w:w="1684"/>
-            <w:tcBorders>
-              <w:top w:val="single" w:color="BFBFBF" w:sz="4"/>
-              <w:left w:val="single" w:color="BFBFBF" w:sz="4"/>
-              <w:bottom w:val="single" w:color="BFBFBF" w:sz="4"/>
-              <w:right w:val="single" w:color="BFBFBF" w:sz="4"/>
-            </w:tcBorders>
-            <w:tcMar>
-              <w:top w:type="dxa" w:w="30"/>
-              <w:left w:type="dxa" w:w="70"/>
-              <w:bottom w:type="dxa" w:w="30"/>
-              <w:right w:type="dxa" w:w="70"/>
-            </w:tcMar>
-          </w:tcPr>
-          <w:p>
-            <w:pPr>
-              <w:spacing w:after="0"/>
-            </w:pPr>
-            <w:r>
-              <w:rPr>
-                <w:rFonts w:ascii="Arial" w:cs="Arial" w:eastAsia="Arial" w:hAnsi="Arial"/>
-                <w:b w:val="false"/>
-                <w:bCs w:val="false"/>
-                <w:color w:val="000000"/>
-                <w:sz w:val="16"/>
-                <w:szCs w:val="16"/>
-              </w:rPr>
-              <w:t xml:space="preserve">Rack selectivo 500 kg/nivel</w:t>
-            </w:r>
-          </w:p>
-        </w:tc>
-        <w:tc>
-          <w:tcPr>
-            <w:tcW w:type="dxa" w:w="693"/>
-            <w:tcBorders>
-              <w:top w:val="single" w:color="BFBFBF" w:sz="4"/>
-              <w:left w:val="single" w:color="BFBFBF" w:sz="4"/>
-              <w:bottom w:val="single" w:color="BFBFBF" w:sz="4"/>
-              <w:right w:val="single" w:color="BFBFBF" w:sz="4"/>
-            </w:tcBorders>
-            <w:tcMar>
-              <w:top w:type="dxa" w:w="30"/>
-              <w:left w:type="dxa" w:w="70"/>
-              <w:bottom w:type="dxa" w:w="30"/>
-              <w:right w:type="dxa" w:w="70"/>
-            </w:tcMar>
-          </w:tcPr>
-          <w:p>
-            <w:pPr>
-              <w:spacing w:after="0"/>
-              <w:jc w:val="right"/>
-            </w:pPr>
-            <w:r>
-              <w:rPr>
-                <w:rFonts w:ascii="Arial" w:cs="Arial" w:eastAsia="Arial" w:hAnsi="Arial"/>
-                <w:b w:val="false"/>
-                <w:bCs w:val="false"/>
-                <w:color w:val="000000"/>
-                <w:sz w:val="16"/>
-                <w:szCs w:val="16"/>
-              </w:rPr>
-              <w:t xml:space="preserve">27</w:t>
-            </w:r>
-          </w:p>
-        </w:tc>
-        <w:tc>
-          <w:tcPr>
-            <w:tcW w:type="dxa" w:w="693"/>
-            <w:tcBorders>
-              <w:top w:val="single" w:color="BFBFBF" w:sz="4"/>
-              <w:left w:val="single" w:color="BFBFBF" w:sz="4"/>
-              <w:bottom w:val="single" w:color="BFBFBF" w:sz="4"/>
-              <w:right w:val="single" w:color="BFBFBF" w:sz="4"/>
-            </w:tcBorders>
-            <w:tcMar>
-              <w:top w:type="dxa" w:w="30"/>
-              <w:left w:type="dxa" w:w="70"/>
-              <w:bottom w:type="dxa" w:w="30"/>
-              <w:right w:type="dxa" w:w="70"/>
-            </w:tcMar>
-          </w:tcPr>
-          <w:p>
-            <w:pPr>
-              <w:spacing w:after="0"/>
-              <w:jc w:val="right"/>
-            </w:pPr>
-            <w:r>
-              <w:rPr>
-                <w:rFonts w:ascii="Arial" w:cs="Arial" w:eastAsia="Arial" w:hAnsi="Arial"/>
-                <w:b w:val="false"/>
-                <w:bCs w:val="false"/>
-                <w:color w:val="000000"/>
-                <w:sz w:val="16"/>
-                <w:szCs w:val="16"/>
-              </w:rPr>
-              <w:t xml:space="preserve">10</w:t>
-            </w:r>
-          </w:p>
-        </w:tc>
-        <w:tc>
-          <w:tcPr>
-            <w:tcW w:type="dxa" w:w="4063"/>
-            <w:tcBorders>
-              <w:top w:val="single" w:color="BFBFBF" w:sz="4"/>
-              <w:left w:val="single" w:color="BFBFBF" w:sz="4"/>
-              <w:bottom w:val="single" w:color="BFBFBF" w:sz="4"/>
-              <w:right w:val="single" w:color="BFBFBF" w:sz="4"/>
-            </w:tcBorders>
-            <w:tcMar>
-              <w:top w:type="dxa" w:w="30"/>
-              <w:left w:type="dxa" w:w="70"/>
-              <w:bottom w:type="dxa" w:w="30"/>
-              <w:right w:type="dxa" w:w="70"/>
-            </w:tcMar>
-          </w:tcPr>
-          <w:p>
-            <w:pPr>
-              <w:spacing w:after="0"/>
-            </w:pPr>
-            <w:r>
-              <w:rPr>
-                <w:rFonts w:ascii="Arial" w:cs="Arial" w:eastAsia="Arial" w:hAnsi="Arial"/>
-                <w:b w:val="false"/>
-                <w:bCs w:val="false"/>
-                <w:color w:val="000000"/>
-                <w:sz w:val="16"/>
-                <w:szCs w:val="16"/>
-              </w:rPr>
-              <w:t xml:space="preserve">Lugar del punto de pedido demarcado en rojo en el larguero: abajo se usa, arriba se repone; vacío = pedir.</w:t>
-            </w:r>
-          </w:p>
-        </w:tc>
-      </w:tr>
-      <w:tr>
-        <w:trPr>
-          <w:cantSplit/>
-        </w:trPr>
-        <w:tc>
-          <w:tcPr>
-            <w:tcW w:type="dxa" w:w="792"/>
-            <w:tcBorders>
-              <w:top w:val="single" w:color="BFBFBF" w:sz="4"/>
-              <w:left w:val="single" w:color="BFBFBF" w:sz="4"/>
-              <w:bottom w:val="single" w:color="BFBFBF" w:sz="4"/>
-              <w:right w:val="single" w:color="BFBFBF" w:sz="4"/>
-            </w:tcBorders>
-            <w:tcMar>
-              <w:top w:type="dxa" w:w="30"/>
-              <w:left w:type="dxa" w:w="70"/>
-              <w:bottom w:type="dxa" w:w="30"/>
-              <w:right w:type="dxa" w:w="70"/>
-            </w:tcMar>
-          </w:tcPr>
-          <w:p>
-            <w:pPr>
-              <w:spacing w:after="0"/>
-            </w:pPr>
-            <w:r>
-              <w:rPr>
-                <w:rFonts w:ascii="Arial" w:cs="Arial" w:eastAsia="Arial" w:hAnsi="Arial"/>
-                <w:b w:val="false"/>
-                <w:bCs w:val="false"/>
-                <w:color w:val="000000"/>
-                <w:sz w:val="16"/>
-                <w:szCs w:val="16"/>
-              </w:rPr>
-              <w:t xml:space="preserve">CAM-06</w:t>
-            </w:r>
-          </w:p>
-        </w:tc>
-        <w:tc>
-          <w:tcPr>
-            <w:tcW w:type="dxa" w:w="1981"/>
-            <w:tcBorders>
-              <w:top w:val="single" w:color="BFBFBF" w:sz="4"/>
-              <w:left w:val="single" w:color="BFBFBF" w:sz="4"/>
-              <w:bottom w:val="single" w:color="BFBFBF" w:sz="4"/>
-              <w:right w:val="single" w:color="BFBFBF" w:sz="4"/>
-            </w:tcBorders>
-            <w:tcMar>
-              <w:top w:type="dxa" w:w="30"/>
-              <w:left w:type="dxa" w:w="70"/>
-              <w:bottom w:type="dxa" w:w="30"/>
-              <w:right w:type="dxa" w:w="70"/>
-            </w:tcMar>
-          </w:tcPr>
-          <w:p>
-            <w:pPr>
-              <w:spacing w:after="0"/>
-            </w:pPr>
-            <w:r>
-              <w:rPr>
-                <w:rFonts w:ascii="Arial" w:cs="Arial" w:eastAsia="Arial" w:hAnsi="Arial"/>
-                <w:b w:val="false"/>
-                <w:bCs w:val="false"/>
-                <w:color w:val="000000"/>
-                <w:sz w:val="16"/>
-                <w:szCs w:val="16"/>
-              </w:rPr>
-              <w:t xml:space="preserve">Identificación</w:t>
-            </w:r>
-          </w:p>
-        </w:tc>
-        <w:tc>
-          <w:tcPr>
-            <w:tcW w:type="dxa" w:w="1684"/>
-            <w:tcBorders>
-              <w:top w:val="single" w:color="BFBFBF" w:sz="4"/>
-              <w:left w:val="single" w:color="BFBFBF" w:sz="4"/>
-              <w:bottom w:val="single" w:color="BFBFBF" w:sz="4"/>
-              <w:right w:val="single" w:color="BFBFBF" w:sz="4"/>
-            </w:tcBorders>
-            <w:tcMar>
-              <w:top w:type="dxa" w:w="30"/>
-              <w:left w:type="dxa" w:w="70"/>
-              <w:bottom w:type="dxa" w:w="30"/>
-              <w:right w:type="dxa" w:w="70"/>
-            </w:tcMar>
-          </w:tcPr>
-          <w:p>
-            <w:pPr>
-              <w:spacing w:after="0"/>
-            </w:pPr>
-            <w:r>
-              <w:rPr>
-                <w:rFonts w:ascii="Arial" w:cs="Arial" w:eastAsia="Arial" w:hAnsi="Arial"/>
-                <w:b w:val="false"/>
-                <w:bCs w:val="false"/>
-                <w:color w:val="000000"/>
-                <w:sz w:val="16"/>
-                <w:szCs w:val="16"/>
-              </w:rPr>
-              <w:t xml:space="preserve">Estantería liviana</w:t>
-            </w:r>
-          </w:p>
-        </w:tc>
-        <w:tc>
-          <w:tcPr>
-            <w:tcW w:type="dxa" w:w="693"/>
-            <w:tcBorders>
-              <w:top w:val="single" w:color="BFBFBF" w:sz="4"/>
-              <w:left w:val="single" w:color="BFBFBF" w:sz="4"/>
-              <w:bottom w:val="single" w:color="BFBFBF" w:sz="4"/>
-              <w:right w:val="single" w:color="BFBFBF" w:sz="4"/>
-            </w:tcBorders>
-            <w:tcMar>
-              <w:top w:type="dxa" w:w="30"/>
-              <w:left w:type="dxa" w:w="70"/>
-              <w:bottom w:type="dxa" w:w="30"/>
-              <w:right w:type="dxa" w:w="70"/>
-            </w:tcMar>
-          </w:tcPr>
-          <w:p>
-            <w:pPr>
-              <w:spacing w:after="0"/>
-              <w:jc w:val="right"/>
-            </w:pPr>
-            <w:r>
-              <w:rPr>
-                <w:rFonts w:ascii="Arial" w:cs="Arial" w:eastAsia="Arial" w:hAnsi="Arial"/>
-                <w:b w:val="false"/>
-                <w:bCs w:val="false"/>
-                <w:color w:val="000000"/>
-                <w:sz w:val="16"/>
-                <w:szCs w:val="16"/>
-              </w:rPr>
-              <w:t xml:space="preserve">7</w:t>
-            </w:r>
-          </w:p>
-        </w:tc>
-        <w:tc>
-          <w:tcPr>
-            <w:tcW w:type="dxa" w:w="693"/>
-            <w:tcBorders>
-              <w:top w:val="single" w:color="BFBFBF" w:sz="4"/>
-              <w:left w:val="single" w:color="BFBFBF" w:sz="4"/>
-              <w:bottom w:val="single" w:color="BFBFBF" w:sz="4"/>
-              <w:right w:val="single" w:color="BFBFBF" w:sz="4"/>
-            </w:tcBorders>
-            <w:tcMar>
-              <w:top w:type="dxa" w:w="30"/>
-              <w:left w:type="dxa" w:w="70"/>
-              <w:bottom w:type="dxa" w:w="30"/>
-              <w:right w:type="dxa" w:w="70"/>
-            </w:tcMar>
-          </w:tcPr>
-          <w:p>
-            <w:pPr>
-              <w:spacing w:after="0"/>
-              <w:jc w:val="right"/>
-            </w:pPr>
-            <w:r>
-              <w:rPr>
-                <w:rFonts w:ascii="Arial" w:cs="Arial" w:eastAsia="Arial" w:hAnsi="Arial"/>
-                <w:b w:val="false"/>
-                <w:bCs w:val="false"/>
-                <w:color w:val="000000"/>
-                <w:sz w:val="16"/>
-                <w:szCs w:val="16"/>
-              </w:rPr>
-              <w:t xml:space="preserve">16</w:t>
-            </w:r>
-          </w:p>
-        </w:tc>
-        <w:tc>
-          <w:tcPr>
-            <w:tcW w:type="dxa" w:w="4063"/>
-            <w:tcBorders>
-              <w:top w:val="single" w:color="BFBFBF" w:sz="4"/>
-              <w:left w:val="single" w:color="BFBFBF" w:sz="4"/>
-              <w:bottom w:val="single" w:color="BFBFBF" w:sz="4"/>
-              <w:right w:val="single" w:color="BFBFBF" w:sz="4"/>
-            </w:tcBorders>
-            <w:tcMar>
-              <w:top w:type="dxa" w:w="30"/>
-              <w:left w:type="dxa" w:w="70"/>
-              <w:bottom w:type="dxa" w:w="30"/>
-              <w:right w:type="dxa" w:w="70"/>
-            </w:tcMar>
-          </w:tcPr>
-          <w:p>
-            <w:pPr>
-              <w:spacing w:after="0"/>
-            </w:pPr>
-            <w:r>
-              <w:rPr>
-                <w:rFonts w:ascii="Arial" w:cs="Arial" w:eastAsia="Arial" w:hAnsi="Arial"/>
-                <w:b w:val="false"/>
-                <w:bCs w:val="false"/>
-                <w:color w:val="000000"/>
-                <w:sz w:val="16"/>
-                <w:szCs w:val="16"/>
-              </w:rPr>
-              <w:t xml:space="preserve">Doble cajón: al abrir el segundo queda a la vista su tarjeta roja.</w:t>
-            </w:r>
-          </w:p>
-        </w:tc>
-      </w:tr>
-      <w:tr>
-        <w:trPr>
-          <w:cantSplit/>
-        </w:trPr>
-        <w:tc>
-          <w:tcPr>
-            <w:tcW w:type="dxa" w:w="792"/>
-            <w:tcBorders>
-              <w:top w:val="single" w:color="BFBFBF" w:sz="4"/>
-              <w:left w:val="single" w:color="BFBFBF" w:sz="4"/>
-              <w:bottom w:val="single" w:color="BFBFBF" w:sz="4"/>
-              <w:right w:val="single" w:color="BFBFBF" w:sz="4"/>
-            </w:tcBorders>
-            <w:tcMar>
-              <w:top w:type="dxa" w:w="30"/>
-              <w:left w:type="dxa" w:w="70"/>
-              <w:bottom w:type="dxa" w:w="30"/>
-              <w:right w:type="dxa" w:w="70"/>
-            </w:tcMar>
-          </w:tcPr>
-          <w:p>
-            <w:pPr>
-              <w:spacing w:after="0"/>
-            </w:pPr>
-            <w:r>
-              <w:rPr>
-                <w:rFonts w:ascii="Arial" w:cs="Arial" w:eastAsia="Arial" w:hAnsi="Arial"/>
-                <w:b w:val="false"/>
-                <w:bCs w:val="false"/>
-                <w:color w:val="000000"/>
-                <w:sz w:val="16"/>
-                <w:szCs w:val="16"/>
-              </w:rPr>
-              <w:t xml:space="preserve">CAM-07</w:t>
-            </w:r>
-          </w:p>
-        </w:tc>
-        <w:tc>
-          <w:tcPr>
-            <w:tcW w:type="dxa" w:w="1981"/>
-            <w:tcBorders>
-              <w:top w:val="single" w:color="BFBFBF" w:sz="4"/>
-              <w:left w:val="single" w:color="BFBFBF" w:sz="4"/>
-              <w:bottom w:val="single" w:color="BFBFBF" w:sz="4"/>
-              <w:right w:val="single" w:color="BFBFBF" w:sz="4"/>
-            </w:tcBorders>
-            <w:tcMar>
-              <w:top w:type="dxa" w:w="30"/>
-              <w:left w:type="dxa" w:w="70"/>
-              <w:bottom w:type="dxa" w:w="30"/>
-              <w:right w:type="dxa" w:w="70"/>
-            </w:tcMar>
-          </w:tcPr>
-          <w:p>
-            <w:pPr>
-              <w:spacing w:after="0"/>
-            </w:pPr>
-            <w:r>
-              <w:rPr>
-                <w:rFonts w:ascii="Arial" w:cs="Arial" w:eastAsia="Arial" w:hAnsi="Arial"/>
-                <w:b w:val="false"/>
-                <w:bCs w:val="false"/>
-                <w:color w:val="000000"/>
-                <w:sz w:val="16"/>
-                <w:szCs w:val="16"/>
-              </w:rPr>
-              <w:t xml:space="preserve">Insumos de montaje (manuales)</w:t>
-            </w:r>
-          </w:p>
-        </w:tc>
-        <w:tc>
-          <w:tcPr>
-            <w:tcW w:type="dxa" w:w="1684"/>
-            <w:tcBorders>
-              <w:top w:val="single" w:color="BFBFBF" w:sz="4"/>
-              <w:left w:val="single" w:color="BFBFBF" w:sz="4"/>
-              <w:bottom w:val="single" w:color="BFBFBF" w:sz="4"/>
-              <w:right w:val="single" w:color="BFBFBF" w:sz="4"/>
-            </w:tcBorders>
-            <w:tcMar>
-              <w:top w:type="dxa" w:w="30"/>
-              <w:left w:type="dxa" w:w="70"/>
-              <w:bottom w:type="dxa" w:w="30"/>
-              <w:right w:type="dxa" w:w="70"/>
-            </w:tcMar>
-          </w:tcPr>
-          <w:p>
-            <w:pPr>
-              <w:spacing w:after="0"/>
-            </w:pPr>
-            <w:r>
-              <w:rPr>
-                <w:rFonts w:ascii="Arial" w:cs="Arial" w:eastAsia="Arial" w:hAnsi="Arial"/>
-                <w:b w:val="false"/>
-                <w:bCs w:val="false"/>
-                <w:color w:val="000000"/>
-                <w:sz w:val="16"/>
-                <w:szCs w:val="16"/>
-              </w:rPr>
-              <w:t xml:space="preserve">Rack selectivo 1.000 kg/nivel</w:t>
-            </w:r>
-          </w:p>
-        </w:tc>
-        <w:tc>
-          <w:tcPr>
-            <w:tcW w:type="dxa" w:w="693"/>
-            <w:tcBorders>
-              <w:top w:val="single" w:color="BFBFBF" w:sz="4"/>
-              <w:left w:val="single" w:color="BFBFBF" w:sz="4"/>
-              <w:bottom w:val="single" w:color="BFBFBF" w:sz="4"/>
-              <w:right w:val="single" w:color="BFBFBF" w:sz="4"/>
-            </w:tcBorders>
-            <w:tcMar>
-              <w:top w:type="dxa" w:w="30"/>
-              <w:left w:type="dxa" w:w="70"/>
-              <w:bottom w:type="dxa" w:w="30"/>
-              <w:right w:type="dxa" w:w="70"/>
-            </w:tcMar>
-          </w:tcPr>
-          <w:p>
-            <w:pPr>
-              <w:spacing w:after="0"/>
-              <w:jc w:val="right"/>
-            </w:pPr>
-            <w:r>
-              <w:rPr>
-                <w:rFonts w:ascii="Arial" w:cs="Arial" w:eastAsia="Arial" w:hAnsi="Arial"/>
-                <w:b w:val="false"/>
-                <w:bCs w:val="false"/>
-                <w:color w:val="000000"/>
-                <w:sz w:val="16"/>
-                <w:szCs w:val="16"/>
-              </w:rPr>
-              <w:t xml:space="preserve">19</w:t>
-            </w:r>
-          </w:p>
-        </w:tc>
-        <w:tc>
-          <w:tcPr>
-            <w:tcW w:type="dxa" w:w="693"/>
-            <w:tcBorders>
-              <w:top w:val="single" w:color="BFBFBF" w:sz="4"/>
-              <w:left w:val="single" w:color="BFBFBF" w:sz="4"/>
-              <w:bottom w:val="single" w:color="BFBFBF" w:sz="4"/>
-              <w:right w:val="single" w:color="BFBFBF" w:sz="4"/>
-            </w:tcBorders>
-            <w:tcMar>
-              <w:top w:type="dxa" w:w="30"/>
-              <w:left w:type="dxa" w:w="70"/>
-              <w:bottom w:type="dxa" w:w="30"/>
-              <w:right w:type="dxa" w:w="70"/>
-            </w:tcMar>
-          </w:tcPr>
-          <w:p>
-            <w:pPr>
-              <w:spacing w:after="0"/>
-              <w:jc w:val="right"/>
-            </w:pPr>
-            <w:r>
-              <w:rPr>
-                <w:rFonts w:ascii="Arial" w:cs="Arial" w:eastAsia="Arial" w:hAnsi="Arial"/>
-                <w:b w:val="false"/>
-                <w:bCs w:val="false"/>
-                <w:color w:val="000000"/>
-                <w:sz w:val="16"/>
-                <w:szCs w:val="16"/>
-              </w:rPr>
-              <w:t xml:space="preserve">19</w:t>
-            </w:r>
-          </w:p>
-        </w:tc>
-        <w:tc>
-          <w:tcPr>
-            <w:tcW w:type="dxa" w:w="4063"/>
-            <w:tcBorders>
-              <w:top w:val="single" w:color="BFBFBF" w:sz="4"/>
-              <w:left w:val="single" w:color="BFBFBF" w:sz="4"/>
-              <w:bottom w:val="single" w:color="BFBFBF" w:sz="4"/>
-              <w:right w:val="single" w:color="BFBFBF" w:sz="4"/>
-            </w:tcBorders>
-            <w:tcMar>
-              <w:top w:type="dxa" w:w="30"/>
-              <w:left w:type="dxa" w:w="70"/>
-              <w:bottom w:type="dxa" w:w="30"/>
-              <w:right w:type="dxa" w:w="70"/>
-            </w:tcMar>
-          </w:tcPr>
-          <w:p>
-            <w:pPr>
-              <w:spacing w:after="0"/>
-            </w:pPr>
-            <w:r>
-              <w:rPr>
-                <w:rFonts w:ascii="Arial" w:cs="Arial" w:eastAsia="Arial" w:hAnsi="Arial"/>
-                <w:b w:val="false"/>
-                <w:bCs w:val="false"/>
-                <w:color w:val="000000"/>
-                <w:sz w:val="16"/>
-                <w:szCs w:val="16"/>
-              </w:rPr>
-              <w:t xml:space="preserve">Lugar del punto de pedido demarcado en rojo en el larguero: abajo se usa, arriba se repone; vacío = pedir.</w:t>
-            </w:r>
-          </w:p>
-        </w:tc>
-      </w:tr>
-      <w:tr>
-        <w:trPr>
-          <w:cantSplit/>
-        </w:trPr>
-        <w:tc>
-          <w:tcPr>
-            <w:tcW w:type="dxa" w:w="792"/>
-            <w:tcBorders>
-              <w:top w:val="single" w:color="BFBFBF" w:sz="4"/>
-              <w:left w:val="single" w:color="BFBFBF" w:sz="4"/>
-              <w:bottom w:val="single" w:color="BFBFBF" w:sz="4"/>
-              <w:right w:val="single" w:color="BFBFBF" w:sz="4"/>
-            </w:tcBorders>
-            <w:tcMar>
-              <w:top w:type="dxa" w:w="30"/>
-              <w:left w:type="dxa" w:w="70"/>
-              <w:bottom w:type="dxa" w:w="30"/>
-              <w:right w:type="dxa" w:w="70"/>
-            </w:tcMar>
-          </w:tcPr>
-          <w:p>
-            <w:pPr>
-              <w:spacing w:after="0"/>
-            </w:pPr>
-            <w:r>
-              <w:rPr>
-                <w:rFonts w:ascii="Arial" w:cs="Arial" w:eastAsia="Arial" w:hAnsi="Arial"/>
-                <w:b w:val="false"/>
-                <w:bCs w:val="false"/>
-                <w:color w:val="000000"/>
-                <w:sz w:val="16"/>
-                <w:szCs w:val="16"/>
-              </w:rPr>
-              <w:t xml:space="preserve">CAM-08</w:t>
-            </w:r>
-          </w:p>
-        </w:tc>
-        <w:tc>
-          <w:tcPr>
-            <w:tcW w:type="dxa" w:w="1981"/>
-            <w:tcBorders>
-              <w:top w:val="single" w:color="BFBFBF" w:sz="4"/>
-              <w:left w:val="single" w:color="BFBFBF" w:sz="4"/>
-              <w:bottom w:val="single" w:color="BFBFBF" w:sz="4"/>
-              <w:right w:val="single" w:color="BFBFBF" w:sz="4"/>
-            </w:tcBorders>
-            <w:tcMar>
-              <w:top w:type="dxa" w:w="30"/>
-              <w:left w:type="dxa" w:w="70"/>
-              <w:bottom w:type="dxa" w:w="30"/>
-              <w:right w:type="dxa" w:w="70"/>
-            </w:tcMar>
-          </w:tcPr>
-          <w:p>
-            <w:pPr>
-              <w:spacing w:after="0"/>
-            </w:pPr>
-            <w:r>
-              <w:rPr>
-                <w:rFonts w:ascii="Arial" w:cs="Arial" w:eastAsia="Arial" w:hAnsi="Arial"/>
-                <w:b w:val="false"/>
-                <w:bCs w:val="false"/>
-                <w:color w:val="000000"/>
-                <w:sz w:val="16"/>
-                <w:szCs w:val="16"/>
-              </w:rPr>
-              <w:t xml:space="preserve">Insumos de recargas</w:t>
-            </w:r>
-          </w:p>
-        </w:tc>
-        <w:tc>
-          <w:tcPr>
-            <w:tcW w:type="dxa" w:w="1684"/>
-            <w:tcBorders>
-              <w:top w:val="single" w:color="BFBFBF" w:sz="4"/>
-              <w:left w:val="single" w:color="BFBFBF" w:sz="4"/>
-              <w:bottom w:val="single" w:color="BFBFBF" w:sz="4"/>
-              <w:right w:val="single" w:color="BFBFBF" w:sz="4"/>
-            </w:tcBorders>
-            <w:tcMar>
-              <w:top w:type="dxa" w:w="30"/>
-              <w:left w:type="dxa" w:w="70"/>
-              <w:bottom w:type="dxa" w:w="30"/>
-              <w:right w:type="dxa" w:w="70"/>
-            </w:tcMar>
-          </w:tcPr>
-          <w:p>
-            <w:pPr>
-              <w:spacing w:after="0"/>
-            </w:pPr>
-            <w:r>
-              <w:rPr>
-                <w:rFonts w:ascii="Arial" w:cs="Arial" w:eastAsia="Arial" w:hAnsi="Arial"/>
-                <w:b w:val="false"/>
-                <w:bCs w:val="false"/>
-                <w:color w:val="000000"/>
-                <w:sz w:val="16"/>
-                <w:szCs w:val="16"/>
-              </w:rPr>
-              <w:t xml:space="preserve">Rack selectivo 1.000 kg/nivel</w:t>
-            </w:r>
-          </w:p>
-        </w:tc>
-        <w:tc>
-          <w:tcPr>
-            <w:tcW w:type="dxa" w:w="693"/>
-            <w:tcBorders>
-              <w:top w:val="single" w:color="BFBFBF" w:sz="4"/>
-              <w:left w:val="single" w:color="BFBFBF" w:sz="4"/>
-              <w:bottom w:val="single" w:color="BFBFBF" w:sz="4"/>
-              <w:right w:val="single" w:color="BFBFBF" w:sz="4"/>
-            </w:tcBorders>
-            <w:tcMar>
-              <w:top w:type="dxa" w:w="30"/>
-              <w:left w:type="dxa" w:w="70"/>
-              <w:bottom w:type="dxa" w:w="30"/>
-              <w:right w:type="dxa" w:w="70"/>
-            </w:tcMar>
-          </w:tcPr>
-          <w:p>
-            <w:pPr>
-              <w:spacing w:after="0"/>
-              <w:jc w:val="right"/>
-            </w:pPr>
-            <w:r>
-              <w:rPr>
-                <w:rFonts w:ascii="Arial" w:cs="Arial" w:eastAsia="Arial" w:hAnsi="Arial"/>
-                <w:b w:val="false"/>
-                <w:bCs w:val="false"/>
-                <w:color w:val="000000"/>
-                <w:sz w:val="16"/>
-                <w:szCs w:val="16"/>
-              </w:rPr>
-              <w:t xml:space="preserve">7</w:t>
-            </w:r>
-          </w:p>
-        </w:tc>
-        <w:tc>
-          <w:tcPr>
-            <w:tcW w:type="dxa" w:w="693"/>
-            <w:tcBorders>
-              <w:top w:val="single" w:color="BFBFBF" w:sz="4"/>
-              <w:left w:val="single" w:color="BFBFBF" w:sz="4"/>
-              <w:bottom w:val="single" w:color="BFBFBF" w:sz="4"/>
-              <w:right w:val="single" w:color="BFBFBF" w:sz="4"/>
-            </w:tcBorders>
-            <w:tcMar>
-              <w:top w:type="dxa" w:w="30"/>
-              <w:left w:type="dxa" w:w="70"/>
-              <w:bottom w:type="dxa" w:w="30"/>
-              <w:right w:type="dxa" w:w="70"/>
-            </w:tcMar>
-          </w:tcPr>
-          <w:p>
-            <w:pPr>
-              <w:spacing w:after="0"/>
-              <w:jc w:val="right"/>
-            </w:pPr>
-            <w:r>
-              <w:rPr>
-                <w:rFonts w:ascii="Arial" w:cs="Arial" w:eastAsia="Arial" w:hAnsi="Arial"/>
-                <w:b w:val="false"/>
-                <w:bCs w:val="false"/>
-                <w:color w:val="000000"/>
-                <w:sz w:val="16"/>
-                <w:szCs w:val="16"/>
-              </w:rPr>
-              <w:t xml:space="preserve">14</w:t>
-            </w:r>
-          </w:p>
-        </w:tc>
-        <w:tc>
-          <w:tcPr>
-            <w:tcW w:type="dxa" w:w="4063"/>
-            <w:tcBorders>
-              <w:top w:val="single" w:color="BFBFBF" w:sz="4"/>
-              <w:left w:val="single" w:color="BFBFBF" w:sz="4"/>
-              <w:bottom w:val="single" w:color="BFBFBF" w:sz="4"/>
-              <w:right w:val="single" w:color="BFBFBF" w:sz="4"/>
-            </w:tcBorders>
-            <w:tcMar>
-              <w:top w:type="dxa" w:w="30"/>
-              <w:left w:type="dxa" w:w="70"/>
-              <w:bottom w:type="dxa" w:w="30"/>
-              <w:right w:type="dxa" w:w="70"/>
-            </w:tcMar>
-          </w:tcPr>
-          <w:p>
-            <w:pPr>
-              <w:spacing w:after="0"/>
-            </w:pPr>
-            <w:r>
-              <w:rPr>
-                <w:rFonts w:ascii="Arial" w:cs="Arial" w:eastAsia="Arial" w:hAnsi="Arial"/>
-                <w:b w:val="false"/>
-                <w:bCs w:val="false"/>
-                <w:color w:val="000000"/>
-                <w:sz w:val="16"/>
-                <w:szCs w:val="16"/>
-              </w:rPr>
-              <w:t xml:space="preserve">Lugar del punto de pedido demarcado en rojo en el larguero: abajo se usa, arriba se repone; vacío = pedir.</w:t>
-            </w:r>
-          </w:p>
-        </w:tc>
-      </w:tr>
-      <w:tr>
-        <w:trPr>
-          <w:cantSplit/>
-        </w:trPr>
-        <w:tc>
-          <w:tcPr>
-            <w:tcW w:type="dxa" w:w="792"/>
-            <w:tcBorders>
-              <w:top w:val="single" w:color="BFBFBF" w:sz="4"/>
-              <w:left w:val="single" w:color="BFBFBF" w:sz="4"/>
-              <w:bottom w:val="single" w:color="BFBFBF" w:sz="4"/>
-              <w:right w:val="single" w:color="BFBFBF" w:sz="4"/>
-            </w:tcBorders>
-            <w:tcMar>
-              <w:top w:type="dxa" w:w="30"/>
-              <w:left w:type="dxa" w:w="70"/>
-              <w:bottom w:type="dxa" w:w="30"/>
-              <w:right w:type="dxa" w:w="70"/>
-            </w:tcMar>
-          </w:tcPr>
-          <w:p>
-            <w:pPr>
-              <w:spacing w:after="0"/>
-            </w:pPr>
-            <w:r>
-              <w:rPr>
-                <w:rFonts w:ascii="Arial" w:cs="Arial" w:eastAsia="Arial" w:hAnsi="Arial"/>
-                <w:b w:val="false"/>
-                <w:bCs w:val="false"/>
-                <w:color w:val="000000"/>
-                <w:sz w:val="16"/>
-                <w:szCs w:val="16"/>
-              </w:rPr>
-              <w:t xml:space="preserve">CAM-09</w:t>
-            </w:r>
-          </w:p>
-        </w:tc>
-        <w:tc>
-          <w:tcPr>
-            <w:tcW w:type="dxa" w:w="1981"/>
-            <w:tcBorders>
-              <w:top w:val="single" w:color="BFBFBF" w:sz="4"/>
-              <w:left w:val="single" w:color="BFBFBF" w:sz="4"/>
-              <w:bottom w:val="single" w:color="BFBFBF" w:sz="4"/>
-              <w:right w:val="single" w:color="BFBFBF" w:sz="4"/>
-            </w:tcBorders>
-            <w:tcMar>
-              <w:top w:type="dxa" w:w="30"/>
-              <w:left w:type="dxa" w:w="70"/>
-              <w:bottom w:type="dxa" w:w="30"/>
-              <w:right w:type="dxa" w:w="70"/>
-            </w:tcMar>
-          </w:tcPr>
-          <w:p>
-            <w:pPr>
-              <w:spacing w:after="0"/>
-            </w:pPr>
-            <w:r>
-              <w:rPr>
-                <w:rFonts w:ascii="Arial" w:cs="Arial" w:eastAsia="Arial" w:hAnsi="Arial"/>
-                <w:b w:val="false"/>
-                <w:bCs w:val="false"/>
-                <w:color w:val="000000"/>
-                <w:sz w:val="16"/>
-                <w:szCs w:val="16"/>
-              </w:rPr>
-              <w:t xml:space="preserve">Insumos de soldadura y superficie</w:t>
-            </w:r>
-          </w:p>
-        </w:tc>
-        <w:tc>
-          <w:tcPr>
-            <w:tcW w:type="dxa" w:w="1684"/>
-            <w:tcBorders>
-              <w:top w:val="single" w:color="BFBFBF" w:sz="4"/>
-              <w:left w:val="single" w:color="BFBFBF" w:sz="4"/>
-              <w:bottom w:val="single" w:color="BFBFBF" w:sz="4"/>
-              <w:right w:val="single" w:color="BFBFBF" w:sz="4"/>
-            </w:tcBorders>
-            <w:tcMar>
-              <w:top w:type="dxa" w:w="30"/>
-              <w:left w:type="dxa" w:w="70"/>
-              <w:bottom w:type="dxa" w:w="30"/>
-              <w:right w:type="dxa" w:w="70"/>
-            </w:tcMar>
-          </w:tcPr>
-          <w:p>
-            <w:pPr>
-              <w:spacing w:after="0"/>
-            </w:pPr>
-            <w:r>
-              <w:rPr>
-                <w:rFonts w:ascii="Arial" w:cs="Arial" w:eastAsia="Arial" w:hAnsi="Arial"/>
-                <w:b w:val="false"/>
-                <w:bCs w:val="false"/>
-                <w:color w:val="000000"/>
-                <w:sz w:val="16"/>
-                <w:szCs w:val="16"/>
-              </w:rPr>
-              <w:t xml:space="preserve">Rack selectivo 1.000 kg/nivel</w:t>
-            </w:r>
-          </w:p>
-        </w:tc>
-        <w:tc>
-          <w:tcPr>
-            <w:tcW w:type="dxa" w:w="693"/>
-            <w:tcBorders>
-              <w:top w:val="single" w:color="BFBFBF" w:sz="4"/>
-              <w:left w:val="single" w:color="BFBFBF" w:sz="4"/>
-              <w:bottom w:val="single" w:color="BFBFBF" w:sz="4"/>
-              <w:right w:val="single" w:color="BFBFBF" w:sz="4"/>
-            </w:tcBorders>
-            <w:tcMar>
-              <w:top w:type="dxa" w:w="30"/>
-              <w:left w:type="dxa" w:w="70"/>
-              <w:bottom w:type="dxa" w:w="30"/>
-              <w:right w:type="dxa" w:w="70"/>
-            </w:tcMar>
-          </w:tcPr>
-          <w:p>
-            <w:pPr>
-              <w:spacing w:after="0"/>
-              <w:jc w:val="right"/>
-            </w:pPr>
-            <w:r>
-              <w:rPr>
-                <w:rFonts w:ascii="Arial" w:cs="Arial" w:eastAsia="Arial" w:hAnsi="Arial"/>
-                <w:b w:val="false"/>
-                <w:bCs w:val="false"/>
-                <w:color w:val="000000"/>
-                <w:sz w:val="16"/>
-                <w:szCs w:val="16"/>
-              </w:rPr>
-              <w:t xml:space="preserve">5</w:t>
-            </w:r>
-          </w:p>
-        </w:tc>
-        <w:tc>
-          <w:tcPr>
-            <w:tcW w:type="dxa" w:w="693"/>
-            <w:tcBorders>
-              <w:top w:val="single" w:color="BFBFBF" w:sz="4"/>
-              <w:left w:val="single" w:color="BFBFBF" w:sz="4"/>
-              <w:bottom w:val="single" w:color="BFBFBF" w:sz="4"/>
-              <w:right w:val="single" w:color="BFBFBF" w:sz="4"/>
-            </w:tcBorders>
-            <w:tcMar>
-              <w:top w:type="dxa" w:w="30"/>
-              <w:left w:type="dxa" w:w="70"/>
-              <w:bottom w:type="dxa" w:w="30"/>
-              <w:right w:type="dxa" w:w="70"/>
-            </w:tcMar>
-          </w:tcPr>
-          <w:p>
-            <w:pPr>
-              <w:spacing w:after="0"/>
-              <w:jc w:val="right"/>
-            </w:pPr>
-            <w:r>
-              <w:rPr>
-                <w:rFonts w:ascii="Arial" w:cs="Arial" w:eastAsia="Arial" w:hAnsi="Arial"/>
-                <w:b w:val="false"/>
-                <w:bCs w:val="false"/>
-                <w:color w:val="000000"/>
-                <w:sz w:val="16"/>
-                <w:szCs w:val="16"/>
-              </w:rPr>
-              <w:t xml:space="preserve">8</w:t>
-            </w:r>
-          </w:p>
-        </w:tc>
-        <w:tc>
-          <w:tcPr>
-            <w:tcW w:type="dxa" w:w="4063"/>
-            <w:tcBorders>
-              <w:top w:val="single" w:color="BFBFBF" w:sz="4"/>
-              <w:left w:val="single" w:color="BFBFBF" w:sz="4"/>
-              <w:bottom w:val="single" w:color="BFBFBF" w:sz="4"/>
-              <w:right w:val="single" w:color="BFBFBF" w:sz="4"/>
-            </w:tcBorders>
-            <w:tcMar>
-              <w:top w:type="dxa" w:w="30"/>
-              <w:left w:type="dxa" w:w="70"/>
-              <w:bottom w:type="dxa" w:w="30"/>
-              <w:right w:type="dxa" w:w="70"/>
-            </w:tcMar>
-          </w:tcPr>
-          <w:p>
-            <w:pPr>
-              <w:spacing w:after="0"/>
-            </w:pPr>
-            <w:r>
-              <w:rPr>
-                <w:rFonts w:ascii="Arial" w:cs="Arial" w:eastAsia="Arial" w:hAnsi="Arial"/>
-                <w:b w:val="false"/>
-                <w:bCs w:val="false"/>
-                <w:color w:val="000000"/>
-                <w:sz w:val="16"/>
-                <w:szCs w:val="16"/>
-              </w:rPr>
-              <w:t xml:space="preserve">Lugar del punto de pedido demarcado en rojo en el larguero: abajo se usa, arriba se repone; vacío = pedir.</w:t>
-            </w:r>
-          </w:p>
-        </w:tc>
-      </w:tr>
-      <w:tr>
-        <w:trPr>
-          <w:cantSplit/>
-        </w:trPr>
-        <w:tc>
-          <w:tcPr>
-            <w:tcW w:type="dxa" w:w="792"/>
-            <w:tcBorders>
-              <w:top w:val="single" w:color="BFBFBF" w:sz="4"/>
-              <w:left w:val="single" w:color="BFBFBF" w:sz="4"/>
-              <w:bottom w:val="single" w:color="BFBFBF" w:sz="4"/>
-              <w:right w:val="single" w:color="BFBFBF" w:sz="4"/>
-            </w:tcBorders>
-            <w:tcMar>
-              <w:top w:type="dxa" w:w="30"/>
-              <w:left w:type="dxa" w:w="70"/>
-              <w:bottom w:type="dxa" w:w="30"/>
-              <w:right w:type="dxa" w:w="70"/>
-            </w:tcMar>
-          </w:tcPr>
-          <w:p>
-            <w:pPr>
-              <w:spacing w:after="0"/>
-            </w:pPr>
-            <w:r>
-              <w:rPr>
-                <w:rFonts w:ascii="Arial" w:cs="Arial" w:eastAsia="Arial" w:hAnsi="Arial"/>
-                <w:b w:val="false"/>
-                <w:bCs w:val="false"/>
-                <w:color w:val="000000"/>
-                <w:sz w:val="16"/>
-                <w:szCs w:val="16"/>
-              </w:rPr>
-              <w:t xml:space="preserve">CAM-10</w:t>
-            </w:r>
-          </w:p>
-        </w:tc>
-        <w:tc>
-          <w:tcPr>
-            <w:tcW w:type="dxa" w:w="1981"/>
-            <w:tcBorders>
-              <w:top w:val="single" w:color="BFBFBF" w:sz="4"/>
-              <w:left w:val="single" w:color="BFBFBF" w:sz="4"/>
-              <w:bottom w:val="single" w:color="BFBFBF" w:sz="4"/>
-              <w:right w:val="single" w:color="BFBFBF" w:sz="4"/>
-            </w:tcBorders>
-            <w:tcMar>
-              <w:top w:type="dxa" w:w="30"/>
-              <w:left w:type="dxa" w:w="70"/>
-              <w:bottom w:type="dxa" w:w="30"/>
-              <w:right w:type="dxa" w:w="70"/>
-            </w:tcMar>
-          </w:tcPr>
-          <w:p>
-            <w:pPr>
-              <w:spacing w:after="0"/>
-            </w:pPr>
-            <w:r>
-              <w:rPr>
-                <w:rFonts w:ascii="Arial" w:cs="Arial" w:eastAsia="Arial" w:hAnsi="Arial"/>
-                <w:b w:val="false"/>
-                <w:bCs w:val="false"/>
-                <w:color w:val="000000"/>
-                <w:sz w:val="16"/>
-                <w:szCs w:val="16"/>
-              </w:rPr>
-              <w:t xml:space="preserve">Jaula de gases</w:t>
-            </w:r>
-          </w:p>
-        </w:tc>
-        <w:tc>
-          <w:tcPr>
-            <w:tcW w:type="dxa" w:w="1684"/>
-            <w:tcBorders>
-              <w:top w:val="single" w:color="BFBFBF" w:sz="4"/>
-              <w:left w:val="single" w:color="BFBFBF" w:sz="4"/>
-              <w:bottom w:val="single" w:color="BFBFBF" w:sz="4"/>
-              <w:right w:val="single" w:color="BFBFBF" w:sz="4"/>
-            </w:tcBorders>
-            <w:tcMar>
-              <w:top w:type="dxa" w:w="30"/>
-              <w:left w:type="dxa" w:w="70"/>
-              <w:bottom w:type="dxa" w:w="30"/>
-              <w:right w:type="dxa" w:w="70"/>
-            </w:tcMar>
-          </w:tcPr>
-          <w:p>
-            <w:pPr>
-              <w:spacing w:after="0"/>
-            </w:pPr>
-            <w:r>
-              <w:rPr>
-                <w:rFonts w:ascii="Arial" w:cs="Arial" w:eastAsia="Arial" w:hAnsi="Arial"/>
-                <w:b w:val="false"/>
-                <w:bCs w:val="false"/>
-                <w:color w:val="000000"/>
-                <w:sz w:val="16"/>
-                <w:szCs w:val="16"/>
-              </w:rPr>
-              <w:t xml:space="preserve">Jaula exterior ventilada</w:t>
-            </w:r>
-          </w:p>
-        </w:tc>
-        <w:tc>
-          <w:tcPr>
-            <w:tcW w:type="dxa" w:w="693"/>
-            <w:tcBorders>
-              <w:top w:val="single" w:color="BFBFBF" w:sz="4"/>
-              <w:left w:val="single" w:color="BFBFBF" w:sz="4"/>
-              <w:bottom w:val="single" w:color="BFBFBF" w:sz="4"/>
-              <w:right w:val="single" w:color="BFBFBF" w:sz="4"/>
-            </w:tcBorders>
-            <w:tcMar>
-              <w:top w:type="dxa" w:w="30"/>
-              <w:left w:type="dxa" w:w="70"/>
-              <w:bottom w:type="dxa" w:w="30"/>
-              <w:right w:type="dxa" w:w="70"/>
-            </w:tcMar>
-          </w:tcPr>
-          <w:p>
-            <w:pPr>
-              <w:spacing w:after="0"/>
-              <w:jc w:val="right"/>
-            </w:pPr>
-            <w:r>
-              <w:rPr>
-                <w:rFonts w:ascii="Arial" w:cs="Arial" w:eastAsia="Arial" w:hAnsi="Arial"/>
-                <w:b w:val="false"/>
-                <w:bCs w:val="false"/>
-                <w:color w:val="000000"/>
-                <w:sz w:val="16"/>
-                <w:szCs w:val="16"/>
-              </w:rPr>
-              <w:t xml:space="preserve">7</w:t>
-            </w:r>
-          </w:p>
-        </w:tc>
-        <w:tc>
-          <w:tcPr>
-            <w:tcW w:type="dxa" w:w="693"/>
-            <w:tcBorders>
-              <w:top w:val="single" w:color="BFBFBF" w:sz="4"/>
-              <w:left w:val="single" w:color="BFBFBF" w:sz="4"/>
-              <w:bottom w:val="single" w:color="BFBFBF" w:sz="4"/>
-              <w:right w:val="single" w:color="BFBFBF" w:sz="4"/>
-            </w:tcBorders>
-            <w:tcMar>
-              <w:top w:type="dxa" w:w="30"/>
-              <w:left w:type="dxa" w:w="70"/>
-              <w:bottom w:type="dxa" w:w="30"/>
-              <w:right w:type="dxa" w:w="70"/>
-            </w:tcMar>
-          </w:tcPr>
-          <w:p>
-            <w:pPr>
-              <w:spacing w:after="0"/>
-              <w:jc w:val="right"/>
-            </w:pPr>
-            <w:r>
-              <w:rPr>
-                <w:rFonts w:ascii="Arial" w:cs="Arial" w:eastAsia="Arial" w:hAnsi="Arial"/>
-                <w:b w:val="false"/>
-                <w:bCs w:val="false"/>
-                <w:color w:val="000000"/>
-                <w:sz w:val="16"/>
-                <w:szCs w:val="16"/>
-              </w:rPr>
-              <w:t xml:space="preserve">4</w:t>
-            </w:r>
-          </w:p>
-        </w:tc>
-        <w:tc>
-          <w:tcPr>
-            <w:tcW w:type="dxa" w:w="4063"/>
-            <w:tcBorders>
-              <w:top w:val="single" w:color="BFBFBF" w:sz="4"/>
-              <w:left w:val="single" w:color="BFBFBF" w:sz="4"/>
-              <w:bottom w:val="single" w:color="BFBFBF" w:sz="4"/>
-              <w:right w:val="single" w:color="BFBFBF" w:sz="4"/>
-            </w:tcBorders>
-            <w:tcMar>
-              <w:top w:type="dxa" w:w="30"/>
-              <w:left w:type="dxa" w:w="70"/>
-              <w:bottom w:type="dxa" w:w="30"/>
-              <w:right w:type="dxa" w:w="70"/>
-            </w:tcMar>
-          </w:tcPr>
-          <w:p>
-            <w:pPr>
-              <w:spacing w:after="0"/>
-            </w:pPr>
-            <w:r>
-              <w:rPr>
-                <w:rFonts w:ascii="Arial" w:cs="Arial" w:eastAsia="Arial" w:hAnsi="Arial"/>
-                <w:b w:val="false"/>
-                <w:bCs w:val="false"/>
-                <w:color w:val="000000"/>
-                <w:sz w:val="16"/>
-                <w:szCs w:val="16"/>
-              </w:rPr>
-              <w:t xml:space="preserve">Cilindros llenos con capuchón; la cámara cuenta capuchones.</w:t>
-            </w:r>
-          </w:p>
-        </w:tc>
-      </w:tr>
-      <w:tr>
-        <w:trPr>
-          <w:cantSplit/>
-        </w:trPr>
-        <w:tc>
-          <w:tcPr>
-            <w:tcW w:type="dxa" w:w="792"/>
-            <w:tcBorders>
-              <w:top w:val="single" w:color="BFBFBF" w:sz="4"/>
-              <w:left w:val="single" w:color="BFBFBF" w:sz="4"/>
-              <w:bottom w:val="single" w:color="BFBFBF" w:sz="4"/>
-              <w:right w:val="single" w:color="BFBFBF" w:sz="4"/>
-            </w:tcBorders>
-            <w:tcMar>
-              <w:top w:type="dxa" w:w="30"/>
-              <w:left w:type="dxa" w:w="70"/>
-              <w:bottom w:type="dxa" w:w="30"/>
-              <w:right w:type="dxa" w:w="70"/>
-            </w:tcMar>
-          </w:tcPr>
-          <w:p>
-            <w:pPr>
-              <w:spacing w:after="0"/>
-            </w:pPr>
-            <w:r>
-              <w:rPr>
-                <w:rFonts w:ascii="Arial" w:cs="Arial" w:eastAsia="Arial" w:hAnsi="Arial"/>
-                <w:b w:val="false"/>
-                <w:bCs w:val="false"/>
-                <w:color w:val="000000"/>
-                <w:sz w:val="16"/>
-                <w:szCs w:val="16"/>
-              </w:rPr>
-              <w:t xml:space="preserve">CAM-11</w:t>
-            </w:r>
-          </w:p>
-        </w:tc>
-        <w:tc>
-          <w:tcPr>
-            <w:tcW w:type="dxa" w:w="1981"/>
-            <w:tcBorders>
-              <w:top w:val="single" w:color="BFBFBF" w:sz="4"/>
-              <w:left w:val="single" w:color="BFBFBF" w:sz="4"/>
-              <w:bottom w:val="single" w:color="BFBFBF" w:sz="4"/>
-              <w:right w:val="single" w:color="BFBFBF" w:sz="4"/>
-            </w:tcBorders>
-            <w:tcMar>
-              <w:top w:type="dxa" w:w="30"/>
-              <w:left w:type="dxa" w:w="70"/>
-              <w:bottom w:type="dxa" w:w="30"/>
-              <w:right w:type="dxa" w:w="70"/>
-            </w:tcMar>
-          </w:tcPr>
-          <w:p>
-            <w:pPr>
-              <w:spacing w:after="0"/>
-            </w:pPr>
-            <w:r>
-              <w:rPr>
-                <w:rFonts w:ascii="Arial" w:cs="Arial" w:eastAsia="Arial" w:hAnsi="Arial"/>
-                <w:b w:val="false"/>
-                <w:bCs w:val="false"/>
-                <w:color w:val="000000"/>
-                <w:sz w:val="16"/>
-                <w:szCs w:val="16"/>
-              </w:rPr>
-              <w:t xml:space="preserve">Rack de casquetes y cuplas (carros)</w:t>
-            </w:r>
-          </w:p>
-        </w:tc>
-        <w:tc>
-          <w:tcPr>
-            <w:tcW w:type="dxa" w:w="1684"/>
-            <w:tcBorders>
-              <w:top w:val="single" w:color="BFBFBF" w:sz="4"/>
-              <w:left w:val="single" w:color="BFBFBF" w:sz="4"/>
-              <w:bottom w:val="single" w:color="BFBFBF" w:sz="4"/>
-              <w:right w:val="single" w:color="BFBFBF" w:sz="4"/>
-            </w:tcBorders>
-            <w:tcMar>
-              <w:top w:type="dxa" w:w="30"/>
-              <w:left w:type="dxa" w:w="70"/>
-              <w:bottom w:type="dxa" w:w="30"/>
-              <w:right w:type="dxa" w:w="70"/>
-            </w:tcMar>
-          </w:tcPr>
-          <w:p>
-            <w:pPr>
-              <w:spacing w:after="0"/>
-            </w:pPr>
-            <w:r>
-              <w:rPr>
-                <w:rFonts w:ascii="Arial" w:cs="Arial" w:eastAsia="Arial" w:hAnsi="Arial"/>
-                <w:b w:val="false"/>
-                <w:bCs w:val="false"/>
-                <w:color w:val="000000"/>
-                <w:sz w:val="16"/>
-                <w:szCs w:val="16"/>
-              </w:rPr>
-              <w:t xml:space="preserve">Rack selectivo 2.000 kg/nivel</w:t>
-            </w:r>
-          </w:p>
-        </w:tc>
-        <w:tc>
-          <w:tcPr>
-            <w:tcW w:type="dxa" w:w="693"/>
-            <w:tcBorders>
-              <w:top w:val="single" w:color="BFBFBF" w:sz="4"/>
-              <w:left w:val="single" w:color="BFBFBF" w:sz="4"/>
-              <w:bottom w:val="single" w:color="BFBFBF" w:sz="4"/>
-              <w:right w:val="single" w:color="BFBFBF" w:sz="4"/>
-            </w:tcBorders>
-            <w:tcMar>
-              <w:top w:type="dxa" w:w="30"/>
-              <w:left w:type="dxa" w:w="70"/>
-              <w:bottom w:type="dxa" w:w="30"/>
-              <w:right w:type="dxa" w:w="70"/>
-            </w:tcMar>
-          </w:tcPr>
-          <w:p>
-            <w:pPr>
-              <w:spacing w:after="0"/>
-              <w:jc w:val="right"/>
-            </w:pPr>
-            <w:r>
-              <w:rPr>
-                <w:rFonts w:ascii="Arial" w:cs="Arial" w:eastAsia="Arial" w:hAnsi="Arial"/>
-                <w:b w:val="false"/>
-                <w:bCs w:val="false"/>
-                <w:color w:val="000000"/>
-                <w:sz w:val="16"/>
-                <w:szCs w:val="16"/>
-              </w:rPr>
-              <w:t xml:space="preserve">6</w:t>
-            </w:r>
-          </w:p>
-        </w:tc>
-        <w:tc>
-          <w:tcPr>
-            <w:tcW w:type="dxa" w:w="693"/>
-            <w:tcBorders>
-              <w:top w:val="single" w:color="BFBFBF" w:sz="4"/>
-              <w:left w:val="single" w:color="BFBFBF" w:sz="4"/>
-              <w:bottom w:val="single" w:color="BFBFBF" w:sz="4"/>
-              <w:right w:val="single" w:color="BFBFBF" w:sz="4"/>
-            </w:tcBorders>
-            <w:tcMar>
-              <w:top w:type="dxa" w:w="30"/>
-              <w:left w:type="dxa" w:w="70"/>
-              <w:bottom w:type="dxa" w:w="30"/>
-              <w:right w:type="dxa" w:w="70"/>
-            </w:tcMar>
-          </w:tcPr>
-          <w:p>
-            <w:pPr>
-              <w:spacing w:after="0"/>
-              <w:jc w:val="right"/>
-            </w:pPr>
-            <w:r>
-              <w:rPr>
-                <w:rFonts w:ascii="Arial" w:cs="Arial" w:eastAsia="Arial" w:hAnsi="Arial"/>
-                <w:b w:val="false"/>
-                <w:bCs w:val="false"/>
-                <w:color w:val="000000"/>
-                <w:sz w:val="16"/>
-                <w:szCs w:val="16"/>
-              </w:rPr>
-              <w:t xml:space="preserve">5</w:t>
-            </w:r>
-          </w:p>
-        </w:tc>
-        <w:tc>
-          <w:tcPr>
-            <w:tcW w:type="dxa" w:w="4063"/>
-            <w:tcBorders>
-              <w:top w:val="single" w:color="BFBFBF" w:sz="4"/>
-              <w:left w:val="single" w:color="BFBFBF" w:sz="4"/>
-              <w:bottom w:val="single" w:color="BFBFBF" w:sz="4"/>
-              <w:right w:val="single" w:color="BFBFBF" w:sz="4"/>
-            </w:tcBorders>
-            <w:tcMar>
-              <w:top w:type="dxa" w:w="30"/>
-              <w:left w:type="dxa" w:w="70"/>
-              <w:bottom w:type="dxa" w:w="30"/>
-              <w:right w:type="dxa" w:w="70"/>
-            </w:tcMar>
-          </w:tcPr>
-          <w:p>
-            <w:pPr>
-              <w:spacing w:after="0"/>
-            </w:pPr>
-            <w:r>
-              <w:rPr>
-                <w:rFonts w:ascii="Arial" w:cs="Arial" w:eastAsia="Arial" w:hAnsi="Arial"/>
-                <w:b w:val="false"/>
-                <w:bCs w:val="false"/>
-                <w:color w:val="000000"/>
-                <w:sz w:val="16"/>
-                <w:szCs w:val="16"/>
-              </w:rPr>
-              <w:t xml:space="preserve">Lugar del punto de pedido demarcado en rojo en el larguero: abajo se usa, arriba se repone; vacío = pedir.</w:t>
-            </w:r>
-          </w:p>
-        </w:tc>
-      </w:tr>
-      <w:tr>
-        <w:trPr>
-          <w:cantSplit/>
-        </w:trPr>
-        <w:tc>
-          <w:tcPr>
-            <w:tcW w:type="dxa" w:w="792"/>
-            <w:tcBorders>
-              <w:top w:val="single" w:color="BFBFBF" w:sz="4"/>
-              <w:left w:val="single" w:color="BFBFBF" w:sz="4"/>
-              <w:bottom w:val="single" w:color="BFBFBF" w:sz="4"/>
-              <w:right w:val="single" w:color="BFBFBF" w:sz="4"/>
-            </w:tcBorders>
-            <w:tcMar>
-              <w:top w:type="dxa" w:w="30"/>
-              <w:left w:type="dxa" w:w="70"/>
-              <w:bottom w:type="dxa" w:w="30"/>
-              <w:right w:type="dxa" w:w="70"/>
-            </w:tcMar>
-          </w:tcPr>
-          <w:p>
-            <w:pPr>
-              <w:spacing w:after="0"/>
-            </w:pPr>
-            <w:r>
-              <w:rPr>
-                <w:rFonts w:ascii="Arial" w:cs="Arial" w:eastAsia="Arial" w:hAnsi="Arial"/>
-                <w:b w:val="false"/>
-                <w:bCs w:val="false"/>
-                <w:color w:val="000000"/>
-                <w:sz w:val="16"/>
-                <w:szCs w:val="16"/>
-              </w:rPr>
-              <w:t xml:space="preserve">CAM-12</w:t>
-            </w:r>
-          </w:p>
-        </w:tc>
-        <w:tc>
-          <w:tcPr>
-            <w:tcW w:type="dxa" w:w="1981"/>
-            <w:tcBorders>
-              <w:top w:val="single" w:color="BFBFBF" w:sz="4"/>
-              <w:left w:val="single" w:color="BFBFBF" w:sz="4"/>
-              <w:bottom w:val="single" w:color="BFBFBF" w:sz="4"/>
-              <w:right w:val="single" w:color="BFBFBF" w:sz="4"/>
-            </w:tcBorders>
-            <w:tcMar>
-              <w:top w:type="dxa" w:w="30"/>
-              <w:left w:type="dxa" w:w="70"/>
-              <w:bottom w:type="dxa" w:w="30"/>
-              <w:right w:type="dxa" w:w="70"/>
-            </w:tcMar>
-          </w:tcPr>
-          <w:p>
-            <w:pPr>
-              <w:spacing w:after="0"/>
-            </w:pPr>
-            <w:r>
-              <w:rPr>
-                <w:rFonts w:ascii="Arial" w:cs="Arial" w:eastAsia="Arial" w:hAnsi="Arial"/>
-                <w:b w:val="false"/>
-                <w:bCs w:val="false"/>
-                <w:color w:val="000000"/>
-                <w:sz w:val="16"/>
-                <w:szCs w:val="16"/>
-              </w:rPr>
-              <w:t xml:space="preserve">Rack de insumos de montaje (carros)</w:t>
-            </w:r>
-          </w:p>
-        </w:tc>
-        <w:tc>
-          <w:tcPr>
-            <w:tcW w:type="dxa" w:w="1684"/>
-            <w:tcBorders>
-              <w:top w:val="single" w:color="BFBFBF" w:sz="4"/>
-              <w:left w:val="single" w:color="BFBFBF" w:sz="4"/>
-              <w:bottom w:val="single" w:color="BFBFBF" w:sz="4"/>
-              <w:right w:val="single" w:color="BFBFBF" w:sz="4"/>
-            </w:tcBorders>
-            <w:tcMar>
-              <w:top w:type="dxa" w:w="30"/>
-              <w:left w:type="dxa" w:w="70"/>
-              <w:bottom w:type="dxa" w:w="30"/>
-              <w:right w:type="dxa" w:w="70"/>
-            </w:tcMar>
-          </w:tcPr>
-          <w:p>
-            <w:pPr>
-              <w:spacing w:after="0"/>
-            </w:pPr>
-            <w:r>
-              <w:rPr>
-                <w:rFonts w:ascii="Arial" w:cs="Arial" w:eastAsia="Arial" w:hAnsi="Arial"/>
-                <w:b w:val="false"/>
-                <w:bCs w:val="false"/>
-                <w:color w:val="000000"/>
-                <w:sz w:val="16"/>
-                <w:szCs w:val="16"/>
-              </w:rPr>
-              <w:t xml:space="preserve">Rack selectivo 500 kg/nivel</w:t>
-            </w:r>
-          </w:p>
-        </w:tc>
-        <w:tc>
-          <w:tcPr>
-            <w:tcW w:type="dxa" w:w="693"/>
-            <w:tcBorders>
-              <w:top w:val="single" w:color="BFBFBF" w:sz="4"/>
-              <w:left w:val="single" w:color="BFBFBF" w:sz="4"/>
-              <w:bottom w:val="single" w:color="BFBFBF" w:sz="4"/>
-              <w:right w:val="single" w:color="BFBFBF" w:sz="4"/>
-            </w:tcBorders>
-            <w:tcMar>
-              <w:top w:type="dxa" w:w="30"/>
-              <w:left w:type="dxa" w:w="70"/>
-              <w:bottom w:type="dxa" w:w="30"/>
-              <w:right w:type="dxa" w:w="70"/>
-            </w:tcMar>
-          </w:tcPr>
-          <w:p>
-            <w:pPr>
-              <w:spacing w:after="0"/>
-              <w:jc w:val="right"/>
-            </w:pPr>
-            <w:r>
-              <w:rPr>
-                <w:rFonts w:ascii="Arial" w:cs="Arial" w:eastAsia="Arial" w:hAnsi="Arial"/>
-                <w:b w:val="false"/>
-                <w:bCs w:val="false"/>
-                <w:color w:val="000000"/>
-                <w:sz w:val="16"/>
-                <w:szCs w:val="16"/>
-              </w:rPr>
-              <w:t xml:space="preserve">8</w:t>
-            </w:r>
-          </w:p>
-        </w:tc>
-        <w:tc>
-          <w:tcPr>
-            <w:tcW w:type="dxa" w:w="693"/>
-            <w:tcBorders>
-              <w:top w:val="single" w:color="BFBFBF" w:sz="4"/>
-              <w:left w:val="single" w:color="BFBFBF" w:sz="4"/>
-              <w:bottom w:val="single" w:color="BFBFBF" w:sz="4"/>
-              <w:right w:val="single" w:color="BFBFBF" w:sz="4"/>
-            </w:tcBorders>
-            <w:tcMar>
-              <w:top w:type="dxa" w:w="30"/>
-              <w:left w:type="dxa" w:w="70"/>
-              <w:bottom w:type="dxa" w:w="30"/>
-              <w:right w:type="dxa" w:w="70"/>
-            </w:tcMar>
-          </w:tcPr>
-          <w:p>
-            <w:pPr>
-              <w:spacing w:after="0"/>
-              <w:jc w:val="right"/>
-            </w:pPr>
-            <w:r>
-              <w:rPr>
-                <w:rFonts w:ascii="Arial" w:cs="Arial" w:eastAsia="Arial" w:hAnsi="Arial"/>
-                <w:b w:val="false"/>
-                <w:bCs w:val="false"/>
-                <w:color w:val="000000"/>
-                <w:sz w:val="16"/>
-                <w:szCs w:val="16"/>
-              </w:rPr>
-              <w:t xml:space="preserve">17</w:t>
-            </w:r>
-          </w:p>
-        </w:tc>
-        <w:tc>
-          <w:tcPr>
-            <w:tcW w:type="dxa" w:w="4063"/>
-            <w:tcBorders>
-              <w:top w:val="single" w:color="BFBFBF" w:sz="4"/>
-              <w:left w:val="single" w:color="BFBFBF" w:sz="4"/>
-              <w:bottom w:val="single" w:color="BFBFBF" w:sz="4"/>
-              <w:right w:val="single" w:color="BFBFBF" w:sz="4"/>
-            </w:tcBorders>
-            <w:tcMar>
-              <w:top w:type="dxa" w:w="30"/>
-              <w:left w:type="dxa" w:w="70"/>
-              <w:bottom w:type="dxa" w:w="30"/>
-              <w:right w:type="dxa" w:w="70"/>
-            </w:tcMar>
-          </w:tcPr>
-          <w:p>
-            <w:pPr>
-              <w:spacing w:after="0"/>
-            </w:pPr>
-            <w:r>
-              <w:rPr>
-                <w:rFonts w:ascii="Arial" w:cs="Arial" w:eastAsia="Arial" w:hAnsi="Arial"/>
-                <w:b w:val="false"/>
-                <w:bCs w:val="false"/>
-                <w:color w:val="000000"/>
-                <w:sz w:val="16"/>
-                <w:szCs w:val="16"/>
-              </w:rPr>
-              <w:t xml:space="preserve">Lugar del punto de pedido demarcado en rojo en el larguero: abajo se usa, arriba se repone; vacío = pedir.</w:t>
+            <w:tcW w:type="dxa" w:w="2774"/>
+            <w:tcBorders>
+              <w:top w:val="single" w:color="BFBFBF" w:sz="4"/>
+              <w:left w:val="single" w:color="BFBFBF" w:sz="4"/>
+              <w:bottom w:val="single" w:color="BFBFBF" w:sz="4"/>
+              <w:right w:val="single" w:color="BFBFBF" w:sz="4"/>
+            </w:tcBorders>
+            <w:tcMar>
+              <w:top w:type="dxa" w:w="30"/>
+              <w:left w:type="dxa" w:w="70"/>
+              <w:bottom w:type="dxa" w:w="30"/>
+              <w:right w:type="dxa" w:w="70"/>
+            </w:tcMar>
+          </w:tcPr>
+          <w:p>
+            <w:pPr>
+              <w:spacing w:after="0"/>
+            </w:pPr>
+            <w:r>
+              <w:rPr>
+                <w:rFonts w:ascii="Arial" w:cs="Arial" w:eastAsia="Arial" w:hAnsi="Arial"/>
+                <w:b w:val="false"/>
+                <w:bCs w:val="false"/>
+                <w:color w:val="000000"/>
+                <w:sz w:val="16"/>
+                <w:szCs w:val="16"/>
+              </w:rPr>
+              <w:t xml:space="preserve">Estado</w:t>
+            </w:r>
+          </w:p>
+        </w:tc>
+        <w:tc>
+          <w:tcPr>
+            <w:tcW w:type="dxa" w:w="3962"/>
+            <w:tcBorders>
+              <w:top w:val="single" w:color="BFBFBF" w:sz="4"/>
+              <w:left w:val="single" w:color="BFBFBF" w:sz="4"/>
+              <w:bottom w:val="single" w:color="BFBFBF" w:sz="4"/>
+              <w:right w:val="single" w:color="BFBFBF" w:sz="4"/>
+            </w:tcBorders>
+            <w:tcMar>
+              <w:top w:type="dxa" w:w="30"/>
+              <w:left w:type="dxa" w:w="70"/>
+              <w:bottom w:type="dxa" w:w="30"/>
+              <w:right w:type="dxa" w:w="70"/>
+            </w:tcMar>
+          </w:tcPr>
+          <w:p>
+            <w:pPr>
+              <w:spacing w:after="0"/>
+            </w:pPr>
+            <w:r>
+              <w:rPr>
+                <w:rFonts w:ascii="Arial" w:cs="Arial" w:eastAsia="Arial" w:hAnsi="Arial"/>
+                <w:b w:val="false"/>
+                <w:bCs w:val="false"/>
+                <w:color w:val="000000"/>
+                <w:sz w:val="16"/>
+                <w:szCs w:val="16"/>
+              </w:rPr>
+              <w:t xml:space="preserve">BAJO SEGURIDAD, PEDIR u OK (fórmula)</w:t>
+            </w:r>
+          </w:p>
+        </w:tc>
+        <w:tc>
+          <w:tcPr>
+            <w:tcW w:type="dxa" w:w="3170"/>
+            <w:tcBorders>
+              <w:top w:val="single" w:color="BFBFBF" w:sz="4"/>
+              <w:left w:val="single" w:color="BFBFBF" w:sz="4"/>
+              <w:bottom w:val="single" w:color="BFBFBF" w:sz="4"/>
+              <w:right w:val="single" w:color="BFBFBF" w:sz="4"/>
+            </w:tcBorders>
+            <w:tcMar>
+              <w:top w:type="dxa" w:w="30"/>
+              <w:left w:type="dxa" w:w="70"/>
+              <w:bottom w:type="dxa" w:w="30"/>
+              <w:right w:type="dxa" w:w="70"/>
+            </w:tcMar>
+          </w:tcPr>
+          <w:p>
+            <w:pPr>
+              <w:spacing w:after="0"/>
+            </w:pPr>
+            <w:r>
+              <w:rPr>
+                <w:rFonts w:ascii="Arial" w:cs="Arial" w:eastAsia="Arial" w:hAnsi="Arial"/>
+                <w:b w:val="false"/>
+                <w:bCs w:val="false"/>
+                <w:color w:val="000000"/>
+                <w:sz w:val="16"/>
+                <w:szCs w:val="16"/>
+              </w:rPr>
+              <w:t xml:space="preserve">Contra seguridad y punto de pedido</w:t>
             </w:r>
           </w:p>
         </w:tc>
@@ -4606,6 +2558,36 @@
       <w:pPr>
         <w:spacing w:after="120"/>
       </w:pPr>
+    </w:p>
+    <w:p>
+      <w:pPr>
+        <w:pStyle w:val="ListParagraph"/>
+        <w:numPr>
+          <w:ilvl w:val="0"/>
+          <w:numId w:val="2"/>
+        </w:numPr>
+        <w:spacing w:after="40" w:before="0" w:line="276"/>
+      </w:pPr>
+      <w:r>
+        <w:rPr>
+          <w:rFonts w:ascii="Arial" w:cs="Arial" w:eastAsia="Arial" w:hAnsi="Arial"/>
+          <w:b/>
+          <w:bCs/>
+          <w:color w:val="000000"/>
+          <w:sz w:val="19"/>
+          <w:szCs w:val="19"/>
+        </w:rPr>
+        <w:t xml:space="preserve">Cuándo se cuenta.</w:t>
+      </w:r>
+      <w:r>
+        <w:rPr>
+          <w:rFonts w:ascii="Arial" w:cs="Arial" w:eastAsia="Arial" w:hAnsi="Arial"/>
+          <w:color w:val="000000"/>
+          <w:sz w:val="19"/>
+          <w:szCs w:val="19"/>
+        </w:rPr>
+        <w:t xml:space="preserve"> En cada revisión periódica del proveedor (Word de MP, sección 9) y siempre que un retiro deje una tarjeta cerca del punto de pedido. Entre conteos, los retiros a la línea y las recepciones (FAB-01, REC-01) mueven la tarjeta solos. La frecuencia por almacén queda como criterio a ajustar con el uso.</w:t>
+      </w:r>
     </w:p>
     <w:p>
       <w:pPr>
@@ -4616,7 +2598,7 @@
       <w:r>
         <w:drawing>
           <wp:inline distT="0" distB="0" distL="0" distR="0">
-            <wp:extent cx="5762625" cy="3600450"/>
+            <wp:extent cx="5400675" cy="3371850"/>
             <wp:effectExtent t="0" r="0" b="0" l="0"/>
             <wp:docPr id="5" name="" descr="" title=""/>
             <wp:cNvGraphicFramePr>
@@ -4641,7 +2623,7 @@
                   <pic:spPr bwMode="auto">
                     <a:xfrm>
                       <a:off x="0" y="0"/>
-                      <a:ext cx="5762625" cy="3600450"/>
+                      <a:ext cx="5400675" cy="3371850"/>
                     </a:xfrm>
                     <a:prstGeom prst="rect">
                       <a:avLst/>
@@ -4666,7 +2648,23 @@
           <w:sz w:val="16"/>
           <w:szCs w:val="16"/>
         </w:rPr>
-        <w:t xml:space="preserve">Figura 5. Vista de cámaras: una columna por código, relleno = stock leído, línea blanca = punto de pedido, roja punteada = seguridad. Las que están en el punto titilan.</w:t>
+        <w:t xml:space="preserve">Figura 5. Carga de la planilla: vista previa con el stock anterior, lo contado y el estado en que queda cada código.</w:t>
+      </w:r>
+    </w:p>
+    <w:p>
+      <w:pPr>
+        <w:pStyle w:val="Heading2"/>
+        <w:keepNext/>
+        <w:spacing w:after="80" w:before="180" w:line="276"/>
+      </w:pPr>
+      <w:r>
+        <w:rPr>
+          <w:rFonts w:ascii="Arial" w:cs="Arial" w:eastAsia="Arial" w:hAnsi="Arial"/>
+          <w:color w:val="000000"/>
+          <w:sz w:val="19"/>
+          <w:szCs w:val="19"/>
+        </w:rPr>
+        <w:t xml:space="preserve">2.2 Lugares del almacén</w:t>
       </w:r>
     </w:p>
     <w:p>
@@ -4680,7 +2678,3046 @@
           <w:sz w:val="19"/>
           <w:szCs w:val="19"/>
         </w:rPr>
-        <w:t xml:space="preserve">Mientras no estén las cámaras, la misma pantalla se carga a mano («Registrar lectura»). La lectura queda con su fuente (cámara o conteo) y su hora.</w:t>
+        <w:t xml:space="preserve">La pestaña «Almacén MP» dibuja cada almacén con sus lugares reales (MP-FLAMA2035 › Almacenes, columna E) y el código que vive en cada uno, porque «cada código tiene su lugar fijo y su etiqueta en el larguero» (Word de MP, sección 8). Los racks se dibujan por módulo, con 2 pallets por nivel, piso y 2 largueros (sección 8); el de flejes con 4 alturas (sección 6.2). Las pilas de chapa, el polvo, el cantilever, la estantería de identificación y la jaula de gases, como lugares en fila.</w:t>
+      </w:r>
+    </w:p>
+    <w:p>
+      <w:pPr>
+        <w:pStyle w:val="ListParagraph"/>
+        <w:numPr>
+          <w:ilvl w:val="0"/>
+          <w:numId w:val="2"/>
+        </w:numPr>
+        <w:spacing w:after="40" w:before="0" w:line="276"/>
+      </w:pPr>
+      <w:r>
+        <w:rPr>
+          <w:rFonts w:ascii="Arial" w:cs="Arial" w:eastAsia="Arial" w:hAnsi="Arial"/>
+          <w:b/>
+          <w:bCs/>
+          <w:color w:val="000000"/>
+          <w:sz w:val="19"/>
+          <w:szCs w:val="19"/>
+        </w:rPr>
+        <w:t xml:space="preserve">Reparto (criterio).</w:t>
+      </w:r>
+      <w:r>
+        <w:rPr>
+          <w:rFonts w:ascii="Arial" w:cs="Arial" w:eastAsia="Arial" w:hAnsi="Arial"/>
+          <w:color w:val="000000"/>
+          <w:sz w:val="19"/>
+          <w:szCs w:val="19"/>
+        </w:rPr>
+        <w:t xml:space="preserve"> Cada código ocupa los lugares enteros de su columna U de Stock_MP (cuánto ocupa su stock máximo); los restos de varios códigos comparten un lugar, de mayor a menor, en el primero donde entran. En los racks, los lugares de un mismo código quedan apilados en la misma columna: abajo el que se usa, arriba la reposición. En insumos de recargas no alcanza con lugares enteros (6,98 lugares de stock en 7) y los códigos se ubican de corrido.</w:t>
+      </w:r>
+    </w:p>
+    <w:tbl>
+      <w:tblPr>
+        <w:tblW w:type="dxa" w:w="9906"/>
+        <w:tblBorders>
+          <w:top w:val="single" w:color="auto" w:sz="4"/>
+          <w:left w:val="single" w:color="auto" w:sz="4"/>
+          <w:bottom w:val="single" w:color="auto" w:sz="4"/>
+          <w:right w:val="single" w:color="auto" w:sz="4"/>
+          <w:insideH w:val="single" w:color="auto" w:sz="4"/>
+          <w:insideV w:val="single" w:color="auto" w:sz="4"/>
+        </w:tblBorders>
+      </w:tblPr>
+      <w:tblGrid>
+        <w:gridCol w:w="2774"/>
+        <w:gridCol w:w="2972"/>
+        <w:gridCol w:w="991"/>
+        <w:gridCol w:w="1090"/>
+        <w:gridCol w:w="991"/>
+        <w:gridCol w:w="1088"/>
+      </w:tblGrid>
+      <w:tr>
+        <w:trPr>
+          <w:cantSplit/>
+          <w:tblHeader/>
+        </w:trPr>
+        <w:tc>
+          <w:tcPr>
+            <w:tcW w:type="dxa" w:w="2774"/>
+            <w:tcBorders>
+              <w:top w:val="single" w:color="BFBFBF" w:sz="4"/>
+              <w:left w:val="single" w:color="BFBFBF" w:sz="4"/>
+              <w:bottom w:val="single" w:color="BFBFBF" w:sz="4"/>
+              <w:right w:val="single" w:color="BFBFBF" w:sz="4"/>
+            </w:tcBorders>
+            <w:shd w:fill="000000" w:color="auto" w:val="clear"/>
+            <w:tcMar>
+              <w:top w:type="dxa" w:w="30"/>
+              <w:left w:type="dxa" w:w="70"/>
+              <w:bottom w:type="dxa" w:w="30"/>
+              <w:right w:type="dxa" w:w="70"/>
+            </w:tcMar>
+          </w:tcPr>
+          <w:p>
+            <w:pPr>
+              <w:spacing w:after="0"/>
+              <w:jc w:val="center"/>
+            </w:pPr>
+            <w:r>
+              <w:rPr>
+                <w:rFonts w:ascii="Arial" w:cs="Arial" w:eastAsia="Arial" w:hAnsi="Arial"/>
+                <w:b/>
+                <w:bCs/>
+                <w:color w:val="FFFFFF"/>
+                <w:sz w:val="16"/>
+                <w:szCs w:val="16"/>
+              </w:rPr>
+              <w:t xml:space="preserve">Almacén</w:t>
+            </w:r>
+          </w:p>
+        </w:tc>
+        <w:tc>
+          <w:tcPr>
+            <w:tcW w:type="dxa" w:w="2972"/>
+            <w:tcBorders>
+              <w:top w:val="single" w:color="BFBFBF" w:sz="4"/>
+              <w:left w:val="single" w:color="BFBFBF" w:sz="4"/>
+              <w:bottom w:val="single" w:color="BFBFBF" w:sz="4"/>
+              <w:right w:val="single" w:color="BFBFBF" w:sz="4"/>
+            </w:tcBorders>
+            <w:shd w:fill="000000" w:color="auto" w:val="clear"/>
+            <w:tcMar>
+              <w:top w:type="dxa" w:w="30"/>
+              <w:left w:type="dxa" w:w="70"/>
+              <w:bottom w:type="dxa" w:w="30"/>
+              <w:right w:type="dxa" w:w="70"/>
+            </w:tcMar>
+          </w:tcPr>
+          <w:p>
+            <w:pPr>
+              <w:spacing w:after="0"/>
+              <w:jc w:val="center"/>
+            </w:pPr>
+            <w:r>
+              <w:rPr>
+                <w:rFonts w:ascii="Arial" w:cs="Arial" w:eastAsia="Arial" w:hAnsi="Arial"/>
+                <w:b/>
+                <w:bCs/>
+                <w:color w:val="FFFFFF"/>
+                <w:sz w:val="16"/>
+                <w:szCs w:val="16"/>
+              </w:rPr>
+              <w:t xml:space="preserve">Estantería</w:t>
+            </w:r>
+          </w:p>
+        </w:tc>
+        <w:tc>
+          <w:tcPr>
+            <w:tcW w:type="dxa" w:w="991"/>
+            <w:tcBorders>
+              <w:top w:val="single" w:color="BFBFBF" w:sz="4"/>
+              <w:left w:val="single" w:color="BFBFBF" w:sz="4"/>
+              <w:bottom w:val="single" w:color="BFBFBF" w:sz="4"/>
+              <w:right w:val="single" w:color="BFBFBF" w:sz="4"/>
+            </w:tcBorders>
+            <w:shd w:fill="000000" w:color="auto" w:val="clear"/>
+            <w:tcMar>
+              <w:top w:type="dxa" w:w="30"/>
+              <w:left w:type="dxa" w:w="70"/>
+              <w:bottom w:type="dxa" w:w="30"/>
+              <w:right w:type="dxa" w:w="70"/>
+            </w:tcMar>
+          </w:tcPr>
+          <w:p>
+            <w:pPr>
+              <w:spacing w:after="0"/>
+              <w:jc w:val="center"/>
+            </w:pPr>
+            <w:r>
+              <w:rPr>
+                <w:rFonts w:ascii="Arial" w:cs="Arial" w:eastAsia="Arial" w:hAnsi="Arial"/>
+                <w:b/>
+                <w:bCs/>
+                <w:color w:val="FFFFFF"/>
+                <w:sz w:val="16"/>
+                <w:szCs w:val="16"/>
+              </w:rPr>
+              <w:t xml:space="preserve">Lugares</w:t>
+            </w:r>
+          </w:p>
+        </w:tc>
+        <w:tc>
+          <w:tcPr>
+            <w:tcW w:type="dxa" w:w="1090"/>
+            <w:tcBorders>
+              <w:top w:val="single" w:color="BFBFBF" w:sz="4"/>
+              <w:left w:val="single" w:color="BFBFBF" w:sz="4"/>
+              <w:bottom w:val="single" w:color="BFBFBF" w:sz="4"/>
+              <w:right w:val="single" w:color="BFBFBF" w:sz="4"/>
+            </w:tcBorders>
+            <w:shd w:fill="000000" w:color="auto" w:val="clear"/>
+            <w:tcMar>
+              <w:top w:type="dxa" w:w="30"/>
+              <w:left w:type="dxa" w:w="70"/>
+              <w:bottom w:type="dxa" w:w="30"/>
+              <w:right w:type="dxa" w:w="70"/>
+            </w:tcMar>
+          </w:tcPr>
+          <w:p>
+            <w:pPr>
+              <w:spacing w:after="0"/>
+              <w:jc w:val="center"/>
+            </w:pPr>
+            <w:r>
+              <w:rPr>
+                <w:rFonts w:ascii="Arial" w:cs="Arial" w:eastAsia="Arial" w:hAnsi="Arial"/>
+                <w:b/>
+                <w:bCs/>
+                <w:color w:val="FFFFFF"/>
+                <w:sz w:val="16"/>
+                <w:szCs w:val="16"/>
+              </w:rPr>
+              <w:t xml:space="preserve">Suma de U</w:t>
+            </w:r>
+          </w:p>
+        </w:tc>
+        <w:tc>
+          <w:tcPr>
+            <w:tcW w:type="dxa" w:w="991"/>
+            <w:tcBorders>
+              <w:top w:val="single" w:color="BFBFBF" w:sz="4"/>
+              <w:left w:val="single" w:color="BFBFBF" w:sz="4"/>
+              <w:bottom w:val="single" w:color="BFBFBF" w:sz="4"/>
+              <w:right w:val="single" w:color="BFBFBF" w:sz="4"/>
+            </w:tcBorders>
+            <w:shd w:fill="000000" w:color="auto" w:val="clear"/>
+            <w:tcMar>
+              <w:top w:type="dxa" w:w="30"/>
+              <w:left w:type="dxa" w:w="70"/>
+              <w:bottom w:type="dxa" w:w="30"/>
+              <w:right w:type="dxa" w:w="70"/>
+            </w:tcMar>
+          </w:tcPr>
+          <w:p>
+            <w:pPr>
+              <w:spacing w:after="0"/>
+              <w:jc w:val="center"/>
+            </w:pPr>
+            <w:r>
+              <w:rPr>
+                <w:rFonts w:ascii="Arial" w:cs="Arial" w:eastAsia="Arial" w:hAnsi="Arial"/>
+                <w:b/>
+                <w:bCs/>
+                <w:color w:val="FFFFFF"/>
+                <w:sz w:val="16"/>
+                <w:szCs w:val="16"/>
+              </w:rPr>
+              <w:t xml:space="preserve">Códigos</w:t>
+            </w:r>
+          </w:p>
+        </w:tc>
+        <w:tc>
+          <w:tcPr>
+            <w:tcW w:type="dxa" w:w="1088"/>
+            <w:tcBorders>
+              <w:top w:val="single" w:color="BFBFBF" w:sz="4"/>
+              <w:left w:val="single" w:color="BFBFBF" w:sz="4"/>
+              <w:bottom w:val="single" w:color="BFBFBF" w:sz="4"/>
+              <w:right w:val="single" w:color="BFBFBF" w:sz="4"/>
+            </w:tcBorders>
+            <w:shd w:fill="000000" w:color="auto" w:val="clear"/>
+            <w:tcMar>
+              <w:top w:type="dxa" w:w="30"/>
+              <w:left w:type="dxa" w:w="70"/>
+              <w:bottom w:type="dxa" w:w="30"/>
+              <w:right w:type="dxa" w:w="70"/>
+            </w:tcMar>
+          </w:tcPr>
+          <w:p>
+            <w:pPr>
+              <w:spacing w:after="0"/>
+              <w:jc w:val="center"/>
+            </w:pPr>
+            <w:r>
+              <w:rPr>
+                <w:rFonts w:ascii="Arial" w:cs="Arial" w:eastAsia="Arial" w:hAnsi="Arial"/>
+                <w:b/>
+                <w:bCs/>
+                <w:color w:val="FFFFFF"/>
+                <w:sz w:val="16"/>
+                <w:szCs w:val="16"/>
+              </w:rPr>
+              <w:t xml:space="preserve">Libres</w:t>
+            </w:r>
+          </w:p>
+        </w:tc>
+      </w:tr>
+      <w:tr>
+        <w:trPr>
+          <w:cantSplit/>
+        </w:trPr>
+        <w:tc>
+          <w:tcPr>
+            <w:tcW w:type="dxa" w:w="2774"/>
+            <w:tcBorders>
+              <w:top w:val="single" w:color="BFBFBF" w:sz="4"/>
+              <w:left w:val="single" w:color="BFBFBF" w:sz="4"/>
+              <w:bottom w:val="single" w:color="BFBFBF" w:sz="4"/>
+              <w:right w:val="single" w:color="BFBFBF" w:sz="4"/>
+            </w:tcBorders>
+            <w:tcMar>
+              <w:top w:type="dxa" w:w="30"/>
+              <w:left w:type="dxa" w:w="70"/>
+              <w:bottom w:type="dxa" w:w="30"/>
+              <w:right w:type="dxa" w:w="70"/>
+            </w:tcMar>
+          </w:tcPr>
+          <w:p>
+            <w:pPr>
+              <w:spacing w:after="0"/>
+            </w:pPr>
+            <w:r>
+              <w:rPr>
+                <w:rFonts w:ascii="Arial" w:cs="Arial" w:eastAsia="Arial" w:hAnsi="Arial"/>
+                <w:b w:val="false"/>
+                <w:bCs w:val="false"/>
+                <w:color w:val="000000"/>
+                <w:sz w:val="16"/>
+                <w:szCs w:val="16"/>
+              </w:rPr>
+              <w:t xml:space="preserve">Chapa (pilas en el piso)</w:t>
+            </w:r>
+          </w:p>
+        </w:tc>
+        <w:tc>
+          <w:tcPr>
+            <w:tcW w:type="dxa" w:w="2972"/>
+            <w:tcBorders>
+              <w:top w:val="single" w:color="BFBFBF" w:sz="4"/>
+              <w:left w:val="single" w:color="BFBFBF" w:sz="4"/>
+              <w:bottom w:val="single" w:color="BFBFBF" w:sz="4"/>
+              <w:right w:val="single" w:color="BFBFBF" w:sz="4"/>
+            </w:tcBorders>
+            <w:tcMar>
+              <w:top w:type="dxa" w:w="30"/>
+              <w:left w:type="dxa" w:w="70"/>
+              <w:bottom w:type="dxa" w:w="30"/>
+              <w:right w:type="dxa" w:w="70"/>
+            </w:tcMar>
+          </w:tcPr>
+          <w:p>
+            <w:pPr>
+              <w:spacing w:after="0"/>
+            </w:pPr>
+            <w:r>
+              <w:rPr>
+                <w:rFonts w:ascii="Arial" w:cs="Arial" w:eastAsia="Arial" w:hAnsi="Arial"/>
+                <w:b w:val="false"/>
+                <w:bCs w:val="false"/>
+                <w:color w:val="000000"/>
+                <w:sz w:val="16"/>
+                <w:szCs w:val="16"/>
+              </w:rPr>
+              <w:t xml:space="preserve">Apilado en bloque</w:t>
+            </w:r>
+          </w:p>
+        </w:tc>
+        <w:tc>
+          <w:tcPr>
+            <w:tcW w:type="dxa" w:w="991"/>
+            <w:tcBorders>
+              <w:top w:val="single" w:color="BFBFBF" w:sz="4"/>
+              <w:left w:val="single" w:color="BFBFBF" w:sz="4"/>
+              <w:bottom w:val="single" w:color="BFBFBF" w:sz="4"/>
+              <w:right w:val="single" w:color="BFBFBF" w:sz="4"/>
+            </w:tcBorders>
+            <w:tcMar>
+              <w:top w:type="dxa" w:w="30"/>
+              <w:left w:type="dxa" w:w="70"/>
+              <w:bottom w:type="dxa" w:w="30"/>
+              <w:right w:type="dxa" w:w="70"/>
+            </w:tcMar>
+          </w:tcPr>
+          <w:p>
+            <w:pPr>
+              <w:spacing w:after="0"/>
+              <w:jc w:val="right"/>
+            </w:pPr>
+            <w:r>
+              <w:rPr>
+                <w:rFonts w:ascii="Arial" w:cs="Arial" w:eastAsia="Arial" w:hAnsi="Arial"/>
+                <w:b w:val="false"/>
+                <w:bCs w:val="false"/>
+                <w:color w:val="000000"/>
+                <w:sz w:val="16"/>
+                <w:szCs w:val="16"/>
+              </w:rPr>
+              <w:t xml:space="preserve">7</w:t>
+            </w:r>
+          </w:p>
+        </w:tc>
+        <w:tc>
+          <w:tcPr>
+            <w:tcW w:type="dxa" w:w="1090"/>
+            <w:tcBorders>
+              <w:top w:val="single" w:color="BFBFBF" w:sz="4"/>
+              <w:left w:val="single" w:color="BFBFBF" w:sz="4"/>
+              <w:bottom w:val="single" w:color="BFBFBF" w:sz="4"/>
+              <w:right w:val="single" w:color="BFBFBF" w:sz="4"/>
+            </w:tcBorders>
+            <w:tcMar>
+              <w:top w:type="dxa" w:w="30"/>
+              <w:left w:type="dxa" w:w="70"/>
+              <w:bottom w:type="dxa" w:w="30"/>
+              <w:right w:type="dxa" w:w="70"/>
+            </w:tcMar>
+          </w:tcPr>
+          <w:p>
+            <w:pPr>
+              <w:spacing w:after="0"/>
+              <w:jc w:val="right"/>
+            </w:pPr>
+            <w:r>
+              <w:rPr>
+                <w:rFonts w:ascii="Arial" w:cs="Arial" w:eastAsia="Arial" w:hAnsi="Arial"/>
+                <w:b w:val="false"/>
+                <w:bCs w:val="false"/>
+                <w:color w:val="000000"/>
+                <w:sz w:val="16"/>
+                <w:szCs w:val="16"/>
+              </w:rPr>
+              <w:t xml:space="preserve">7,00</w:t>
+            </w:r>
+          </w:p>
+        </w:tc>
+        <w:tc>
+          <w:tcPr>
+            <w:tcW w:type="dxa" w:w="991"/>
+            <w:tcBorders>
+              <w:top w:val="single" w:color="BFBFBF" w:sz="4"/>
+              <w:left w:val="single" w:color="BFBFBF" w:sz="4"/>
+              <w:bottom w:val="single" w:color="BFBFBF" w:sz="4"/>
+              <w:right w:val="single" w:color="BFBFBF" w:sz="4"/>
+            </w:tcBorders>
+            <w:tcMar>
+              <w:top w:type="dxa" w:w="30"/>
+              <w:left w:type="dxa" w:w="70"/>
+              <w:bottom w:type="dxa" w:w="30"/>
+              <w:right w:type="dxa" w:w="70"/>
+            </w:tcMar>
+          </w:tcPr>
+          <w:p>
+            <w:pPr>
+              <w:spacing w:after="0"/>
+              <w:jc w:val="right"/>
+            </w:pPr>
+            <w:r>
+              <w:rPr>
+                <w:rFonts w:ascii="Arial" w:cs="Arial" w:eastAsia="Arial" w:hAnsi="Arial"/>
+                <w:b w:val="false"/>
+                <w:bCs w:val="false"/>
+                <w:color w:val="000000"/>
+                <w:sz w:val="16"/>
+                <w:szCs w:val="16"/>
+              </w:rPr>
+              <w:t xml:space="preserve">6</w:t>
+            </w:r>
+          </w:p>
+        </w:tc>
+        <w:tc>
+          <w:tcPr>
+            <w:tcW w:type="dxa" w:w="1088"/>
+            <w:tcBorders>
+              <w:top w:val="single" w:color="BFBFBF" w:sz="4"/>
+              <w:left w:val="single" w:color="BFBFBF" w:sz="4"/>
+              <w:bottom w:val="single" w:color="BFBFBF" w:sz="4"/>
+              <w:right w:val="single" w:color="BFBFBF" w:sz="4"/>
+            </w:tcBorders>
+            <w:tcMar>
+              <w:top w:type="dxa" w:w="30"/>
+              <w:left w:type="dxa" w:w="70"/>
+              <w:bottom w:type="dxa" w:w="30"/>
+              <w:right w:type="dxa" w:w="70"/>
+            </w:tcMar>
+          </w:tcPr>
+          <w:p>
+            <w:pPr>
+              <w:spacing w:after="0"/>
+              <w:jc w:val="right"/>
+            </w:pPr>
+            <w:r>
+              <w:rPr>
+                <w:rFonts w:ascii="Arial" w:cs="Arial" w:eastAsia="Arial" w:hAnsi="Arial"/>
+                <w:b w:val="false"/>
+                <w:bCs w:val="false"/>
+                <w:color w:val="000000"/>
+                <w:sz w:val="16"/>
+                <w:szCs w:val="16"/>
+              </w:rPr>
+              <w:t xml:space="preserve">0</w:t>
+            </w:r>
+          </w:p>
+        </w:tc>
+      </w:tr>
+      <w:tr>
+        <w:trPr>
+          <w:cantSplit/>
+        </w:trPr>
+        <w:tc>
+          <w:tcPr>
+            <w:tcW w:type="dxa" w:w="2774"/>
+            <w:tcBorders>
+              <w:top w:val="single" w:color="BFBFBF" w:sz="4"/>
+              <w:left w:val="single" w:color="BFBFBF" w:sz="4"/>
+              <w:bottom w:val="single" w:color="BFBFBF" w:sz="4"/>
+              <w:right w:val="single" w:color="BFBFBF" w:sz="4"/>
+            </w:tcBorders>
+            <w:tcMar>
+              <w:top w:type="dxa" w:w="30"/>
+              <w:left w:type="dxa" w:w="70"/>
+              <w:bottom w:type="dxa" w:w="30"/>
+              <w:right w:type="dxa" w:w="70"/>
+            </w:tcMar>
+          </w:tcPr>
+          <w:p>
+            <w:pPr>
+              <w:spacing w:after="0"/>
+            </w:pPr>
+            <w:r>
+              <w:rPr>
+                <w:rFonts w:ascii="Arial" w:cs="Arial" w:eastAsia="Arial" w:hAnsi="Arial"/>
+                <w:b w:val="false"/>
+                <w:bCs w:val="false"/>
+                <w:color w:val="000000"/>
+                <w:sz w:val="16"/>
+                <w:szCs w:val="16"/>
+              </w:rPr>
+              <w:t xml:space="preserve">Flejes (rack + volteador)</w:t>
+            </w:r>
+          </w:p>
+        </w:tc>
+        <w:tc>
+          <w:tcPr>
+            <w:tcW w:type="dxa" w:w="2972"/>
+            <w:tcBorders>
+              <w:top w:val="single" w:color="BFBFBF" w:sz="4"/>
+              <w:left w:val="single" w:color="BFBFBF" w:sz="4"/>
+              <w:bottom w:val="single" w:color="BFBFBF" w:sz="4"/>
+              <w:right w:val="single" w:color="BFBFBF" w:sz="4"/>
+            </w:tcBorders>
+            <w:tcMar>
+              <w:top w:type="dxa" w:w="30"/>
+              <w:left w:type="dxa" w:w="70"/>
+              <w:bottom w:type="dxa" w:w="30"/>
+              <w:right w:type="dxa" w:w="70"/>
+            </w:tcMar>
+          </w:tcPr>
+          <w:p>
+            <w:pPr>
+              <w:spacing w:after="0"/>
+            </w:pPr>
+            <w:r>
+              <w:rPr>
+                <w:rFonts w:ascii="Arial" w:cs="Arial" w:eastAsia="Arial" w:hAnsi="Arial"/>
+                <w:b w:val="false"/>
+                <w:bCs w:val="false"/>
+                <w:color w:val="000000"/>
+                <w:sz w:val="16"/>
+                <w:szCs w:val="16"/>
+              </w:rPr>
+              <w:t xml:space="preserve">Rack selectivo 2.000 kg/nivel</w:t>
+            </w:r>
+          </w:p>
+        </w:tc>
+        <w:tc>
+          <w:tcPr>
+            <w:tcW w:type="dxa" w:w="991"/>
+            <w:tcBorders>
+              <w:top w:val="single" w:color="BFBFBF" w:sz="4"/>
+              <w:left w:val="single" w:color="BFBFBF" w:sz="4"/>
+              <w:bottom w:val="single" w:color="BFBFBF" w:sz="4"/>
+              <w:right w:val="single" w:color="BFBFBF" w:sz="4"/>
+            </w:tcBorders>
+            <w:tcMar>
+              <w:top w:type="dxa" w:w="30"/>
+              <w:left w:type="dxa" w:w="70"/>
+              <w:bottom w:type="dxa" w:w="30"/>
+              <w:right w:type="dxa" w:w="70"/>
+            </w:tcMar>
+          </w:tcPr>
+          <w:p>
+            <w:pPr>
+              <w:spacing w:after="0"/>
+              <w:jc w:val="right"/>
+            </w:pPr>
+            <w:r>
+              <w:rPr>
+                <w:rFonts w:ascii="Arial" w:cs="Arial" w:eastAsia="Arial" w:hAnsi="Arial"/>
+                <w:b w:val="false"/>
+                <w:bCs w:val="false"/>
+                <w:color w:val="000000"/>
+                <w:sz w:val="16"/>
+                <w:szCs w:val="16"/>
+              </w:rPr>
+              <w:t xml:space="preserve">16</w:t>
+            </w:r>
+          </w:p>
+        </w:tc>
+        <w:tc>
+          <w:tcPr>
+            <w:tcW w:type="dxa" w:w="1090"/>
+            <w:tcBorders>
+              <w:top w:val="single" w:color="BFBFBF" w:sz="4"/>
+              <w:left w:val="single" w:color="BFBFBF" w:sz="4"/>
+              <w:bottom w:val="single" w:color="BFBFBF" w:sz="4"/>
+              <w:right w:val="single" w:color="BFBFBF" w:sz="4"/>
+            </w:tcBorders>
+            <w:tcMar>
+              <w:top w:type="dxa" w:w="30"/>
+              <w:left w:type="dxa" w:w="70"/>
+              <w:bottom w:type="dxa" w:w="30"/>
+              <w:right w:type="dxa" w:w="70"/>
+            </w:tcMar>
+          </w:tcPr>
+          <w:p>
+            <w:pPr>
+              <w:spacing w:after="0"/>
+              <w:jc w:val="right"/>
+            </w:pPr>
+            <w:r>
+              <w:rPr>
+                <w:rFonts w:ascii="Arial" w:cs="Arial" w:eastAsia="Arial" w:hAnsi="Arial"/>
+                <w:b w:val="false"/>
+                <w:bCs w:val="false"/>
+                <w:color w:val="000000"/>
+                <w:sz w:val="16"/>
+                <w:szCs w:val="16"/>
+              </w:rPr>
+              <w:t xml:space="preserve">14,00</w:t>
+            </w:r>
+          </w:p>
+        </w:tc>
+        <w:tc>
+          <w:tcPr>
+            <w:tcW w:type="dxa" w:w="991"/>
+            <w:tcBorders>
+              <w:top w:val="single" w:color="BFBFBF" w:sz="4"/>
+              <w:left w:val="single" w:color="BFBFBF" w:sz="4"/>
+              <w:bottom w:val="single" w:color="BFBFBF" w:sz="4"/>
+              <w:right w:val="single" w:color="BFBFBF" w:sz="4"/>
+            </w:tcBorders>
+            <w:tcMar>
+              <w:top w:type="dxa" w:w="30"/>
+              <w:left w:type="dxa" w:w="70"/>
+              <w:bottom w:type="dxa" w:w="30"/>
+              <w:right w:type="dxa" w:w="70"/>
+            </w:tcMar>
+          </w:tcPr>
+          <w:p>
+            <w:pPr>
+              <w:spacing w:after="0"/>
+              <w:jc w:val="right"/>
+            </w:pPr>
+            <w:r>
+              <w:rPr>
+                <w:rFonts w:ascii="Arial" w:cs="Arial" w:eastAsia="Arial" w:hAnsi="Arial"/>
+                <w:b w:val="false"/>
+                <w:bCs w:val="false"/>
+                <w:color w:val="000000"/>
+                <w:sz w:val="16"/>
+                <w:szCs w:val="16"/>
+              </w:rPr>
+              <w:t xml:space="preserve">8</w:t>
+            </w:r>
+          </w:p>
+        </w:tc>
+        <w:tc>
+          <w:tcPr>
+            <w:tcW w:type="dxa" w:w="1088"/>
+            <w:tcBorders>
+              <w:top w:val="single" w:color="BFBFBF" w:sz="4"/>
+              <w:left w:val="single" w:color="BFBFBF" w:sz="4"/>
+              <w:bottom w:val="single" w:color="BFBFBF" w:sz="4"/>
+              <w:right w:val="single" w:color="BFBFBF" w:sz="4"/>
+            </w:tcBorders>
+            <w:tcMar>
+              <w:top w:type="dxa" w:w="30"/>
+              <w:left w:type="dxa" w:w="70"/>
+              <w:bottom w:type="dxa" w:w="30"/>
+              <w:right w:type="dxa" w:w="70"/>
+            </w:tcMar>
+          </w:tcPr>
+          <w:p>
+            <w:pPr>
+              <w:spacing w:after="0"/>
+              <w:jc w:val="right"/>
+            </w:pPr>
+            <w:r>
+              <w:rPr>
+                <w:rFonts w:ascii="Arial" w:cs="Arial" w:eastAsia="Arial" w:hAnsi="Arial"/>
+                <w:b w:val="false"/>
+                <w:bCs w:val="false"/>
+                <w:color w:val="000000"/>
+                <w:sz w:val="16"/>
+                <w:szCs w:val="16"/>
+              </w:rPr>
+              <w:t xml:space="preserve">2</w:t>
+            </w:r>
+          </w:p>
+        </w:tc>
+      </w:tr>
+      <w:tr>
+        <w:trPr>
+          <w:cantSplit/>
+        </w:trPr>
+        <w:tc>
+          <w:tcPr>
+            <w:tcW w:type="dxa" w:w="2774"/>
+            <w:tcBorders>
+              <w:top w:val="single" w:color="BFBFBF" w:sz="4"/>
+              <w:left w:val="single" w:color="BFBFBF" w:sz="4"/>
+              <w:bottom w:val="single" w:color="BFBFBF" w:sz="4"/>
+              <w:right w:val="single" w:color="BFBFBF" w:sz="4"/>
+            </w:tcBorders>
+            <w:tcMar>
+              <w:top w:type="dxa" w:w="30"/>
+              <w:left w:type="dxa" w:w="70"/>
+              <w:bottom w:type="dxa" w:w="30"/>
+              <w:right w:type="dxa" w:w="70"/>
+            </w:tcMar>
+          </w:tcPr>
+          <w:p>
+            <w:pPr>
+              <w:spacing w:after="0"/>
+            </w:pPr>
+            <w:r>
+              <w:rPr>
+                <w:rFonts w:ascii="Arial" w:cs="Arial" w:eastAsia="Arial" w:hAnsi="Arial"/>
+                <w:b w:val="false"/>
+                <w:bCs w:val="false"/>
+                <w:color w:val="000000"/>
+                <w:sz w:val="16"/>
+                <w:szCs w:val="16"/>
+              </w:rPr>
+              <w:t xml:space="preserve">Cantilever de caños y barras</w:t>
+            </w:r>
+          </w:p>
+        </w:tc>
+        <w:tc>
+          <w:tcPr>
+            <w:tcW w:type="dxa" w:w="2972"/>
+            <w:tcBorders>
+              <w:top w:val="single" w:color="BFBFBF" w:sz="4"/>
+              <w:left w:val="single" w:color="BFBFBF" w:sz="4"/>
+              <w:bottom w:val="single" w:color="BFBFBF" w:sz="4"/>
+              <w:right w:val="single" w:color="BFBFBF" w:sz="4"/>
+            </w:tcBorders>
+            <w:tcMar>
+              <w:top w:type="dxa" w:w="30"/>
+              <w:left w:type="dxa" w:w="70"/>
+              <w:bottom w:type="dxa" w:w="30"/>
+              <w:right w:type="dxa" w:w="70"/>
+            </w:tcMar>
+          </w:tcPr>
+          <w:p>
+            <w:pPr>
+              <w:spacing w:after="0"/>
+            </w:pPr>
+            <w:r>
+              <w:rPr>
+                <w:rFonts w:ascii="Arial" w:cs="Arial" w:eastAsia="Arial" w:hAnsi="Arial"/>
+                <w:b w:val="false"/>
+                <w:bCs w:val="false"/>
+                <w:color w:val="000000"/>
+                <w:sz w:val="16"/>
+                <w:szCs w:val="16"/>
+              </w:rPr>
+              <w:t xml:space="preserve">Cantilever (fabricación propia)</w:t>
+            </w:r>
+          </w:p>
+        </w:tc>
+        <w:tc>
+          <w:tcPr>
+            <w:tcW w:type="dxa" w:w="991"/>
+            <w:tcBorders>
+              <w:top w:val="single" w:color="BFBFBF" w:sz="4"/>
+              <w:left w:val="single" w:color="BFBFBF" w:sz="4"/>
+              <w:bottom w:val="single" w:color="BFBFBF" w:sz="4"/>
+              <w:right w:val="single" w:color="BFBFBF" w:sz="4"/>
+            </w:tcBorders>
+            <w:tcMar>
+              <w:top w:type="dxa" w:w="30"/>
+              <w:left w:type="dxa" w:w="70"/>
+              <w:bottom w:type="dxa" w:w="30"/>
+              <w:right w:type="dxa" w:w="70"/>
+            </w:tcMar>
+          </w:tcPr>
+          <w:p>
+            <w:pPr>
+              <w:spacing w:after="0"/>
+              <w:jc w:val="right"/>
+            </w:pPr>
+            <w:r>
+              <w:rPr>
+                <w:rFonts w:ascii="Arial" w:cs="Arial" w:eastAsia="Arial" w:hAnsi="Arial"/>
+                <w:b w:val="false"/>
+                <w:bCs w:val="false"/>
+                <w:color w:val="000000"/>
+                <w:sz w:val="16"/>
+                <w:szCs w:val="16"/>
+              </w:rPr>
+              <w:t xml:space="preserve">2</w:t>
+            </w:r>
+          </w:p>
+        </w:tc>
+        <w:tc>
+          <w:tcPr>
+            <w:tcW w:type="dxa" w:w="1090"/>
+            <w:tcBorders>
+              <w:top w:val="single" w:color="BFBFBF" w:sz="4"/>
+              <w:left w:val="single" w:color="BFBFBF" w:sz="4"/>
+              <w:bottom w:val="single" w:color="BFBFBF" w:sz="4"/>
+              <w:right w:val="single" w:color="BFBFBF" w:sz="4"/>
+            </w:tcBorders>
+            <w:tcMar>
+              <w:top w:type="dxa" w:w="30"/>
+              <w:left w:type="dxa" w:w="70"/>
+              <w:bottom w:type="dxa" w:w="30"/>
+              <w:right w:type="dxa" w:w="70"/>
+            </w:tcMar>
+          </w:tcPr>
+          <w:p>
+            <w:pPr>
+              <w:spacing w:after="0"/>
+              <w:jc w:val="right"/>
+            </w:pPr>
+            <w:r>
+              <w:rPr>
+                <w:rFonts w:ascii="Arial" w:cs="Arial" w:eastAsia="Arial" w:hAnsi="Arial"/>
+                <w:b w:val="false"/>
+                <w:bCs w:val="false"/>
+                <w:color w:val="000000"/>
+                <w:sz w:val="16"/>
+                <w:szCs w:val="16"/>
+              </w:rPr>
+              <w:t xml:space="preserve">1,25</w:t>
+            </w:r>
+          </w:p>
+        </w:tc>
+        <w:tc>
+          <w:tcPr>
+            <w:tcW w:type="dxa" w:w="991"/>
+            <w:tcBorders>
+              <w:top w:val="single" w:color="BFBFBF" w:sz="4"/>
+              <w:left w:val="single" w:color="BFBFBF" w:sz="4"/>
+              <w:bottom w:val="single" w:color="BFBFBF" w:sz="4"/>
+              <w:right w:val="single" w:color="BFBFBF" w:sz="4"/>
+            </w:tcBorders>
+            <w:tcMar>
+              <w:top w:type="dxa" w:w="30"/>
+              <w:left w:type="dxa" w:w="70"/>
+              <w:bottom w:type="dxa" w:w="30"/>
+              <w:right w:type="dxa" w:w="70"/>
+            </w:tcMar>
+          </w:tcPr>
+          <w:p>
+            <w:pPr>
+              <w:spacing w:after="0"/>
+              <w:jc w:val="right"/>
+            </w:pPr>
+            <w:r>
+              <w:rPr>
+                <w:rFonts w:ascii="Arial" w:cs="Arial" w:eastAsia="Arial" w:hAnsi="Arial"/>
+                <w:b w:val="false"/>
+                <w:bCs w:val="false"/>
+                <w:color w:val="000000"/>
+                <w:sz w:val="16"/>
+                <w:szCs w:val="16"/>
+              </w:rPr>
+              <w:t xml:space="preserve">4</w:t>
+            </w:r>
+          </w:p>
+        </w:tc>
+        <w:tc>
+          <w:tcPr>
+            <w:tcW w:type="dxa" w:w="1088"/>
+            <w:tcBorders>
+              <w:top w:val="single" w:color="BFBFBF" w:sz="4"/>
+              <w:left w:val="single" w:color="BFBFBF" w:sz="4"/>
+              <w:bottom w:val="single" w:color="BFBFBF" w:sz="4"/>
+              <w:right w:val="single" w:color="BFBFBF" w:sz="4"/>
+            </w:tcBorders>
+            <w:tcMar>
+              <w:top w:type="dxa" w:w="30"/>
+              <w:left w:type="dxa" w:w="70"/>
+              <w:bottom w:type="dxa" w:w="30"/>
+              <w:right w:type="dxa" w:w="70"/>
+            </w:tcMar>
+          </w:tcPr>
+          <w:p>
+            <w:pPr>
+              <w:spacing w:after="0"/>
+              <w:jc w:val="right"/>
+            </w:pPr>
+            <w:r>
+              <w:rPr>
+                <w:rFonts w:ascii="Arial" w:cs="Arial" w:eastAsia="Arial" w:hAnsi="Arial"/>
+                <w:b w:val="false"/>
+                <w:bCs w:val="false"/>
+                <w:color w:val="000000"/>
+                <w:sz w:val="16"/>
+                <w:szCs w:val="16"/>
+              </w:rPr>
+              <w:t xml:space="preserve">0</w:t>
+            </w:r>
+          </w:p>
+        </w:tc>
+      </w:tr>
+      <w:tr>
+        <w:trPr>
+          <w:cantSplit/>
+        </w:trPr>
+        <w:tc>
+          <w:tcPr>
+            <w:tcW w:type="dxa" w:w="2774"/>
+            <w:tcBorders>
+              <w:top w:val="single" w:color="BFBFBF" w:sz="4"/>
+              <w:left w:val="single" w:color="BFBFBF" w:sz="4"/>
+              <w:bottom w:val="single" w:color="BFBFBF" w:sz="4"/>
+              <w:right w:val="single" w:color="BFBFBF" w:sz="4"/>
+            </w:tcBorders>
+            <w:tcMar>
+              <w:top w:type="dxa" w:w="30"/>
+              <w:left w:type="dxa" w:w="70"/>
+              <w:bottom w:type="dxa" w:w="30"/>
+              <w:right w:type="dxa" w:w="70"/>
+            </w:tcMar>
+          </w:tcPr>
+          <w:p>
+            <w:pPr>
+              <w:spacing w:after="0"/>
+            </w:pPr>
+            <w:r>
+              <w:rPr>
+                <w:rFonts w:ascii="Arial" w:cs="Arial" w:eastAsia="Arial" w:hAnsi="Arial"/>
+                <w:b w:val="false"/>
+                <w:bCs w:val="false"/>
+                <w:color w:val="000000"/>
+                <w:sz w:val="16"/>
+                <w:szCs w:val="16"/>
+              </w:rPr>
+              <w:t xml:space="preserve">Depósito de polvo químico</w:t>
+            </w:r>
+          </w:p>
+        </w:tc>
+        <w:tc>
+          <w:tcPr>
+            <w:tcW w:type="dxa" w:w="2972"/>
+            <w:tcBorders>
+              <w:top w:val="single" w:color="BFBFBF" w:sz="4"/>
+              <w:left w:val="single" w:color="BFBFBF" w:sz="4"/>
+              <w:bottom w:val="single" w:color="BFBFBF" w:sz="4"/>
+              <w:right w:val="single" w:color="BFBFBF" w:sz="4"/>
+            </w:tcBorders>
+            <w:tcMar>
+              <w:top w:type="dxa" w:w="30"/>
+              <w:left w:type="dxa" w:w="70"/>
+              <w:bottom w:type="dxa" w:w="30"/>
+              <w:right w:type="dxa" w:w="70"/>
+            </w:tcMar>
+          </w:tcPr>
+          <w:p>
+            <w:pPr>
+              <w:spacing w:after="0"/>
+            </w:pPr>
+            <w:r>
+              <w:rPr>
+                <w:rFonts w:ascii="Arial" w:cs="Arial" w:eastAsia="Arial" w:hAnsi="Arial"/>
+                <w:b w:val="false"/>
+                <w:bCs w:val="false"/>
+                <w:color w:val="000000"/>
+                <w:sz w:val="16"/>
+                <w:szCs w:val="16"/>
+              </w:rPr>
+              <w:t xml:space="preserve">Apilado en bloque</w:t>
+            </w:r>
+          </w:p>
+        </w:tc>
+        <w:tc>
+          <w:tcPr>
+            <w:tcW w:type="dxa" w:w="991"/>
+            <w:tcBorders>
+              <w:top w:val="single" w:color="BFBFBF" w:sz="4"/>
+              <w:left w:val="single" w:color="BFBFBF" w:sz="4"/>
+              <w:bottom w:val="single" w:color="BFBFBF" w:sz="4"/>
+              <w:right w:val="single" w:color="BFBFBF" w:sz="4"/>
+            </w:tcBorders>
+            <w:tcMar>
+              <w:top w:type="dxa" w:w="30"/>
+              <w:left w:type="dxa" w:w="70"/>
+              <w:bottom w:type="dxa" w:w="30"/>
+              <w:right w:type="dxa" w:w="70"/>
+            </w:tcMar>
+          </w:tcPr>
+          <w:p>
+            <w:pPr>
+              <w:spacing w:after="0"/>
+              <w:jc w:val="right"/>
+            </w:pPr>
+            <w:r>
+              <w:rPr>
+                <w:rFonts w:ascii="Arial" w:cs="Arial" w:eastAsia="Arial" w:hAnsi="Arial"/>
+                <w:b w:val="false"/>
+                <w:bCs w:val="false"/>
+                <w:color w:val="000000"/>
+                <w:sz w:val="16"/>
+                <w:szCs w:val="16"/>
+              </w:rPr>
+              <w:t xml:space="preserve">8</w:t>
+            </w:r>
+          </w:p>
+        </w:tc>
+        <w:tc>
+          <w:tcPr>
+            <w:tcW w:type="dxa" w:w="1090"/>
+            <w:tcBorders>
+              <w:top w:val="single" w:color="BFBFBF" w:sz="4"/>
+              <w:left w:val="single" w:color="BFBFBF" w:sz="4"/>
+              <w:bottom w:val="single" w:color="BFBFBF" w:sz="4"/>
+              <w:right w:val="single" w:color="BFBFBF" w:sz="4"/>
+            </w:tcBorders>
+            <w:tcMar>
+              <w:top w:type="dxa" w:w="30"/>
+              <w:left w:type="dxa" w:w="70"/>
+              <w:bottom w:type="dxa" w:w="30"/>
+              <w:right w:type="dxa" w:w="70"/>
+            </w:tcMar>
+          </w:tcPr>
+          <w:p>
+            <w:pPr>
+              <w:spacing w:after="0"/>
+              <w:jc w:val="right"/>
+            </w:pPr>
+            <w:r>
+              <w:rPr>
+                <w:rFonts w:ascii="Arial" w:cs="Arial" w:eastAsia="Arial" w:hAnsi="Arial"/>
+                <w:b w:val="false"/>
+                <w:bCs w:val="false"/>
+                <w:color w:val="000000"/>
+                <w:sz w:val="16"/>
+                <w:szCs w:val="16"/>
+              </w:rPr>
+              <w:t xml:space="preserve">7,97</w:t>
+            </w:r>
+          </w:p>
+        </w:tc>
+        <w:tc>
+          <w:tcPr>
+            <w:tcW w:type="dxa" w:w="991"/>
+            <w:tcBorders>
+              <w:top w:val="single" w:color="BFBFBF" w:sz="4"/>
+              <w:left w:val="single" w:color="BFBFBF" w:sz="4"/>
+              <w:bottom w:val="single" w:color="BFBFBF" w:sz="4"/>
+              <w:right w:val="single" w:color="BFBFBF" w:sz="4"/>
+            </w:tcBorders>
+            <w:tcMar>
+              <w:top w:type="dxa" w:w="30"/>
+              <w:left w:type="dxa" w:w="70"/>
+              <w:bottom w:type="dxa" w:w="30"/>
+              <w:right w:type="dxa" w:w="70"/>
+            </w:tcMar>
+          </w:tcPr>
+          <w:p>
+            <w:pPr>
+              <w:spacing w:after="0"/>
+              <w:jc w:val="right"/>
+            </w:pPr>
+            <w:r>
+              <w:rPr>
+                <w:rFonts w:ascii="Arial" w:cs="Arial" w:eastAsia="Arial" w:hAnsi="Arial"/>
+                <w:b w:val="false"/>
+                <w:bCs w:val="false"/>
+                <w:color w:val="000000"/>
+                <w:sz w:val="16"/>
+                <w:szCs w:val="16"/>
+              </w:rPr>
+              <w:t xml:space="preserve">5</w:t>
+            </w:r>
+          </w:p>
+        </w:tc>
+        <w:tc>
+          <w:tcPr>
+            <w:tcW w:type="dxa" w:w="1088"/>
+            <w:tcBorders>
+              <w:top w:val="single" w:color="BFBFBF" w:sz="4"/>
+              <w:left w:val="single" w:color="BFBFBF" w:sz="4"/>
+              <w:bottom w:val="single" w:color="BFBFBF" w:sz="4"/>
+              <w:right w:val="single" w:color="BFBFBF" w:sz="4"/>
+            </w:tcBorders>
+            <w:tcMar>
+              <w:top w:type="dxa" w:w="30"/>
+              <w:left w:type="dxa" w:w="70"/>
+              <w:bottom w:type="dxa" w:w="30"/>
+              <w:right w:type="dxa" w:w="70"/>
+            </w:tcMar>
+          </w:tcPr>
+          <w:p>
+            <w:pPr>
+              <w:spacing w:after="0"/>
+              <w:jc w:val="right"/>
+            </w:pPr>
+            <w:r>
+              <w:rPr>
+                <w:rFonts w:ascii="Arial" w:cs="Arial" w:eastAsia="Arial" w:hAnsi="Arial"/>
+                <w:b w:val="false"/>
+                <w:bCs w:val="false"/>
+                <w:color w:val="000000"/>
+                <w:sz w:val="16"/>
+                <w:szCs w:val="16"/>
+              </w:rPr>
+              <w:t xml:space="preserve">0</w:t>
+            </w:r>
+          </w:p>
+        </w:tc>
+      </w:tr>
+      <w:tr>
+        <w:trPr>
+          <w:cantSplit/>
+        </w:trPr>
+        <w:tc>
+          <w:tcPr>
+            <w:tcW w:type="dxa" w:w="2774"/>
+            <w:tcBorders>
+              <w:top w:val="single" w:color="BFBFBF" w:sz="4"/>
+              <w:left w:val="single" w:color="BFBFBF" w:sz="4"/>
+              <w:bottom w:val="single" w:color="BFBFBF" w:sz="4"/>
+              <w:right w:val="single" w:color="BFBFBF" w:sz="4"/>
+            </w:tcBorders>
+            <w:tcMar>
+              <w:top w:type="dxa" w:w="30"/>
+              <w:left w:type="dxa" w:w="70"/>
+              <w:bottom w:type="dxa" w:w="30"/>
+              <w:right w:type="dxa" w:w="70"/>
+            </w:tcMar>
+          </w:tcPr>
+          <w:p>
+            <w:pPr>
+              <w:spacing w:after="0"/>
+            </w:pPr>
+            <w:r>
+              <w:rPr>
+                <w:rFonts w:ascii="Arial" w:cs="Arial" w:eastAsia="Arial" w:hAnsi="Arial"/>
+                <w:b w:val="false"/>
+                <w:bCs w:val="false"/>
+                <w:color w:val="000000"/>
+                <w:sz w:val="16"/>
+                <w:szCs w:val="16"/>
+              </w:rPr>
+              <w:t xml:space="preserve">Embalaje</w:t>
+            </w:r>
+          </w:p>
+        </w:tc>
+        <w:tc>
+          <w:tcPr>
+            <w:tcW w:type="dxa" w:w="2972"/>
+            <w:tcBorders>
+              <w:top w:val="single" w:color="BFBFBF" w:sz="4"/>
+              <w:left w:val="single" w:color="BFBFBF" w:sz="4"/>
+              <w:bottom w:val="single" w:color="BFBFBF" w:sz="4"/>
+              <w:right w:val="single" w:color="BFBFBF" w:sz="4"/>
+            </w:tcBorders>
+            <w:tcMar>
+              <w:top w:type="dxa" w:w="30"/>
+              <w:left w:type="dxa" w:w="70"/>
+              <w:bottom w:type="dxa" w:w="30"/>
+              <w:right w:type="dxa" w:w="70"/>
+            </w:tcMar>
+          </w:tcPr>
+          <w:p>
+            <w:pPr>
+              <w:spacing w:after="0"/>
+            </w:pPr>
+            <w:r>
+              <w:rPr>
+                <w:rFonts w:ascii="Arial" w:cs="Arial" w:eastAsia="Arial" w:hAnsi="Arial"/>
+                <w:b w:val="false"/>
+                <w:bCs w:val="false"/>
+                <w:color w:val="000000"/>
+                <w:sz w:val="16"/>
+                <w:szCs w:val="16"/>
+              </w:rPr>
+              <w:t xml:space="preserve">Rack selectivo 500 kg/nivel</w:t>
+            </w:r>
+          </w:p>
+        </w:tc>
+        <w:tc>
+          <w:tcPr>
+            <w:tcW w:type="dxa" w:w="991"/>
+            <w:tcBorders>
+              <w:top w:val="single" w:color="BFBFBF" w:sz="4"/>
+              <w:left w:val="single" w:color="BFBFBF" w:sz="4"/>
+              <w:bottom w:val="single" w:color="BFBFBF" w:sz="4"/>
+              <w:right w:val="single" w:color="BFBFBF" w:sz="4"/>
+            </w:tcBorders>
+            <w:tcMar>
+              <w:top w:type="dxa" w:w="30"/>
+              <w:left w:type="dxa" w:w="70"/>
+              <w:bottom w:type="dxa" w:w="30"/>
+              <w:right w:type="dxa" w:w="70"/>
+            </w:tcMar>
+          </w:tcPr>
+          <w:p>
+            <w:pPr>
+              <w:spacing w:after="0"/>
+              <w:jc w:val="right"/>
+            </w:pPr>
+            <w:r>
+              <w:rPr>
+                <w:rFonts w:ascii="Arial" w:cs="Arial" w:eastAsia="Arial" w:hAnsi="Arial"/>
+                <w:b w:val="false"/>
+                <w:bCs w:val="false"/>
+                <w:color w:val="000000"/>
+                <w:sz w:val="16"/>
+                <w:szCs w:val="16"/>
+              </w:rPr>
+              <w:t xml:space="preserve">27</w:t>
+            </w:r>
+          </w:p>
+        </w:tc>
+        <w:tc>
+          <w:tcPr>
+            <w:tcW w:type="dxa" w:w="1090"/>
+            <w:tcBorders>
+              <w:top w:val="single" w:color="BFBFBF" w:sz="4"/>
+              <w:left w:val="single" w:color="BFBFBF" w:sz="4"/>
+              <w:bottom w:val="single" w:color="BFBFBF" w:sz="4"/>
+              <w:right w:val="single" w:color="BFBFBF" w:sz="4"/>
+            </w:tcBorders>
+            <w:tcMar>
+              <w:top w:type="dxa" w:w="30"/>
+              <w:left w:type="dxa" w:w="70"/>
+              <w:bottom w:type="dxa" w:w="30"/>
+              <w:right w:type="dxa" w:w="70"/>
+            </w:tcMar>
+          </w:tcPr>
+          <w:p>
+            <w:pPr>
+              <w:spacing w:after="0"/>
+              <w:jc w:val="right"/>
+            </w:pPr>
+            <w:r>
+              <w:rPr>
+                <w:rFonts w:ascii="Arial" w:cs="Arial" w:eastAsia="Arial" w:hAnsi="Arial"/>
+                <w:b w:val="false"/>
+                <w:bCs w:val="false"/>
+                <w:color w:val="000000"/>
+                <w:sz w:val="16"/>
+                <w:szCs w:val="16"/>
+              </w:rPr>
+              <w:t xml:space="preserve">26,07</w:t>
+            </w:r>
+          </w:p>
+        </w:tc>
+        <w:tc>
+          <w:tcPr>
+            <w:tcW w:type="dxa" w:w="991"/>
+            <w:tcBorders>
+              <w:top w:val="single" w:color="BFBFBF" w:sz="4"/>
+              <w:left w:val="single" w:color="BFBFBF" w:sz="4"/>
+              <w:bottom w:val="single" w:color="BFBFBF" w:sz="4"/>
+              <w:right w:val="single" w:color="BFBFBF" w:sz="4"/>
+            </w:tcBorders>
+            <w:tcMar>
+              <w:top w:type="dxa" w:w="30"/>
+              <w:left w:type="dxa" w:w="70"/>
+              <w:bottom w:type="dxa" w:w="30"/>
+              <w:right w:type="dxa" w:w="70"/>
+            </w:tcMar>
+          </w:tcPr>
+          <w:p>
+            <w:pPr>
+              <w:spacing w:after="0"/>
+              <w:jc w:val="right"/>
+            </w:pPr>
+            <w:r>
+              <w:rPr>
+                <w:rFonts w:ascii="Arial" w:cs="Arial" w:eastAsia="Arial" w:hAnsi="Arial"/>
+                <w:b w:val="false"/>
+                <w:bCs w:val="false"/>
+                <w:color w:val="000000"/>
+                <w:sz w:val="16"/>
+                <w:szCs w:val="16"/>
+              </w:rPr>
+              <w:t xml:space="preserve">10</w:t>
+            </w:r>
+          </w:p>
+        </w:tc>
+        <w:tc>
+          <w:tcPr>
+            <w:tcW w:type="dxa" w:w="1088"/>
+            <w:tcBorders>
+              <w:top w:val="single" w:color="BFBFBF" w:sz="4"/>
+              <w:left w:val="single" w:color="BFBFBF" w:sz="4"/>
+              <w:bottom w:val="single" w:color="BFBFBF" w:sz="4"/>
+              <w:right w:val="single" w:color="BFBFBF" w:sz="4"/>
+            </w:tcBorders>
+            <w:tcMar>
+              <w:top w:type="dxa" w:w="30"/>
+              <w:left w:type="dxa" w:w="70"/>
+              <w:bottom w:type="dxa" w:w="30"/>
+              <w:right w:type="dxa" w:w="70"/>
+            </w:tcMar>
+          </w:tcPr>
+          <w:p>
+            <w:pPr>
+              <w:spacing w:after="0"/>
+              <w:jc w:val="right"/>
+            </w:pPr>
+            <w:r>
+              <w:rPr>
+                <w:rFonts w:ascii="Arial" w:cs="Arial" w:eastAsia="Arial" w:hAnsi="Arial"/>
+                <w:b w:val="false"/>
+                <w:bCs w:val="false"/>
+                <w:color w:val="000000"/>
+                <w:sz w:val="16"/>
+                <w:szCs w:val="16"/>
+              </w:rPr>
+              <w:t xml:space="preserve">0</w:t>
+            </w:r>
+          </w:p>
+        </w:tc>
+      </w:tr>
+      <w:tr>
+        <w:trPr>
+          <w:cantSplit/>
+        </w:trPr>
+        <w:tc>
+          <w:tcPr>
+            <w:tcW w:type="dxa" w:w="2774"/>
+            <w:tcBorders>
+              <w:top w:val="single" w:color="BFBFBF" w:sz="4"/>
+              <w:left w:val="single" w:color="BFBFBF" w:sz="4"/>
+              <w:bottom w:val="single" w:color="BFBFBF" w:sz="4"/>
+              <w:right w:val="single" w:color="BFBFBF" w:sz="4"/>
+            </w:tcBorders>
+            <w:tcMar>
+              <w:top w:type="dxa" w:w="30"/>
+              <w:left w:type="dxa" w:w="70"/>
+              <w:bottom w:type="dxa" w:w="30"/>
+              <w:right w:type="dxa" w:w="70"/>
+            </w:tcMar>
+          </w:tcPr>
+          <w:p>
+            <w:pPr>
+              <w:spacing w:after="0"/>
+            </w:pPr>
+            <w:r>
+              <w:rPr>
+                <w:rFonts w:ascii="Arial" w:cs="Arial" w:eastAsia="Arial" w:hAnsi="Arial"/>
+                <w:b w:val="false"/>
+                <w:bCs w:val="false"/>
+                <w:color w:val="000000"/>
+                <w:sz w:val="16"/>
+                <w:szCs w:val="16"/>
+              </w:rPr>
+              <w:t xml:space="preserve">Identificación</w:t>
+            </w:r>
+          </w:p>
+        </w:tc>
+        <w:tc>
+          <w:tcPr>
+            <w:tcW w:type="dxa" w:w="2972"/>
+            <w:tcBorders>
+              <w:top w:val="single" w:color="BFBFBF" w:sz="4"/>
+              <w:left w:val="single" w:color="BFBFBF" w:sz="4"/>
+              <w:bottom w:val="single" w:color="BFBFBF" w:sz="4"/>
+              <w:right w:val="single" w:color="BFBFBF" w:sz="4"/>
+            </w:tcBorders>
+            <w:tcMar>
+              <w:top w:type="dxa" w:w="30"/>
+              <w:left w:type="dxa" w:w="70"/>
+              <w:bottom w:type="dxa" w:w="30"/>
+              <w:right w:type="dxa" w:w="70"/>
+            </w:tcMar>
+          </w:tcPr>
+          <w:p>
+            <w:pPr>
+              <w:spacing w:after="0"/>
+            </w:pPr>
+            <w:r>
+              <w:rPr>
+                <w:rFonts w:ascii="Arial" w:cs="Arial" w:eastAsia="Arial" w:hAnsi="Arial"/>
+                <w:b w:val="false"/>
+                <w:bCs w:val="false"/>
+                <w:color w:val="000000"/>
+                <w:sz w:val="16"/>
+                <w:szCs w:val="16"/>
+              </w:rPr>
+              <w:t xml:space="preserve">Estantería liviana</w:t>
+            </w:r>
+          </w:p>
+        </w:tc>
+        <w:tc>
+          <w:tcPr>
+            <w:tcW w:type="dxa" w:w="991"/>
+            <w:tcBorders>
+              <w:top w:val="single" w:color="BFBFBF" w:sz="4"/>
+              <w:left w:val="single" w:color="BFBFBF" w:sz="4"/>
+              <w:bottom w:val="single" w:color="BFBFBF" w:sz="4"/>
+              <w:right w:val="single" w:color="BFBFBF" w:sz="4"/>
+            </w:tcBorders>
+            <w:tcMar>
+              <w:top w:type="dxa" w:w="30"/>
+              <w:left w:type="dxa" w:w="70"/>
+              <w:bottom w:type="dxa" w:w="30"/>
+              <w:right w:type="dxa" w:w="70"/>
+            </w:tcMar>
+          </w:tcPr>
+          <w:p>
+            <w:pPr>
+              <w:spacing w:after="0"/>
+              <w:jc w:val="right"/>
+            </w:pPr>
+            <w:r>
+              <w:rPr>
+                <w:rFonts w:ascii="Arial" w:cs="Arial" w:eastAsia="Arial" w:hAnsi="Arial"/>
+                <w:b w:val="false"/>
+                <w:bCs w:val="false"/>
+                <w:color w:val="000000"/>
+                <w:sz w:val="16"/>
+                <w:szCs w:val="16"/>
+              </w:rPr>
+              <w:t xml:space="preserve">7</w:t>
+            </w:r>
+          </w:p>
+        </w:tc>
+        <w:tc>
+          <w:tcPr>
+            <w:tcW w:type="dxa" w:w="1090"/>
+            <w:tcBorders>
+              <w:top w:val="single" w:color="BFBFBF" w:sz="4"/>
+              <w:left w:val="single" w:color="BFBFBF" w:sz="4"/>
+              <w:bottom w:val="single" w:color="BFBFBF" w:sz="4"/>
+              <w:right w:val="single" w:color="BFBFBF" w:sz="4"/>
+            </w:tcBorders>
+            <w:tcMar>
+              <w:top w:type="dxa" w:w="30"/>
+              <w:left w:type="dxa" w:w="70"/>
+              <w:bottom w:type="dxa" w:w="30"/>
+              <w:right w:type="dxa" w:w="70"/>
+            </w:tcMar>
+          </w:tcPr>
+          <w:p>
+            <w:pPr>
+              <w:spacing w:after="0"/>
+              <w:jc w:val="right"/>
+            </w:pPr>
+            <w:r>
+              <w:rPr>
+                <w:rFonts w:ascii="Arial" w:cs="Arial" w:eastAsia="Arial" w:hAnsi="Arial"/>
+                <w:b w:val="false"/>
+                <w:bCs w:val="false"/>
+                <w:color w:val="000000"/>
+                <w:sz w:val="16"/>
+                <w:szCs w:val="16"/>
+              </w:rPr>
+              <w:t xml:space="preserve">6,80</w:t>
+            </w:r>
+          </w:p>
+        </w:tc>
+        <w:tc>
+          <w:tcPr>
+            <w:tcW w:type="dxa" w:w="991"/>
+            <w:tcBorders>
+              <w:top w:val="single" w:color="BFBFBF" w:sz="4"/>
+              <w:left w:val="single" w:color="BFBFBF" w:sz="4"/>
+              <w:bottom w:val="single" w:color="BFBFBF" w:sz="4"/>
+              <w:right w:val="single" w:color="BFBFBF" w:sz="4"/>
+            </w:tcBorders>
+            <w:tcMar>
+              <w:top w:type="dxa" w:w="30"/>
+              <w:left w:type="dxa" w:w="70"/>
+              <w:bottom w:type="dxa" w:w="30"/>
+              <w:right w:type="dxa" w:w="70"/>
+            </w:tcMar>
+          </w:tcPr>
+          <w:p>
+            <w:pPr>
+              <w:spacing w:after="0"/>
+              <w:jc w:val="right"/>
+            </w:pPr>
+            <w:r>
+              <w:rPr>
+                <w:rFonts w:ascii="Arial" w:cs="Arial" w:eastAsia="Arial" w:hAnsi="Arial"/>
+                <w:b w:val="false"/>
+                <w:bCs w:val="false"/>
+                <w:color w:val="000000"/>
+                <w:sz w:val="16"/>
+                <w:szCs w:val="16"/>
+              </w:rPr>
+              <w:t xml:space="preserve">16</w:t>
+            </w:r>
+          </w:p>
+        </w:tc>
+        <w:tc>
+          <w:tcPr>
+            <w:tcW w:type="dxa" w:w="1088"/>
+            <w:tcBorders>
+              <w:top w:val="single" w:color="BFBFBF" w:sz="4"/>
+              <w:left w:val="single" w:color="BFBFBF" w:sz="4"/>
+              <w:bottom w:val="single" w:color="BFBFBF" w:sz="4"/>
+              <w:right w:val="single" w:color="BFBFBF" w:sz="4"/>
+            </w:tcBorders>
+            <w:tcMar>
+              <w:top w:type="dxa" w:w="30"/>
+              <w:left w:type="dxa" w:w="70"/>
+              <w:bottom w:type="dxa" w:w="30"/>
+              <w:right w:type="dxa" w:w="70"/>
+            </w:tcMar>
+          </w:tcPr>
+          <w:p>
+            <w:pPr>
+              <w:spacing w:after="0"/>
+              <w:jc w:val="right"/>
+            </w:pPr>
+            <w:r>
+              <w:rPr>
+                <w:rFonts w:ascii="Arial" w:cs="Arial" w:eastAsia="Arial" w:hAnsi="Arial"/>
+                <w:b w:val="false"/>
+                <w:bCs w:val="false"/>
+                <w:color w:val="000000"/>
+                <w:sz w:val="16"/>
+                <w:szCs w:val="16"/>
+              </w:rPr>
+              <w:t xml:space="preserve">0</w:t>
+            </w:r>
+          </w:p>
+        </w:tc>
+      </w:tr>
+      <w:tr>
+        <w:trPr>
+          <w:cantSplit/>
+        </w:trPr>
+        <w:tc>
+          <w:tcPr>
+            <w:tcW w:type="dxa" w:w="2774"/>
+            <w:tcBorders>
+              <w:top w:val="single" w:color="BFBFBF" w:sz="4"/>
+              <w:left w:val="single" w:color="BFBFBF" w:sz="4"/>
+              <w:bottom w:val="single" w:color="BFBFBF" w:sz="4"/>
+              <w:right w:val="single" w:color="BFBFBF" w:sz="4"/>
+            </w:tcBorders>
+            <w:tcMar>
+              <w:top w:type="dxa" w:w="30"/>
+              <w:left w:type="dxa" w:w="70"/>
+              <w:bottom w:type="dxa" w:w="30"/>
+              <w:right w:type="dxa" w:w="70"/>
+            </w:tcMar>
+          </w:tcPr>
+          <w:p>
+            <w:pPr>
+              <w:spacing w:after="0"/>
+            </w:pPr>
+            <w:r>
+              <w:rPr>
+                <w:rFonts w:ascii="Arial" w:cs="Arial" w:eastAsia="Arial" w:hAnsi="Arial"/>
+                <w:b w:val="false"/>
+                <w:bCs w:val="false"/>
+                <w:color w:val="000000"/>
+                <w:sz w:val="16"/>
+                <w:szCs w:val="16"/>
+              </w:rPr>
+              <w:t xml:space="preserve">Insumos de montaje (manuales)</w:t>
+            </w:r>
+          </w:p>
+        </w:tc>
+        <w:tc>
+          <w:tcPr>
+            <w:tcW w:type="dxa" w:w="2972"/>
+            <w:tcBorders>
+              <w:top w:val="single" w:color="BFBFBF" w:sz="4"/>
+              <w:left w:val="single" w:color="BFBFBF" w:sz="4"/>
+              <w:bottom w:val="single" w:color="BFBFBF" w:sz="4"/>
+              <w:right w:val="single" w:color="BFBFBF" w:sz="4"/>
+            </w:tcBorders>
+            <w:tcMar>
+              <w:top w:type="dxa" w:w="30"/>
+              <w:left w:type="dxa" w:w="70"/>
+              <w:bottom w:type="dxa" w:w="30"/>
+              <w:right w:type="dxa" w:w="70"/>
+            </w:tcMar>
+          </w:tcPr>
+          <w:p>
+            <w:pPr>
+              <w:spacing w:after="0"/>
+            </w:pPr>
+            <w:r>
+              <w:rPr>
+                <w:rFonts w:ascii="Arial" w:cs="Arial" w:eastAsia="Arial" w:hAnsi="Arial"/>
+                <w:b w:val="false"/>
+                <w:bCs w:val="false"/>
+                <w:color w:val="000000"/>
+                <w:sz w:val="16"/>
+                <w:szCs w:val="16"/>
+              </w:rPr>
+              <w:t xml:space="preserve">Rack selectivo 1.000 kg/nivel</w:t>
+            </w:r>
+          </w:p>
+        </w:tc>
+        <w:tc>
+          <w:tcPr>
+            <w:tcW w:type="dxa" w:w="991"/>
+            <w:tcBorders>
+              <w:top w:val="single" w:color="BFBFBF" w:sz="4"/>
+              <w:left w:val="single" w:color="BFBFBF" w:sz="4"/>
+              <w:bottom w:val="single" w:color="BFBFBF" w:sz="4"/>
+              <w:right w:val="single" w:color="BFBFBF" w:sz="4"/>
+            </w:tcBorders>
+            <w:tcMar>
+              <w:top w:type="dxa" w:w="30"/>
+              <w:left w:type="dxa" w:w="70"/>
+              <w:bottom w:type="dxa" w:w="30"/>
+              <w:right w:type="dxa" w:w="70"/>
+            </w:tcMar>
+          </w:tcPr>
+          <w:p>
+            <w:pPr>
+              <w:spacing w:after="0"/>
+              <w:jc w:val="right"/>
+            </w:pPr>
+            <w:r>
+              <w:rPr>
+                <w:rFonts w:ascii="Arial" w:cs="Arial" w:eastAsia="Arial" w:hAnsi="Arial"/>
+                <w:b w:val="false"/>
+                <w:bCs w:val="false"/>
+                <w:color w:val="000000"/>
+                <w:sz w:val="16"/>
+                <w:szCs w:val="16"/>
+              </w:rPr>
+              <w:t xml:space="preserve">19</w:t>
+            </w:r>
+          </w:p>
+        </w:tc>
+        <w:tc>
+          <w:tcPr>
+            <w:tcW w:type="dxa" w:w="1090"/>
+            <w:tcBorders>
+              <w:top w:val="single" w:color="BFBFBF" w:sz="4"/>
+              <w:left w:val="single" w:color="BFBFBF" w:sz="4"/>
+              <w:bottom w:val="single" w:color="BFBFBF" w:sz="4"/>
+              <w:right w:val="single" w:color="BFBFBF" w:sz="4"/>
+            </w:tcBorders>
+            <w:tcMar>
+              <w:top w:type="dxa" w:w="30"/>
+              <w:left w:type="dxa" w:w="70"/>
+              <w:bottom w:type="dxa" w:w="30"/>
+              <w:right w:type="dxa" w:w="70"/>
+            </w:tcMar>
+          </w:tcPr>
+          <w:p>
+            <w:pPr>
+              <w:spacing w:after="0"/>
+              <w:jc w:val="right"/>
+            </w:pPr>
+            <w:r>
+              <w:rPr>
+                <w:rFonts w:ascii="Arial" w:cs="Arial" w:eastAsia="Arial" w:hAnsi="Arial"/>
+                <w:b w:val="false"/>
+                <w:bCs w:val="false"/>
+                <w:color w:val="000000"/>
+                <w:sz w:val="16"/>
+                <w:szCs w:val="16"/>
+              </w:rPr>
+              <w:t xml:space="preserve">18,49</w:t>
+            </w:r>
+          </w:p>
+        </w:tc>
+        <w:tc>
+          <w:tcPr>
+            <w:tcW w:type="dxa" w:w="991"/>
+            <w:tcBorders>
+              <w:top w:val="single" w:color="BFBFBF" w:sz="4"/>
+              <w:left w:val="single" w:color="BFBFBF" w:sz="4"/>
+              <w:bottom w:val="single" w:color="BFBFBF" w:sz="4"/>
+              <w:right w:val="single" w:color="BFBFBF" w:sz="4"/>
+            </w:tcBorders>
+            <w:tcMar>
+              <w:top w:type="dxa" w:w="30"/>
+              <w:left w:type="dxa" w:w="70"/>
+              <w:bottom w:type="dxa" w:w="30"/>
+              <w:right w:type="dxa" w:w="70"/>
+            </w:tcMar>
+          </w:tcPr>
+          <w:p>
+            <w:pPr>
+              <w:spacing w:after="0"/>
+              <w:jc w:val="right"/>
+            </w:pPr>
+            <w:r>
+              <w:rPr>
+                <w:rFonts w:ascii="Arial" w:cs="Arial" w:eastAsia="Arial" w:hAnsi="Arial"/>
+                <w:b w:val="false"/>
+                <w:bCs w:val="false"/>
+                <w:color w:val="000000"/>
+                <w:sz w:val="16"/>
+                <w:szCs w:val="16"/>
+              </w:rPr>
+              <w:t xml:space="preserve">19</w:t>
+            </w:r>
+          </w:p>
+        </w:tc>
+        <w:tc>
+          <w:tcPr>
+            <w:tcW w:type="dxa" w:w="1088"/>
+            <w:tcBorders>
+              <w:top w:val="single" w:color="BFBFBF" w:sz="4"/>
+              <w:left w:val="single" w:color="BFBFBF" w:sz="4"/>
+              <w:bottom w:val="single" w:color="BFBFBF" w:sz="4"/>
+              <w:right w:val="single" w:color="BFBFBF" w:sz="4"/>
+            </w:tcBorders>
+            <w:tcMar>
+              <w:top w:type="dxa" w:w="30"/>
+              <w:left w:type="dxa" w:w="70"/>
+              <w:bottom w:type="dxa" w:w="30"/>
+              <w:right w:type="dxa" w:w="70"/>
+            </w:tcMar>
+          </w:tcPr>
+          <w:p>
+            <w:pPr>
+              <w:spacing w:after="0"/>
+              <w:jc w:val="right"/>
+            </w:pPr>
+            <w:r>
+              <w:rPr>
+                <w:rFonts w:ascii="Arial" w:cs="Arial" w:eastAsia="Arial" w:hAnsi="Arial"/>
+                <w:b w:val="false"/>
+                <w:bCs w:val="false"/>
+                <w:color w:val="000000"/>
+                <w:sz w:val="16"/>
+                <w:szCs w:val="16"/>
+              </w:rPr>
+              <w:t xml:space="preserve">0</w:t>
+            </w:r>
+          </w:p>
+        </w:tc>
+      </w:tr>
+      <w:tr>
+        <w:trPr>
+          <w:cantSplit/>
+        </w:trPr>
+        <w:tc>
+          <w:tcPr>
+            <w:tcW w:type="dxa" w:w="2774"/>
+            <w:tcBorders>
+              <w:top w:val="single" w:color="BFBFBF" w:sz="4"/>
+              <w:left w:val="single" w:color="BFBFBF" w:sz="4"/>
+              <w:bottom w:val="single" w:color="BFBFBF" w:sz="4"/>
+              <w:right w:val="single" w:color="BFBFBF" w:sz="4"/>
+            </w:tcBorders>
+            <w:tcMar>
+              <w:top w:type="dxa" w:w="30"/>
+              <w:left w:type="dxa" w:w="70"/>
+              <w:bottom w:type="dxa" w:w="30"/>
+              <w:right w:type="dxa" w:w="70"/>
+            </w:tcMar>
+          </w:tcPr>
+          <w:p>
+            <w:pPr>
+              <w:spacing w:after="0"/>
+            </w:pPr>
+            <w:r>
+              <w:rPr>
+                <w:rFonts w:ascii="Arial" w:cs="Arial" w:eastAsia="Arial" w:hAnsi="Arial"/>
+                <w:b w:val="false"/>
+                <w:bCs w:val="false"/>
+                <w:color w:val="000000"/>
+                <w:sz w:val="16"/>
+                <w:szCs w:val="16"/>
+              </w:rPr>
+              <w:t xml:space="preserve">Insumos de recargas</w:t>
+            </w:r>
+          </w:p>
+        </w:tc>
+        <w:tc>
+          <w:tcPr>
+            <w:tcW w:type="dxa" w:w="2972"/>
+            <w:tcBorders>
+              <w:top w:val="single" w:color="BFBFBF" w:sz="4"/>
+              <w:left w:val="single" w:color="BFBFBF" w:sz="4"/>
+              <w:bottom w:val="single" w:color="BFBFBF" w:sz="4"/>
+              <w:right w:val="single" w:color="BFBFBF" w:sz="4"/>
+            </w:tcBorders>
+            <w:tcMar>
+              <w:top w:type="dxa" w:w="30"/>
+              <w:left w:type="dxa" w:w="70"/>
+              <w:bottom w:type="dxa" w:w="30"/>
+              <w:right w:type="dxa" w:w="70"/>
+            </w:tcMar>
+          </w:tcPr>
+          <w:p>
+            <w:pPr>
+              <w:spacing w:after="0"/>
+            </w:pPr>
+            <w:r>
+              <w:rPr>
+                <w:rFonts w:ascii="Arial" w:cs="Arial" w:eastAsia="Arial" w:hAnsi="Arial"/>
+                <w:b w:val="false"/>
+                <w:bCs w:val="false"/>
+                <w:color w:val="000000"/>
+                <w:sz w:val="16"/>
+                <w:szCs w:val="16"/>
+              </w:rPr>
+              <w:t xml:space="preserve">Rack selectivo 1.000 kg/nivel</w:t>
+            </w:r>
+          </w:p>
+        </w:tc>
+        <w:tc>
+          <w:tcPr>
+            <w:tcW w:type="dxa" w:w="991"/>
+            <w:tcBorders>
+              <w:top w:val="single" w:color="BFBFBF" w:sz="4"/>
+              <w:left w:val="single" w:color="BFBFBF" w:sz="4"/>
+              <w:bottom w:val="single" w:color="BFBFBF" w:sz="4"/>
+              <w:right w:val="single" w:color="BFBFBF" w:sz="4"/>
+            </w:tcBorders>
+            <w:tcMar>
+              <w:top w:type="dxa" w:w="30"/>
+              <w:left w:type="dxa" w:w="70"/>
+              <w:bottom w:type="dxa" w:w="30"/>
+              <w:right w:type="dxa" w:w="70"/>
+            </w:tcMar>
+          </w:tcPr>
+          <w:p>
+            <w:pPr>
+              <w:spacing w:after="0"/>
+              <w:jc w:val="right"/>
+            </w:pPr>
+            <w:r>
+              <w:rPr>
+                <w:rFonts w:ascii="Arial" w:cs="Arial" w:eastAsia="Arial" w:hAnsi="Arial"/>
+                <w:b w:val="false"/>
+                <w:bCs w:val="false"/>
+                <w:color w:val="000000"/>
+                <w:sz w:val="16"/>
+                <w:szCs w:val="16"/>
+              </w:rPr>
+              <w:t xml:space="preserve">7</w:t>
+            </w:r>
+          </w:p>
+        </w:tc>
+        <w:tc>
+          <w:tcPr>
+            <w:tcW w:type="dxa" w:w="1090"/>
+            <w:tcBorders>
+              <w:top w:val="single" w:color="BFBFBF" w:sz="4"/>
+              <w:left w:val="single" w:color="BFBFBF" w:sz="4"/>
+              <w:bottom w:val="single" w:color="BFBFBF" w:sz="4"/>
+              <w:right w:val="single" w:color="BFBFBF" w:sz="4"/>
+            </w:tcBorders>
+            <w:tcMar>
+              <w:top w:type="dxa" w:w="30"/>
+              <w:left w:type="dxa" w:w="70"/>
+              <w:bottom w:type="dxa" w:w="30"/>
+              <w:right w:type="dxa" w:w="70"/>
+            </w:tcMar>
+          </w:tcPr>
+          <w:p>
+            <w:pPr>
+              <w:spacing w:after="0"/>
+              <w:jc w:val="right"/>
+            </w:pPr>
+            <w:r>
+              <w:rPr>
+                <w:rFonts w:ascii="Arial" w:cs="Arial" w:eastAsia="Arial" w:hAnsi="Arial"/>
+                <w:b w:val="false"/>
+                <w:bCs w:val="false"/>
+                <w:color w:val="000000"/>
+                <w:sz w:val="16"/>
+                <w:szCs w:val="16"/>
+              </w:rPr>
+              <w:t xml:space="preserve">6,98</w:t>
+            </w:r>
+          </w:p>
+        </w:tc>
+        <w:tc>
+          <w:tcPr>
+            <w:tcW w:type="dxa" w:w="991"/>
+            <w:tcBorders>
+              <w:top w:val="single" w:color="BFBFBF" w:sz="4"/>
+              <w:left w:val="single" w:color="BFBFBF" w:sz="4"/>
+              <w:bottom w:val="single" w:color="BFBFBF" w:sz="4"/>
+              <w:right w:val="single" w:color="BFBFBF" w:sz="4"/>
+            </w:tcBorders>
+            <w:tcMar>
+              <w:top w:type="dxa" w:w="30"/>
+              <w:left w:type="dxa" w:w="70"/>
+              <w:bottom w:type="dxa" w:w="30"/>
+              <w:right w:type="dxa" w:w="70"/>
+            </w:tcMar>
+          </w:tcPr>
+          <w:p>
+            <w:pPr>
+              <w:spacing w:after="0"/>
+              <w:jc w:val="right"/>
+            </w:pPr>
+            <w:r>
+              <w:rPr>
+                <w:rFonts w:ascii="Arial" w:cs="Arial" w:eastAsia="Arial" w:hAnsi="Arial"/>
+                <w:b w:val="false"/>
+                <w:bCs w:val="false"/>
+                <w:color w:val="000000"/>
+                <w:sz w:val="16"/>
+                <w:szCs w:val="16"/>
+              </w:rPr>
+              <w:t xml:space="preserve">14</w:t>
+            </w:r>
+          </w:p>
+        </w:tc>
+        <w:tc>
+          <w:tcPr>
+            <w:tcW w:type="dxa" w:w="1088"/>
+            <w:tcBorders>
+              <w:top w:val="single" w:color="BFBFBF" w:sz="4"/>
+              <w:left w:val="single" w:color="BFBFBF" w:sz="4"/>
+              <w:bottom w:val="single" w:color="BFBFBF" w:sz="4"/>
+              <w:right w:val="single" w:color="BFBFBF" w:sz="4"/>
+            </w:tcBorders>
+            <w:tcMar>
+              <w:top w:type="dxa" w:w="30"/>
+              <w:left w:type="dxa" w:w="70"/>
+              <w:bottom w:type="dxa" w:w="30"/>
+              <w:right w:type="dxa" w:w="70"/>
+            </w:tcMar>
+          </w:tcPr>
+          <w:p>
+            <w:pPr>
+              <w:spacing w:after="0"/>
+              <w:jc w:val="right"/>
+            </w:pPr>
+            <w:r>
+              <w:rPr>
+                <w:rFonts w:ascii="Arial" w:cs="Arial" w:eastAsia="Arial" w:hAnsi="Arial"/>
+                <w:b w:val="false"/>
+                <w:bCs w:val="false"/>
+                <w:color w:val="000000"/>
+                <w:sz w:val="16"/>
+                <w:szCs w:val="16"/>
+              </w:rPr>
+              <w:t xml:space="preserve">0</w:t>
+            </w:r>
+          </w:p>
+        </w:tc>
+      </w:tr>
+      <w:tr>
+        <w:trPr>
+          <w:cantSplit/>
+        </w:trPr>
+        <w:tc>
+          <w:tcPr>
+            <w:tcW w:type="dxa" w:w="2774"/>
+            <w:tcBorders>
+              <w:top w:val="single" w:color="BFBFBF" w:sz="4"/>
+              <w:left w:val="single" w:color="BFBFBF" w:sz="4"/>
+              <w:bottom w:val="single" w:color="BFBFBF" w:sz="4"/>
+              <w:right w:val="single" w:color="BFBFBF" w:sz="4"/>
+            </w:tcBorders>
+            <w:tcMar>
+              <w:top w:type="dxa" w:w="30"/>
+              <w:left w:type="dxa" w:w="70"/>
+              <w:bottom w:type="dxa" w:w="30"/>
+              <w:right w:type="dxa" w:w="70"/>
+            </w:tcMar>
+          </w:tcPr>
+          <w:p>
+            <w:pPr>
+              <w:spacing w:after="0"/>
+            </w:pPr>
+            <w:r>
+              <w:rPr>
+                <w:rFonts w:ascii="Arial" w:cs="Arial" w:eastAsia="Arial" w:hAnsi="Arial"/>
+                <w:b w:val="false"/>
+                <w:bCs w:val="false"/>
+                <w:color w:val="000000"/>
+                <w:sz w:val="16"/>
+                <w:szCs w:val="16"/>
+              </w:rPr>
+              <w:t xml:space="preserve">Insumos de soldadura y superficie</w:t>
+            </w:r>
+          </w:p>
+        </w:tc>
+        <w:tc>
+          <w:tcPr>
+            <w:tcW w:type="dxa" w:w="2972"/>
+            <w:tcBorders>
+              <w:top w:val="single" w:color="BFBFBF" w:sz="4"/>
+              <w:left w:val="single" w:color="BFBFBF" w:sz="4"/>
+              <w:bottom w:val="single" w:color="BFBFBF" w:sz="4"/>
+              <w:right w:val="single" w:color="BFBFBF" w:sz="4"/>
+            </w:tcBorders>
+            <w:tcMar>
+              <w:top w:type="dxa" w:w="30"/>
+              <w:left w:type="dxa" w:w="70"/>
+              <w:bottom w:type="dxa" w:w="30"/>
+              <w:right w:type="dxa" w:w="70"/>
+            </w:tcMar>
+          </w:tcPr>
+          <w:p>
+            <w:pPr>
+              <w:spacing w:after="0"/>
+            </w:pPr>
+            <w:r>
+              <w:rPr>
+                <w:rFonts w:ascii="Arial" w:cs="Arial" w:eastAsia="Arial" w:hAnsi="Arial"/>
+                <w:b w:val="false"/>
+                <w:bCs w:val="false"/>
+                <w:color w:val="000000"/>
+                <w:sz w:val="16"/>
+                <w:szCs w:val="16"/>
+              </w:rPr>
+              <w:t xml:space="preserve">Rack selectivo 1.000 kg/nivel</w:t>
+            </w:r>
+          </w:p>
+        </w:tc>
+        <w:tc>
+          <w:tcPr>
+            <w:tcW w:type="dxa" w:w="991"/>
+            <w:tcBorders>
+              <w:top w:val="single" w:color="BFBFBF" w:sz="4"/>
+              <w:left w:val="single" w:color="BFBFBF" w:sz="4"/>
+              <w:bottom w:val="single" w:color="BFBFBF" w:sz="4"/>
+              <w:right w:val="single" w:color="BFBFBF" w:sz="4"/>
+            </w:tcBorders>
+            <w:tcMar>
+              <w:top w:type="dxa" w:w="30"/>
+              <w:left w:type="dxa" w:w="70"/>
+              <w:bottom w:type="dxa" w:w="30"/>
+              <w:right w:type="dxa" w:w="70"/>
+            </w:tcMar>
+          </w:tcPr>
+          <w:p>
+            <w:pPr>
+              <w:spacing w:after="0"/>
+              <w:jc w:val="right"/>
+            </w:pPr>
+            <w:r>
+              <w:rPr>
+                <w:rFonts w:ascii="Arial" w:cs="Arial" w:eastAsia="Arial" w:hAnsi="Arial"/>
+                <w:b w:val="false"/>
+                <w:bCs w:val="false"/>
+                <w:color w:val="000000"/>
+                <w:sz w:val="16"/>
+                <w:szCs w:val="16"/>
+              </w:rPr>
+              <w:t xml:space="preserve">5</w:t>
+            </w:r>
+          </w:p>
+        </w:tc>
+        <w:tc>
+          <w:tcPr>
+            <w:tcW w:type="dxa" w:w="1090"/>
+            <w:tcBorders>
+              <w:top w:val="single" w:color="BFBFBF" w:sz="4"/>
+              <w:left w:val="single" w:color="BFBFBF" w:sz="4"/>
+              <w:bottom w:val="single" w:color="BFBFBF" w:sz="4"/>
+              <w:right w:val="single" w:color="BFBFBF" w:sz="4"/>
+            </w:tcBorders>
+            <w:tcMar>
+              <w:top w:type="dxa" w:w="30"/>
+              <w:left w:type="dxa" w:w="70"/>
+              <w:bottom w:type="dxa" w:w="30"/>
+              <w:right w:type="dxa" w:w="70"/>
+            </w:tcMar>
+          </w:tcPr>
+          <w:p>
+            <w:pPr>
+              <w:spacing w:after="0"/>
+              <w:jc w:val="right"/>
+            </w:pPr>
+            <w:r>
+              <w:rPr>
+                <w:rFonts w:ascii="Arial" w:cs="Arial" w:eastAsia="Arial" w:hAnsi="Arial"/>
+                <w:b w:val="false"/>
+                <w:bCs w:val="false"/>
+                <w:color w:val="000000"/>
+                <w:sz w:val="16"/>
+                <w:szCs w:val="16"/>
+              </w:rPr>
+              <w:t xml:space="preserve">4,45</w:t>
+            </w:r>
+          </w:p>
+        </w:tc>
+        <w:tc>
+          <w:tcPr>
+            <w:tcW w:type="dxa" w:w="991"/>
+            <w:tcBorders>
+              <w:top w:val="single" w:color="BFBFBF" w:sz="4"/>
+              <w:left w:val="single" w:color="BFBFBF" w:sz="4"/>
+              <w:bottom w:val="single" w:color="BFBFBF" w:sz="4"/>
+              <w:right w:val="single" w:color="BFBFBF" w:sz="4"/>
+            </w:tcBorders>
+            <w:tcMar>
+              <w:top w:type="dxa" w:w="30"/>
+              <w:left w:type="dxa" w:w="70"/>
+              <w:bottom w:type="dxa" w:w="30"/>
+              <w:right w:type="dxa" w:w="70"/>
+            </w:tcMar>
+          </w:tcPr>
+          <w:p>
+            <w:pPr>
+              <w:spacing w:after="0"/>
+              <w:jc w:val="right"/>
+            </w:pPr>
+            <w:r>
+              <w:rPr>
+                <w:rFonts w:ascii="Arial" w:cs="Arial" w:eastAsia="Arial" w:hAnsi="Arial"/>
+                <w:b w:val="false"/>
+                <w:bCs w:val="false"/>
+                <w:color w:val="000000"/>
+                <w:sz w:val="16"/>
+                <w:szCs w:val="16"/>
+              </w:rPr>
+              <w:t xml:space="preserve">8</w:t>
+            </w:r>
+          </w:p>
+        </w:tc>
+        <w:tc>
+          <w:tcPr>
+            <w:tcW w:type="dxa" w:w="1088"/>
+            <w:tcBorders>
+              <w:top w:val="single" w:color="BFBFBF" w:sz="4"/>
+              <w:left w:val="single" w:color="BFBFBF" w:sz="4"/>
+              <w:bottom w:val="single" w:color="BFBFBF" w:sz="4"/>
+              <w:right w:val="single" w:color="BFBFBF" w:sz="4"/>
+            </w:tcBorders>
+            <w:tcMar>
+              <w:top w:type="dxa" w:w="30"/>
+              <w:left w:type="dxa" w:w="70"/>
+              <w:bottom w:type="dxa" w:w="30"/>
+              <w:right w:type="dxa" w:w="70"/>
+            </w:tcMar>
+          </w:tcPr>
+          <w:p>
+            <w:pPr>
+              <w:spacing w:after="0"/>
+              <w:jc w:val="right"/>
+            </w:pPr>
+            <w:r>
+              <w:rPr>
+                <w:rFonts w:ascii="Arial" w:cs="Arial" w:eastAsia="Arial" w:hAnsi="Arial"/>
+                <w:b w:val="false"/>
+                <w:bCs w:val="false"/>
+                <w:color w:val="000000"/>
+                <w:sz w:val="16"/>
+                <w:szCs w:val="16"/>
+              </w:rPr>
+              <w:t xml:space="preserve">0</w:t>
+            </w:r>
+          </w:p>
+        </w:tc>
+      </w:tr>
+      <w:tr>
+        <w:trPr>
+          <w:cantSplit/>
+        </w:trPr>
+        <w:tc>
+          <w:tcPr>
+            <w:tcW w:type="dxa" w:w="2774"/>
+            <w:tcBorders>
+              <w:top w:val="single" w:color="BFBFBF" w:sz="4"/>
+              <w:left w:val="single" w:color="BFBFBF" w:sz="4"/>
+              <w:bottom w:val="single" w:color="BFBFBF" w:sz="4"/>
+              <w:right w:val="single" w:color="BFBFBF" w:sz="4"/>
+            </w:tcBorders>
+            <w:tcMar>
+              <w:top w:type="dxa" w:w="30"/>
+              <w:left w:type="dxa" w:w="70"/>
+              <w:bottom w:type="dxa" w:w="30"/>
+              <w:right w:type="dxa" w:w="70"/>
+            </w:tcMar>
+          </w:tcPr>
+          <w:p>
+            <w:pPr>
+              <w:spacing w:after="0"/>
+            </w:pPr>
+            <w:r>
+              <w:rPr>
+                <w:rFonts w:ascii="Arial" w:cs="Arial" w:eastAsia="Arial" w:hAnsi="Arial"/>
+                <w:b w:val="false"/>
+                <w:bCs w:val="false"/>
+                <w:color w:val="000000"/>
+                <w:sz w:val="16"/>
+                <w:szCs w:val="16"/>
+              </w:rPr>
+              <w:t xml:space="preserve">Jaula de gases</w:t>
+            </w:r>
+          </w:p>
+        </w:tc>
+        <w:tc>
+          <w:tcPr>
+            <w:tcW w:type="dxa" w:w="2972"/>
+            <w:tcBorders>
+              <w:top w:val="single" w:color="BFBFBF" w:sz="4"/>
+              <w:left w:val="single" w:color="BFBFBF" w:sz="4"/>
+              <w:bottom w:val="single" w:color="BFBFBF" w:sz="4"/>
+              <w:right w:val="single" w:color="BFBFBF" w:sz="4"/>
+            </w:tcBorders>
+            <w:tcMar>
+              <w:top w:type="dxa" w:w="30"/>
+              <w:left w:type="dxa" w:w="70"/>
+              <w:bottom w:type="dxa" w:w="30"/>
+              <w:right w:type="dxa" w:w="70"/>
+            </w:tcMar>
+          </w:tcPr>
+          <w:p>
+            <w:pPr>
+              <w:spacing w:after="0"/>
+            </w:pPr>
+            <w:r>
+              <w:rPr>
+                <w:rFonts w:ascii="Arial" w:cs="Arial" w:eastAsia="Arial" w:hAnsi="Arial"/>
+                <w:b w:val="false"/>
+                <w:bCs w:val="false"/>
+                <w:color w:val="000000"/>
+                <w:sz w:val="16"/>
+                <w:szCs w:val="16"/>
+              </w:rPr>
+              <w:t xml:space="preserve">Jaula exterior ventilada</w:t>
+            </w:r>
+          </w:p>
+        </w:tc>
+        <w:tc>
+          <w:tcPr>
+            <w:tcW w:type="dxa" w:w="991"/>
+            <w:tcBorders>
+              <w:top w:val="single" w:color="BFBFBF" w:sz="4"/>
+              <w:left w:val="single" w:color="BFBFBF" w:sz="4"/>
+              <w:bottom w:val="single" w:color="BFBFBF" w:sz="4"/>
+              <w:right w:val="single" w:color="BFBFBF" w:sz="4"/>
+            </w:tcBorders>
+            <w:tcMar>
+              <w:top w:type="dxa" w:w="30"/>
+              <w:left w:type="dxa" w:w="70"/>
+              <w:bottom w:type="dxa" w:w="30"/>
+              <w:right w:type="dxa" w:w="70"/>
+            </w:tcMar>
+          </w:tcPr>
+          <w:p>
+            <w:pPr>
+              <w:spacing w:after="0"/>
+              <w:jc w:val="right"/>
+            </w:pPr>
+            <w:r>
+              <w:rPr>
+                <w:rFonts w:ascii="Arial" w:cs="Arial" w:eastAsia="Arial" w:hAnsi="Arial"/>
+                <w:b w:val="false"/>
+                <w:bCs w:val="false"/>
+                <w:color w:val="000000"/>
+                <w:sz w:val="16"/>
+                <w:szCs w:val="16"/>
+              </w:rPr>
+              <w:t xml:space="preserve">7</w:t>
+            </w:r>
+          </w:p>
+        </w:tc>
+        <w:tc>
+          <w:tcPr>
+            <w:tcW w:type="dxa" w:w="1090"/>
+            <w:tcBorders>
+              <w:top w:val="single" w:color="BFBFBF" w:sz="4"/>
+              <w:left w:val="single" w:color="BFBFBF" w:sz="4"/>
+              <w:bottom w:val="single" w:color="BFBFBF" w:sz="4"/>
+              <w:right w:val="single" w:color="BFBFBF" w:sz="4"/>
+            </w:tcBorders>
+            <w:tcMar>
+              <w:top w:type="dxa" w:w="30"/>
+              <w:left w:type="dxa" w:w="70"/>
+              <w:bottom w:type="dxa" w:w="30"/>
+              <w:right w:type="dxa" w:w="70"/>
+            </w:tcMar>
+          </w:tcPr>
+          <w:p>
+            <w:pPr>
+              <w:spacing w:after="0"/>
+              <w:jc w:val="right"/>
+            </w:pPr>
+            <w:r>
+              <w:rPr>
+                <w:rFonts w:ascii="Arial" w:cs="Arial" w:eastAsia="Arial" w:hAnsi="Arial"/>
+                <w:b w:val="false"/>
+                <w:bCs w:val="false"/>
+                <w:color w:val="000000"/>
+                <w:sz w:val="16"/>
+                <w:szCs w:val="16"/>
+              </w:rPr>
+              <w:t xml:space="preserve">6,40</w:t>
+            </w:r>
+          </w:p>
+        </w:tc>
+        <w:tc>
+          <w:tcPr>
+            <w:tcW w:type="dxa" w:w="991"/>
+            <w:tcBorders>
+              <w:top w:val="single" w:color="BFBFBF" w:sz="4"/>
+              <w:left w:val="single" w:color="BFBFBF" w:sz="4"/>
+              <w:bottom w:val="single" w:color="BFBFBF" w:sz="4"/>
+              <w:right w:val="single" w:color="BFBFBF" w:sz="4"/>
+            </w:tcBorders>
+            <w:tcMar>
+              <w:top w:type="dxa" w:w="30"/>
+              <w:left w:type="dxa" w:w="70"/>
+              <w:bottom w:type="dxa" w:w="30"/>
+              <w:right w:type="dxa" w:w="70"/>
+            </w:tcMar>
+          </w:tcPr>
+          <w:p>
+            <w:pPr>
+              <w:spacing w:after="0"/>
+              <w:jc w:val="right"/>
+            </w:pPr>
+            <w:r>
+              <w:rPr>
+                <w:rFonts w:ascii="Arial" w:cs="Arial" w:eastAsia="Arial" w:hAnsi="Arial"/>
+                <w:b w:val="false"/>
+                <w:bCs w:val="false"/>
+                <w:color w:val="000000"/>
+                <w:sz w:val="16"/>
+                <w:szCs w:val="16"/>
+              </w:rPr>
+              <w:t xml:space="preserve">4</w:t>
+            </w:r>
+          </w:p>
+        </w:tc>
+        <w:tc>
+          <w:tcPr>
+            <w:tcW w:type="dxa" w:w="1088"/>
+            <w:tcBorders>
+              <w:top w:val="single" w:color="BFBFBF" w:sz="4"/>
+              <w:left w:val="single" w:color="BFBFBF" w:sz="4"/>
+              <w:bottom w:val="single" w:color="BFBFBF" w:sz="4"/>
+              <w:right w:val="single" w:color="BFBFBF" w:sz="4"/>
+            </w:tcBorders>
+            <w:tcMar>
+              <w:top w:type="dxa" w:w="30"/>
+              <w:left w:type="dxa" w:w="70"/>
+              <w:bottom w:type="dxa" w:w="30"/>
+              <w:right w:type="dxa" w:w="70"/>
+            </w:tcMar>
+          </w:tcPr>
+          <w:p>
+            <w:pPr>
+              <w:spacing w:after="0"/>
+              <w:jc w:val="right"/>
+            </w:pPr>
+            <w:r>
+              <w:rPr>
+                <w:rFonts w:ascii="Arial" w:cs="Arial" w:eastAsia="Arial" w:hAnsi="Arial"/>
+                <w:b w:val="false"/>
+                <w:bCs w:val="false"/>
+                <w:color w:val="000000"/>
+                <w:sz w:val="16"/>
+                <w:szCs w:val="16"/>
+              </w:rPr>
+              <w:t xml:space="preserve">0</w:t>
+            </w:r>
+          </w:p>
+        </w:tc>
+      </w:tr>
+      <w:tr>
+        <w:trPr>
+          <w:cantSplit/>
+        </w:trPr>
+        <w:tc>
+          <w:tcPr>
+            <w:tcW w:type="dxa" w:w="2774"/>
+            <w:tcBorders>
+              <w:top w:val="single" w:color="BFBFBF" w:sz="4"/>
+              <w:left w:val="single" w:color="BFBFBF" w:sz="4"/>
+              <w:bottom w:val="single" w:color="BFBFBF" w:sz="4"/>
+              <w:right w:val="single" w:color="BFBFBF" w:sz="4"/>
+            </w:tcBorders>
+            <w:tcMar>
+              <w:top w:type="dxa" w:w="30"/>
+              <w:left w:type="dxa" w:w="70"/>
+              <w:bottom w:type="dxa" w:w="30"/>
+              <w:right w:type="dxa" w:w="70"/>
+            </w:tcMar>
+          </w:tcPr>
+          <w:p>
+            <w:pPr>
+              <w:spacing w:after="0"/>
+            </w:pPr>
+            <w:r>
+              <w:rPr>
+                <w:rFonts w:ascii="Arial" w:cs="Arial" w:eastAsia="Arial" w:hAnsi="Arial"/>
+                <w:b w:val="false"/>
+                <w:bCs w:val="false"/>
+                <w:color w:val="000000"/>
+                <w:sz w:val="16"/>
+                <w:szCs w:val="16"/>
+              </w:rPr>
+              <w:t xml:space="preserve">Rack de casquetes y cuplas (carros)</w:t>
+            </w:r>
+          </w:p>
+        </w:tc>
+        <w:tc>
+          <w:tcPr>
+            <w:tcW w:type="dxa" w:w="2972"/>
+            <w:tcBorders>
+              <w:top w:val="single" w:color="BFBFBF" w:sz="4"/>
+              <w:left w:val="single" w:color="BFBFBF" w:sz="4"/>
+              <w:bottom w:val="single" w:color="BFBFBF" w:sz="4"/>
+              <w:right w:val="single" w:color="BFBFBF" w:sz="4"/>
+            </w:tcBorders>
+            <w:tcMar>
+              <w:top w:type="dxa" w:w="30"/>
+              <w:left w:type="dxa" w:w="70"/>
+              <w:bottom w:type="dxa" w:w="30"/>
+              <w:right w:type="dxa" w:w="70"/>
+            </w:tcMar>
+          </w:tcPr>
+          <w:p>
+            <w:pPr>
+              <w:spacing w:after="0"/>
+            </w:pPr>
+            <w:r>
+              <w:rPr>
+                <w:rFonts w:ascii="Arial" w:cs="Arial" w:eastAsia="Arial" w:hAnsi="Arial"/>
+                <w:b w:val="false"/>
+                <w:bCs w:val="false"/>
+                <w:color w:val="000000"/>
+                <w:sz w:val="16"/>
+                <w:szCs w:val="16"/>
+              </w:rPr>
+              <w:t xml:space="preserve">Rack selectivo 2.000 kg/nivel</w:t>
+            </w:r>
+          </w:p>
+        </w:tc>
+        <w:tc>
+          <w:tcPr>
+            <w:tcW w:type="dxa" w:w="991"/>
+            <w:tcBorders>
+              <w:top w:val="single" w:color="BFBFBF" w:sz="4"/>
+              <w:left w:val="single" w:color="BFBFBF" w:sz="4"/>
+              <w:bottom w:val="single" w:color="BFBFBF" w:sz="4"/>
+              <w:right w:val="single" w:color="BFBFBF" w:sz="4"/>
+            </w:tcBorders>
+            <w:tcMar>
+              <w:top w:type="dxa" w:w="30"/>
+              <w:left w:type="dxa" w:w="70"/>
+              <w:bottom w:type="dxa" w:w="30"/>
+              <w:right w:type="dxa" w:w="70"/>
+            </w:tcMar>
+          </w:tcPr>
+          <w:p>
+            <w:pPr>
+              <w:spacing w:after="0"/>
+              <w:jc w:val="right"/>
+            </w:pPr>
+            <w:r>
+              <w:rPr>
+                <w:rFonts w:ascii="Arial" w:cs="Arial" w:eastAsia="Arial" w:hAnsi="Arial"/>
+                <w:b w:val="false"/>
+                <w:bCs w:val="false"/>
+                <w:color w:val="000000"/>
+                <w:sz w:val="16"/>
+                <w:szCs w:val="16"/>
+              </w:rPr>
+              <w:t xml:space="preserve">6</w:t>
+            </w:r>
+          </w:p>
+        </w:tc>
+        <w:tc>
+          <w:tcPr>
+            <w:tcW w:type="dxa" w:w="1090"/>
+            <w:tcBorders>
+              <w:top w:val="single" w:color="BFBFBF" w:sz="4"/>
+              <w:left w:val="single" w:color="BFBFBF" w:sz="4"/>
+              <w:bottom w:val="single" w:color="BFBFBF" w:sz="4"/>
+              <w:right w:val="single" w:color="BFBFBF" w:sz="4"/>
+            </w:tcBorders>
+            <w:tcMar>
+              <w:top w:type="dxa" w:w="30"/>
+              <w:left w:type="dxa" w:w="70"/>
+              <w:bottom w:type="dxa" w:w="30"/>
+              <w:right w:type="dxa" w:w="70"/>
+            </w:tcMar>
+          </w:tcPr>
+          <w:p>
+            <w:pPr>
+              <w:spacing w:after="0"/>
+              <w:jc w:val="right"/>
+            </w:pPr>
+            <w:r>
+              <w:rPr>
+                <w:rFonts w:ascii="Arial" w:cs="Arial" w:eastAsia="Arial" w:hAnsi="Arial"/>
+                <w:b w:val="false"/>
+                <w:bCs w:val="false"/>
+                <w:color w:val="000000"/>
+                <w:sz w:val="16"/>
+                <w:szCs w:val="16"/>
+              </w:rPr>
+              <w:t xml:space="preserve">5,86</w:t>
+            </w:r>
+          </w:p>
+        </w:tc>
+        <w:tc>
+          <w:tcPr>
+            <w:tcW w:type="dxa" w:w="991"/>
+            <w:tcBorders>
+              <w:top w:val="single" w:color="BFBFBF" w:sz="4"/>
+              <w:left w:val="single" w:color="BFBFBF" w:sz="4"/>
+              <w:bottom w:val="single" w:color="BFBFBF" w:sz="4"/>
+              <w:right w:val="single" w:color="BFBFBF" w:sz="4"/>
+            </w:tcBorders>
+            <w:tcMar>
+              <w:top w:type="dxa" w:w="30"/>
+              <w:left w:type="dxa" w:w="70"/>
+              <w:bottom w:type="dxa" w:w="30"/>
+              <w:right w:type="dxa" w:w="70"/>
+            </w:tcMar>
+          </w:tcPr>
+          <w:p>
+            <w:pPr>
+              <w:spacing w:after="0"/>
+              <w:jc w:val="right"/>
+            </w:pPr>
+            <w:r>
+              <w:rPr>
+                <w:rFonts w:ascii="Arial" w:cs="Arial" w:eastAsia="Arial" w:hAnsi="Arial"/>
+                <w:b w:val="false"/>
+                <w:bCs w:val="false"/>
+                <w:color w:val="000000"/>
+                <w:sz w:val="16"/>
+                <w:szCs w:val="16"/>
+              </w:rPr>
+              <w:t xml:space="preserve">5</w:t>
+            </w:r>
+          </w:p>
+        </w:tc>
+        <w:tc>
+          <w:tcPr>
+            <w:tcW w:type="dxa" w:w="1088"/>
+            <w:tcBorders>
+              <w:top w:val="single" w:color="BFBFBF" w:sz="4"/>
+              <w:left w:val="single" w:color="BFBFBF" w:sz="4"/>
+              <w:bottom w:val="single" w:color="BFBFBF" w:sz="4"/>
+              <w:right w:val="single" w:color="BFBFBF" w:sz="4"/>
+            </w:tcBorders>
+            <w:tcMar>
+              <w:top w:type="dxa" w:w="30"/>
+              <w:left w:type="dxa" w:w="70"/>
+              <w:bottom w:type="dxa" w:w="30"/>
+              <w:right w:type="dxa" w:w="70"/>
+            </w:tcMar>
+          </w:tcPr>
+          <w:p>
+            <w:pPr>
+              <w:spacing w:after="0"/>
+              <w:jc w:val="right"/>
+            </w:pPr>
+            <w:r>
+              <w:rPr>
+                <w:rFonts w:ascii="Arial" w:cs="Arial" w:eastAsia="Arial" w:hAnsi="Arial"/>
+                <w:b w:val="false"/>
+                <w:bCs w:val="false"/>
+                <w:color w:val="000000"/>
+                <w:sz w:val="16"/>
+                <w:szCs w:val="16"/>
+              </w:rPr>
+              <w:t xml:space="preserve">0</w:t>
+            </w:r>
+          </w:p>
+        </w:tc>
+      </w:tr>
+      <w:tr>
+        <w:trPr>
+          <w:cantSplit/>
+        </w:trPr>
+        <w:tc>
+          <w:tcPr>
+            <w:tcW w:type="dxa" w:w="2774"/>
+            <w:tcBorders>
+              <w:top w:val="single" w:color="BFBFBF" w:sz="4"/>
+              <w:left w:val="single" w:color="BFBFBF" w:sz="4"/>
+              <w:bottom w:val="single" w:color="BFBFBF" w:sz="4"/>
+              <w:right w:val="single" w:color="BFBFBF" w:sz="4"/>
+            </w:tcBorders>
+            <w:tcMar>
+              <w:top w:type="dxa" w:w="30"/>
+              <w:left w:type="dxa" w:w="70"/>
+              <w:bottom w:type="dxa" w:w="30"/>
+              <w:right w:type="dxa" w:w="70"/>
+            </w:tcMar>
+          </w:tcPr>
+          <w:p>
+            <w:pPr>
+              <w:spacing w:after="0"/>
+            </w:pPr>
+            <w:r>
+              <w:rPr>
+                <w:rFonts w:ascii="Arial" w:cs="Arial" w:eastAsia="Arial" w:hAnsi="Arial"/>
+                <w:b w:val="false"/>
+                <w:bCs w:val="false"/>
+                <w:color w:val="000000"/>
+                <w:sz w:val="16"/>
+                <w:szCs w:val="16"/>
+              </w:rPr>
+              <w:t xml:space="preserve">Rack de insumos de montaje (carros)</w:t>
+            </w:r>
+          </w:p>
+        </w:tc>
+        <w:tc>
+          <w:tcPr>
+            <w:tcW w:type="dxa" w:w="2972"/>
+            <w:tcBorders>
+              <w:top w:val="single" w:color="BFBFBF" w:sz="4"/>
+              <w:left w:val="single" w:color="BFBFBF" w:sz="4"/>
+              <w:bottom w:val="single" w:color="BFBFBF" w:sz="4"/>
+              <w:right w:val="single" w:color="BFBFBF" w:sz="4"/>
+            </w:tcBorders>
+            <w:tcMar>
+              <w:top w:type="dxa" w:w="30"/>
+              <w:left w:type="dxa" w:w="70"/>
+              <w:bottom w:type="dxa" w:w="30"/>
+              <w:right w:type="dxa" w:w="70"/>
+            </w:tcMar>
+          </w:tcPr>
+          <w:p>
+            <w:pPr>
+              <w:spacing w:after="0"/>
+            </w:pPr>
+            <w:r>
+              <w:rPr>
+                <w:rFonts w:ascii="Arial" w:cs="Arial" w:eastAsia="Arial" w:hAnsi="Arial"/>
+                <w:b w:val="false"/>
+                <w:bCs w:val="false"/>
+                <w:color w:val="000000"/>
+                <w:sz w:val="16"/>
+                <w:szCs w:val="16"/>
+              </w:rPr>
+              <w:t xml:space="preserve">Rack selectivo 500 kg/nivel</w:t>
+            </w:r>
+          </w:p>
+        </w:tc>
+        <w:tc>
+          <w:tcPr>
+            <w:tcW w:type="dxa" w:w="991"/>
+            <w:tcBorders>
+              <w:top w:val="single" w:color="BFBFBF" w:sz="4"/>
+              <w:left w:val="single" w:color="BFBFBF" w:sz="4"/>
+              <w:bottom w:val="single" w:color="BFBFBF" w:sz="4"/>
+              <w:right w:val="single" w:color="BFBFBF" w:sz="4"/>
+            </w:tcBorders>
+            <w:tcMar>
+              <w:top w:type="dxa" w:w="30"/>
+              <w:left w:type="dxa" w:w="70"/>
+              <w:bottom w:type="dxa" w:w="30"/>
+              <w:right w:type="dxa" w:w="70"/>
+            </w:tcMar>
+          </w:tcPr>
+          <w:p>
+            <w:pPr>
+              <w:spacing w:after="0"/>
+              <w:jc w:val="right"/>
+            </w:pPr>
+            <w:r>
+              <w:rPr>
+                <w:rFonts w:ascii="Arial" w:cs="Arial" w:eastAsia="Arial" w:hAnsi="Arial"/>
+                <w:b w:val="false"/>
+                <w:bCs w:val="false"/>
+                <w:color w:val="000000"/>
+                <w:sz w:val="16"/>
+                <w:szCs w:val="16"/>
+              </w:rPr>
+              <w:t xml:space="preserve">8</w:t>
+            </w:r>
+          </w:p>
+        </w:tc>
+        <w:tc>
+          <w:tcPr>
+            <w:tcW w:type="dxa" w:w="1090"/>
+            <w:tcBorders>
+              <w:top w:val="single" w:color="BFBFBF" w:sz="4"/>
+              <w:left w:val="single" w:color="BFBFBF" w:sz="4"/>
+              <w:bottom w:val="single" w:color="BFBFBF" w:sz="4"/>
+              <w:right w:val="single" w:color="BFBFBF" w:sz="4"/>
+            </w:tcBorders>
+            <w:tcMar>
+              <w:top w:type="dxa" w:w="30"/>
+              <w:left w:type="dxa" w:w="70"/>
+              <w:bottom w:type="dxa" w:w="30"/>
+              <w:right w:type="dxa" w:w="70"/>
+            </w:tcMar>
+          </w:tcPr>
+          <w:p>
+            <w:pPr>
+              <w:spacing w:after="0"/>
+              <w:jc w:val="right"/>
+            </w:pPr>
+            <w:r>
+              <w:rPr>
+                <w:rFonts w:ascii="Arial" w:cs="Arial" w:eastAsia="Arial" w:hAnsi="Arial"/>
+                <w:b w:val="false"/>
+                <w:bCs w:val="false"/>
+                <w:color w:val="000000"/>
+                <w:sz w:val="16"/>
+                <w:szCs w:val="16"/>
+              </w:rPr>
+              <w:t xml:space="preserve">7,09</w:t>
+            </w:r>
+          </w:p>
+        </w:tc>
+        <w:tc>
+          <w:tcPr>
+            <w:tcW w:type="dxa" w:w="991"/>
+            <w:tcBorders>
+              <w:top w:val="single" w:color="BFBFBF" w:sz="4"/>
+              <w:left w:val="single" w:color="BFBFBF" w:sz="4"/>
+              <w:bottom w:val="single" w:color="BFBFBF" w:sz="4"/>
+              <w:right w:val="single" w:color="BFBFBF" w:sz="4"/>
+            </w:tcBorders>
+            <w:tcMar>
+              <w:top w:type="dxa" w:w="30"/>
+              <w:left w:type="dxa" w:w="70"/>
+              <w:bottom w:type="dxa" w:w="30"/>
+              <w:right w:type="dxa" w:w="70"/>
+            </w:tcMar>
+          </w:tcPr>
+          <w:p>
+            <w:pPr>
+              <w:spacing w:after="0"/>
+              <w:jc w:val="right"/>
+            </w:pPr>
+            <w:r>
+              <w:rPr>
+                <w:rFonts w:ascii="Arial" w:cs="Arial" w:eastAsia="Arial" w:hAnsi="Arial"/>
+                <w:b w:val="false"/>
+                <w:bCs w:val="false"/>
+                <w:color w:val="000000"/>
+                <w:sz w:val="16"/>
+                <w:szCs w:val="16"/>
+              </w:rPr>
+              <w:t xml:space="preserve">17</w:t>
+            </w:r>
+          </w:p>
+        </w:tc>
+        <w:tc>
+          <w:tcPr>
+            <w:tcW w:type="dxa" w:w="1088"/>
+            <w:tcBorders>
+              <w:top w:val="single" w:color="BFBFBF" w:sz="4"/>
+              <w:left w:val="single" w:color="BFBFBF" w:sz="4"/>
+              <w:bottom w:val="single" w:color="BFBFBF" w:sz="4"/>
+              <w:right w:val="single" w:color="BFBFBF" w:sz="4"/>
+            </w:tcBorders>
+            <w:tcMar>
+              <w:top w:type="dxa" w:w="30"/>
+              <w:left w:type="dxa" w:w="70"/>
+              <w:bottom w:type="dxa" w:w="30"/>
+              <w:right w:type="dxa" w:w="70"/>
+            </w:tcMar>
+          </w:tcPr>
+          <w:p>
+            <w:pPr>
+              <w:spacing w:after="0"/>
+              <w:jc w:val="right"/>
+            </w:pPr>
+            <w:r>
+              <w:rPr>
+                <w:rFonts w:ascii="Arial" w:cs="Arial" w:eastAsia="Arial" w:hAnsi="Arial"/>
+                <w:b w:val="false"/>
+                <w:bCs w:val="false"/>
+                <w:color w:val="000000"/>
+                <w:sz w:val="16"/>
+                <w:szCs w:val="16"/>
+              </w:rPr>
+              <w:t xml:space="preserve">0</w:t>
+            </w:r>
+          </w:p>
+        </w:tc>
+      </w:tr>
+      <w:tr>
+        <w:trPr>
+          <w:cantSplit/>
+        </w:trPr>
+        <w:tc>
+          <w:tcPr>
+            <w:tcW w:type="dxa" w:w="2774"/>
+            <w:tcBorders>
+              <w:top w:val="single" w:color="BFBFBF" w:sz="4"/>
+              <w:left w:val="single" w:color="BFBFBF" w:sz="4"/>
+              <w:bottom w:val="single" w:color="BFBFBF" w:sz="4"/>
+              <w:right w:val="single" w:color="BFBFBF" w:sz="4"/>
+            </w:tcBorders>
+            <w:tcMar>
+              <w:top w:type="dxa" w:w="30"/>
+              <w:left w:type="dxa" w:w="70"/>
+              <w:bottom w:type="dxa" w:w="30"/>
+              <w:right w:type="dxa" w:w="70"/>
+            </w:tcMar>
+          </w:tcPr>
+          <w:p>
+            <w:pPr>
+              <w:spacing w:after="0"/>
+            </w:pPr>
+            <w:r>
+              <w:rPr>
+                <w:rFonts w:ascii="Arial" w:cs="Arial" w:eastAsia="Arial" w:hAnsi="Arial"/>
+                <w:b w:val="false"/>
+                <w:bCs w:val="false"/>
+                <w:color w:val="000000"/>
+                <w:sz w:val="16"/>
+                <w:szCs w:val="16"/>
+              </w:rPr>
+              <w:t xml:space="preserve">Almacén de producto terminado</w:t>
+            </w:r>
+          </w:p>
+        </w:tc>
+        <w:tc>
+          <w:tcPr>
+            <w:tcW w:type="dxa" w:w="2972"/>
+            <w:tcBorders>
+              <w:top w:val="single" w:color="BFBFBF" w:sz="4"/>
+              <w:left w:val="single" w:color="BFBFBF" w:sz="4"/>
+              <w:bottom w:val="single" w:color="BFBFBF" w:sz="4"/>
+              <w:right w:val="single" w:color="BFBFBF" w:sz="4"/>
+            </w:tcBorders>
+            <w:tcMar>
+              <w:top w:type="dxa" w:w="30"/>
+              <w:left w:type="dxa" w:w="70"/>
+              <w:bottom w:type="dxa" w:w="30"/>
+              <w:right w:type="dxa" w:w="70"/>
+            </w:tcMar>
+          </w:tcPr>
+          <w:p>
+            <w:pPr>
+              <w:spacing w:after="0"/>
+            </w:pPr>
+            <w:r>
+              <w:rPr>
+                <w:rFonts w:ascii="Arial" w:cs="Arial" w:eastAsia="Arial" w:hAnsi="Arial"/>
+                <w:b w:val="false"/>
+                <w:bCs w:val="false"/>
+                <w:color w:val="000000"/>
+                <w:sz w:val="16"/>
+                <w:szCs w:val="16"/>
+              </w:rPr>
+              <w:t xml:space="preserve">— (va en el almacén de PT)</w:t>
+            </w:r>
+          </w:p>
+        </w:tc>
+        <w:tc>
+          <w:tcPr>
+            <w:tcW w:type="dxa" w:w="991"/>
+            <w:tcBorders>
+              <w:top w:val="single" w:color="BFBFBF" w:sz="4"/>
+              <w:left w:val="single" w:color="BFBFBF" w:sz="4"/>
+              <w:bottom w:val="single" w:color="BFBFBF" w:sz="4"/>
+              <w:right w:val="single" w:color="BFBFBF" w:sz="4"/>
+            </w:tcBorders>
+            <w:tcMar>
+              <w:top w:type="dxa" w:w="30"/>
+              <w:left w:type="dxa" w:w="70"/>
+              <w:bottom w:type="dxa" w:w="30"/>
+              <w:right w:type="dxa" w:w="70"/>
+            </w:tcMar>
+          </w:tcPr>
+          <w:p>
+            <w:pPr>
+              <w:spacing w:after="0"/>
+              <w:jc w:val="right"/>
+            </w:pPr>
+            <w:r>
+              <w:rPr>
+                <w:rFonts w:ascii="Arial" w:cs="Arial" w:eastAsia="Arial" w:hAnsi="Arial"/>
+                <w:b w:val="false"/>
+                <w:bCs w:val="false"/>
+                <w:color w:val="000000"/>
+                <w:sz w:val="16"/>
+                <w:szCs w:val="16"/>
+              </w:rPr>
+              <w:t xml:space="preserve">13</w:t>
+            </w:r>
+          </w:p>
+        </w:tc>
+        <w:tc>
+          <w:tcPr>
+            <w:tcW w:type="dxa" w:w="1090"/>
+            <w:tcBorders>
+              <w:top w:val="single" w:color="BFBFBF" w:sz="4"/>
+              <w:left w:val="single" w:color="BFBFBF" w:sz="4"/>
+              <w:bottom w:val="single" w:color="BFBFBF" w:sz="4"/>
+              <w:right w:val="single" w:color="BFBFBF" w:sz="4"/>
+            </w:tcBorders>
+            <w:tcMar>
+              <w:top w:type="dxa" w:w="30"/>
+              <w:left w:type="dxa" w:w="70"/>
+              <w:bottom w:type="dxa" w:w="30"/>
+              <w:right w:type="dxa" w:w="70"/>
+            </w:tcMar>
+          </w:tcPr>
+          <w:p>
+            <w:pPr>
+              <w:spacing w:after="0"/>
+              <w:jc w:val="right"/>
+            </w:pPr>
+            <w:r>
+              <w:rPr>
+                <w:rFonts w:ascii="Arial" w:cs="Arial" w:eastAsia="Arial" w:hAnsi="Arial"/>
+                <w:b w:val="false"/>
+                <w:bCs w:val="false"/>
+                <w:color w:val="000000"/>
+                <w:sz w:val="16"/>
+                <w:szCs w:val="16"/>
+              </w:rPr>
+              <w:t xml:space="preserve">12,77</w:t>
+            </w:r>
+          </w:p>
+        </w:tc>
+        <w:tc>
+          <w:tcPr>
+            <w:tcW w:type="dxa" w:w="991"/>
+            <w:tcBorders>
+              <w:top w:val="single" w:color="BFBFBF" w:sz="4"/>
+              <w:left w:val="single" w:color="BFBFBF" w:sz="4"/>
+              <w:bottom w:val="single" w:color="BFBFBF" w:sz="4"/>
+              <w:right w:val="single" w:color="BFBFBF" w:sz="4"/>
+            </w:tcBorders>
+            <w:tcMar>
+              <w:top w:type="dxa" w:w="30"/>
+              <w:left w:type="dxa" w:w="70"/>
+              <w:bottom w:type="dxa" w:w="30"/>
+              <w:right w:type="dxa" w:w="70"/>
+            </w:tcMar>
+          </w:tcPr>
+          <w:p>
+            <w:pPr>
+              <w:spacing w:after="0"/>
+              <w:jc w:val="right"/>
+            </w:pPr>
+            <w:r>
+              <w:rPr>
+                <w:rFonts w:ascii="Arial" w:cs="Arial" w:eastAsia="Arial" w:hAnsi="Arial"/>
+                <w:b w:val="false"/>
+                <w:bCs w:val="false"/>
+                <w:color w:val="000000"/>
+                <w:sz w:val="16"/>
+                <w:szCs w:val="16"/>
+              </w:rPr>
+              <w:t xml:space="preserve">9</w:t>
+            </w:r>
+          </w:p>
+        </w:tc>
+        <w:tc>
+          <w:tcPr>
+            <w:tcW w:type="dxa" w:w="1088"/>
+            <w:tcBorders>
+              <w:top w:val="single" w:color="BFBFBF" w:sz="4"/>
+              <w:left w:val="single" w:color="BFBFBF" w:sz="4"/>
+              <w:bottom w:val="single" w:color="BFBFBF" w:sz="4"/>
+              <w:right w:val="single" w:color="BFBFBF" w:sz="4"/>
+            </w:tcBorders>
+            <w:tcMar>
+              <w:top w:type="dxa" w:w="30"/>
+              <w:left w:type="dxa" w:w="70"/>
+              <w:bottom w:type="dxa" w:w="30"/>
+              <w:right w:type="dxa" w:w="70"/>
+            </w:tcMar>
+          </w:tcPr>
+          <w:p>
+            <w:pPr>
+              <w:spacing w:after="0"/>
+              <w:jc w:val="right"/>
+            </w:pPr>
+            <w:r>
+              <w:rPr>
+                <w:rFonts w:ascii="Arial" w:cs="Arial" w:eastAsia="Arial" w:hAnsi="Arial"/>
+                <w:b w:val="false"/>
+                <w:bCs w:val="false"/>
+                <w:color w:val="000000"/>
+                <w:sz w:val="16"/>
+                <w:szCs w:val="16"/>
+              </w:rPr>
+              <w:t xml:space="preserve">0</w:t>
+            </w:r>
+          </w:p>
+        </w:tc>
+      </w:tr>
+    </w:tbl>
+    <w:p>
+      <w:pPr>
+        <w:spacing w:after="120"/>
+      </w:pPr>
+    </w:p>
+    <w:p>
+      <w:pPr>
+        <w:spacing w:after="120" w:before="0" w:line="276"/>
+      </w:pPr>
+      <w:r>
+        <w:rPr>
+          <w:rFonts w:ascii="Arial" w:cs="Arial" w:eastAsia="Arial" w:hAnsi="Arial"/>
+          <w:color w:val="595959"/>
+          <w:sz w:val="16"/>
+          <w:szCs w:val="16"/>
+        </w:rPr>
+        <w:t xml:space="preserve">Lugares: Almacenes, filas 19 a 31 (13 de reventa en el PT, Balanceo › Pulmones sección 6). Suma de U: Stock_MP, columna U.</w:t>
+      </w:r>
+    </w:p>
+    <w:p>
+      <w:pPr>
+        <w:keepNext/>
+        <w:spacing w:after="60"/>
+        <w:jc w:val="center"/>
+      </w:pPr>
+      <w:r>
+        <w:drawing>
+          <wp:inline distT="0" distB="0" distL="0" distR="0">
+            <wp:extent cx="5400675" cy="4686300"/>
+            <wp:effectExtent t="0" r="0" b="0" l="0"/>
+            <wp:docPr id="6" name="" descr="" title=""/>
+            <wp:cNvGraphicFramePr>
+              <a:graphicFrameLocks xmlns:a="http://schemas.openxmlformats.org/drawingml/2006/main" noChangeAspect="1"/>
+            </wp:cNvGraphicFramePr>
+            <a:graphic xmlns:a="http://schemas.openxmlformats.org/drawingml/2006/main">
+              <a:graphicData uri="http://schemas.openxmlformats.org/drawingml/2006/picture">
+                <pic:pic xmlns:pic="http://schemas.openxmlformats.org/drawingml/2006/picture">
+                  <pic:nvPicPr>
+                    <pic:cNvPr id="0" name="" descr=""/>
+                    <pic:cNvPicPr>
+                      <a:picLocks noChangeAspect="1" noChangeArrowheads="1"/>
+                    </pic:cNvPicPr>
+                  </pic:nvPicPr>
+                  <pic:blipFill>
+                    <a:blip r:embed="rId13" cstate="none"/>
+                    <a:srcRect/>
+                    <a:stretch>
+                      <a:fillRect/>
+                    </a:stretch>
+                  </pic:blipFill>
+                  <pic:spPr bwMode="auto">
+                    <a:xfrm>
+                      <a:off x="0" y="0"/>
+                      <a:ext cx="5400675" cy="4686300"/>
+                    </a:xfrm>
+                    <a:prstGeom prst="rect">
+                      <a:avLst/>
+                    </a:prstGeom>
+                  </pic:spPr>
+                </pic:pic>
+              </a:graphicData>
+            </a:graphic>
+          </wp:inline>
+        </w:drawing>
+      </w:r>
+    </w:p>
+    <w:p>
+      <w:pPr>
+        <w:spacing w:after="160" w:before="0" w:line="276"/>
+        <w:jc w:val="center"/>
+      </w:pPr>
+      <w:r>
+        <w:rPr>
+          <w:rFonts w:ascii="Arial" w:cs="Arial" w:eastAsia="Arial" w:hAnsi="Arial"/>
+          <w:color w:val="595959"/>
+          <w:sz w:val="16"/>
+          <w:szCs w:val="16"/>
+        </w:rPr>
+        <w:t xml:space="preserve">Figura 6. Almacén de MP: cada lugar con su código, coloreado por el estado del código, con la barra de stock contra el máximo. Arriba, accesos a cada almacén con la cantidad para pedir.</w:t>
       </w:r>
     </w:p>
     <w:p>
@@ -5720,9 +6757,9 @@
       <w:r>
         <w:drawing>
           <wp:inline distT="0" distB="0" distL="0" distR="0">
-            <wp:extent cx="5400675" cy="5657850"/>
+            <wp:extent cx="5400675" cy="5353050"/>
             <wp:effectExtent t="0" r="0" b="0" l="0"/>
-            <wp:docPr id="6" name="" descr="" title=""/>
+            <wp:docPr id="7" name="" descr="" title=""/>
             <wp:cNvGraphicFramePr>
               <a:graphicFrameLocks xmlns:a="http://schemas.openxmlformats.org/drawingml/2006/main" noChangeAspect="1"/>
             </wp:cNvGraphicFramePr>
@@ -5736,7 +6773,7 @@
                     </pic:cNvPicPr>
                   </pic:nvPicPr>
                   <pic:blipFill>
-                    <a:blip r:embed="rId13" cstate="none"/>
+                    <a:blip r:embed="rId14" cstate="none"/>
                     <a:srcRect/>
                     <a:stretch>
                       <a:fillRect/>
@@ -5745,7 +6782,7 @@
                   <pic:spPr bwMode="auto">
                     <a:xfrm>
                       <a:off x="0" y="0"/>
-                      <a:ext cx="5400675" cy="5657850"/>
+                      <a:ext cx="5400675" cy="5353050"/>
                     </a:xfrm>
                     <a:prstGeom prst="rect">
                       <a:avLst/>
@@ -5770,7 +6807,7 @@
           <w:sz w:val="16"/>
           <w:szCs w:val="16"/>
         </w:rPr>
-        <w:t xml:space="preserve">Figura 6. Kanban de PT con pallets de la prueba: rack, piso, andén, reventa, sustitutos, pintura, días fijos de despacho y stock contra máximo.</w:t>
+        <w:t xml:space="preserve">Figura 7. Kanban de PT con pallets de la prueba: rack, piso, andén, reventa, sustitutos, pintura, días fijos de despacho y stock contra máximo.</w:t>
       </w:r>
     </w:p>
     <w:p>
@@ -13470,9 +14507,9 @@
       <w:r>
         <w:drawing>
           <wp:inline distT="0" distB="0" distL="0" distR="0">
-            <wp:extent cx="5400675" cy="4105275"/>
+            <wp:extent cx="5400675" cy="8153400"/>
             <wp:effectExtent t="0" r="0" b="0" l="0"/>
-            <wp:docPr id="7" name="" descr="" title=""/>
+            <wp:docPr id="8" name="" descr="" title=""/>
             <wp:cNvGraphicFramePr>
               <a:graphicFrameLocks xmlns:a="http://schemas.openxmlformats.org/drawingml/2006/main" noChangeAspect="1"/>
             </wp:cNvGraphicFramePr>
@@ -13486,7 +14523,7 @@
                     </pic:cNvPicPr>
                   </pic:nvPicPr>
                   <pic:blipFill>
-                    <a:blip r:embed="rId14" cstate="none"/>
+                    <a:blip r:embed="rId15" cstate="none"/>
                     <a:srcRect/>
                     <a:stretch>
                       <a:fillRect/>
@@ -13495,7 +14532,7 @@
                   <pic:spPr bwMode="auto">
                     <a:xfrm>
                       <a:off x="0" y="0"/>
-                      <a:ext cx="5400675" cy="4105275"/>
+                      <a:ext cx="5400675" cy="8153400"/>
                     </a:xfrm>
                     <a:prstGeom prst="rect">
                       <a:avLst/>
@@ -13520,7 +14557,7 @@
           <w:sz w:val="16"/>
           <w:szCs w:val="16"/>
         </w:rPr>
-        <w:t xml:space="preserve">Figura 7. Ficha FAB-07 (prueba hidráulica): el tiempo de 45 s queda en rojo porque la norma pide 1 minuto, y la ficha se guarda como no conforme.</w:t>
+        <w:t xml:space="preserve">Figura 8. Ficha FAB-07 (prueba hidráulica): el tiempo de 45 s queda en rojo porque la norma pide 1 minuto, y la ficha se guarda como no conforme.</w:t>
       </w:r>
     </w:p>
     <w:p>
@@ -13532,9 +14569,9 @@
       <w:r>
         <w:drawing>
           <wp:inline distT="0" distB="0" distL="0" distR="0">
-            <wp:extent cx="5400675" cy="4505325"/>
+            <wp:extent cx="5400675" cy="4591050"/>
             <wp:effectExtent t="0" r="0" b="0" l="0"/>
-            <wp:docPr id="8" name="" descr="" title=""/>
+            <wp:docPr id="9" name="" descr="" title=""/>
             <wp:cNvGraphicFramePr>
               <a:graphicFrameLocks xmlns:a="http://schemas.openxmlformats.org/drawingml/2006/main" noChangeAspect="1"/>
             </wp:cNvGraphicFramePr>
@@ -13548,7 +14585,7 @@
                     </pic:cNvPicPr>
                   </pic:nvPicPr>
                   <pic:blipFill>
-                    <a:blip r:embed="rId15" cstate="none"/>
+                    <a:blip r:embed="rId16" cstate="none"/>
                     <a:srcRect/>
                     <a:stretch>
                       <a:fillRect/>
@@ -13557,7 +14594,7 @@
                   <pic:spPr bwMode="auto">
                     <a:xfrm>
                       <a:off x="0" y="0"/>
-                      <a:ext cx="5400675" cy="4505325"/>
+                      <a:ext cx="5400675" cy="4591050"/>
                     </a:xfrm>
                     <a:prstGeom prst="rect">
                       <a:avLst/>
@@ -13582,7 +14619,7 @@
           <w:sz w:val="16"/>
           <w:szCs w:val="16"/>
         </w:rPr>
-        <w:t xml:space="preserve">Figura 8. Las 16 fichas agrupadas por línea, con sus puestos y la cantidad de registros.</w:t>
+        <w:t xml:space="preserve">Figura 9. Las 16 fichas agrupadas por línea, con sus puestos y la cantidad de registros.</w:t>
       </w:r>
     </w:p>
     <w:p>
@@ -13730,9 +14767,9 @@
       <w:r>
         <w:drawing>
           <wp:inline distT="0" distB="0" distL="0" distR="0">
-            <wp:extent cx="5762625" cy="3600450"/>
+            <wp:extent cx="5400675" cy="3371850"/>
             <wp:effectExtent t="0" r="0" b="0" l="0"/>
-            <wp:docPr id="9" name="" descr="" title=""/>
+            <wp:docPr id="10" name="" descr="" title=""/>
             <wp:cNvGraphicFramePr>
               <a:graphicFrameLocks xmlns:a="http://schemas.openxmlformats.org/drawingml/2006/main" noChangeAspect="1"/>
             </wp:cNvGraphicFramePr>
@@ -13746,7 +14783,7 @@
                     </pic:cNvPicPr>
                   </pic:nvPicPr>
                   <pic:blipFill>
-                    <a:blip r:embed="rId16" cstate="none"/>
+                    <a:blip r:embed="rId17" cstate="none"/>
                     <a:srcRect/>
                     <a:stretch>
                       <a:fillRect/>
@@ -13755,7 +14792,7 @@
                   <pic:spPr bwMode="auto">
                     <a:xfrm>
                       <a:off x="0" y="0"/>
-                      <a:ext cx="5762625" cy="3600450"/>
+                      <a:ext cx="5400675" cy="3371850"/>
                     </a:xfrm>
                     <a:prstGeom prst="rect">
                       <a:avLst/>
@@ -13780,7 +14817,7 @@
           <w:sz w:val="16"/>
           <w:szCs w:val="16"/>
         </w:rPr>
-        <w:t xml:space="preserve">Figura 9. Búsqueda del n° 5500: la ficha de marcado, la de PH y el pallet donde está hoy.</w:t>
+        <w:t xml:space="preserve">Figura 10. Búsqueda del n° 20400: el lote que lo contiene (con acceso a su recorrido) y las fichas cuyo rango lo incluye, en orden.</w:t>
       </w:r>
     </w:p>
     <w:p>
@@ -13810,7 +14847,1485 @@
           <w:sz w:val="19"/>
           <w:szCs w:val="19"/>
         </w:rPr>
-        <w:t xml:space="preserve">La pestaña usa el plano rev10 de la app de gestión interna (layout.json), con los mismos sectores y nombres. Los puestos que llevan ficha tienen un cuadradito rojo con su número; el almacén de MP muestra sus cámaras (en rojo las que ven códigos en el punto de pedido) y las zonas de PT, los lugares ocupados. Al tocar un sector se abren sus fichas y las últimas cargadas.</w:t>
+        <w:t xml:space="preserve">Es el layout de la app de gestión interna: el mismo plano rev10, los mismos puestos y los mismos recorridos (catalogo_gestion.json y caminos.js copiados de esa app), con zoom con la ruedita, arrastre y filtros por línea. Cada ficha se carga en un puesto del plano; un lote está en el puesto de su última ficha. El punto de cada puesto muestra cuántos lotes u órdenes hay ahí (en rojo si alguno tiene una ficha no conforme); el almacén de MP, cuántos códigos hay para pedir; los puestos de PT, los lugares ocupados.</w:t>
+      </w:r>
+    </w:p>
+    <w:tbl>
+      <w:tblPr>
+        <w:tblW w:type="dxa" w:w="9906"/>
+        <w:tblBorders>
+          <w:top w:val="single" w:color="auto" w:sz="4"/>
+          <w:left w:val="single" w:color="auto" w:sz="4"/>
+          <w:bottom w:val="single" w:color="auto" w:sz="4"/>
+          <w:right w:val="single" w:color="auto" w:sz="4"/>
+          <w:insideH w:val="single" w:color="auto" w:sz="4"/>
+          <w:insideV w:val="single" w:color="auto" w:sz="4"/>
+        </w:tblBorders>
+      </w:tblPr>
+      <w:tblGrid>
+        <w:gridCol w:w="2576"/>
+        <w:gridCol w:w="3962"/>
+        <w:gridCol w:w="3368"/>
+      </w:tblGrid>
+      <w:tr>
+        <w:trPr>
+          <w:cantSplit/>
+          <w:tblHeader/>
+        </w:trPr>
+        <w:tc>
+          <w:tcPr>
+            <w:tcW w:type="dxa" w:w="2576"/>
+            <w:tcBorders>
+              <w:top w:val="single" w:color="BFBFBF" w:sz="4"/>
+              <w:left w:val="single" w:color="BFBFBF" w:sz="4"/>
+              <w:bottom w:val="single" w:color="BFBFBF" w:sz="4"/>
+              <w:right w:val="single" w:color="BFBFBF" w:sz="4"/>
+            </w:tcBorders>
+            <w:shd w:fill="000000" w:color="auto" w:val="clear"/>
+            <w:tcMar>
+              <w:top w:type="dxa" w:w="30"/>
+              <w:left w:type="dxa" w:w="70"/>
+              <w:bottom w:type="dxa" w:w="30"/>
+              <w:right w:type="dxa" w:w="70"/>
+            </w:tcMar>
+          </w:tcPr>
+          <w:p>
+            <w:pPr>
+              <w:spacing w:after="0"/>
+              <w:jc w:val="center"/>
+            </w:pPr>
+            <w:r>
+              <w:rPr>
+                <w:rFonts w:ascii="Arial" w:cs="Arial" w:eastAsia="Arial" w:hAnsi="Arial"/>
+                <w:b/>
+                <w:bCs/>
+                <w:color w:val="FFFFFF"/>
+                <w:sz w:val="16"/>
+                <w:szCs w:val="16"/>
+              </w:rPr>
+              <w:t xml:space="preserve">Ficha</w:t>
+            </w:r>
+          </w:p>
+        </w:tc>
+        <w:tc>
+          <w:tcPr>
+            <w:tcW w:type="dxa" w:w="3962"/>
+            <w:tcBorders>
+              <w:top w:val="single" w:color="BFBFBF" w:sz="4"/>
+              <w:left w:val="single" w:color="BFBFBF" w:sz="4"/>
+              <w:bottom w:val="single" w:color="BFBFBF" w:sz="4"/>
+              <w:right w:val="single" w:color="BFBFBF" w:sz="4"/>
+            </w:tcBorders>
+            <w:shd w:fill="000000" w:color="auto" w:val="clear"/>
+            <w:tcMar>
+              <w:top w:type="dxa" w:w="30"/>
+              <w:left w:type="dxa" w:w="70"/>
+              <w:bottom w:type="dxa" w:w="30"/>
+              <w:right w:type="dxa" w:w="70"/>
+            </w:tcMar>
+          </w:tcPr>
+          <w:p>
+            <w:pPr>
+              <w:spacing w:after="0"/>
+              <w:jc w:val="center"/>
+            </w:pPr>
+            <w:r>
+              <w:rPr>
+                <w:rFonts w:ascii="Arial" w:cs="Arial" w:eastAsia="Arial" w:hAnsi="Arial"/>
+                <w:b/>
+                <w:bCs/>
+                <w:color w:val="FFFFFF"/>
+                <w:sz w:val="16"/>
+                <w:szCs w:val="16"/>
+              </w:rPr>
+              <w:t xml:space="preserve">Puesto en manuales</w:t>
+            </w:r>
+          </w:p>
+        </w:tc>
+        <w:tc>
+          <w:tcPr>
+            <w:tcW w:type="dxa" w:w="3368"/>
+            <w:tcBorders>
+              <w:top w:val="single" w:color="BFBFBF" w:sz="4"/>
+              <w:left w:val="single" w:color="BFBFBF" w:sz="4"/>
+              <w:bottom w:val="single" w:color="BFBFBF" w:sz="4"/>
+              <w:right w:val="single" w:color="BFBFBF" w:sz="4"/>
+            </w:tcBorders>
+            <w:shd w:fill="000000" w:color="auto" w:val="clear"/>
+            <w:tcMar>
+              <w:top w:type="dxa" w:w="30"/>
+              <w:left w:type="dxa" w:w="70"/>
+              <w:bottom w:type="dxa" w:w="30"/>
+              <w:right w:type="dxa" w:w="70"/>
+            </w:tcMar>
+          </w:tcPr>
+          <w:p>
+            <w:pPr>
+              <w:spacing w:after="0"/>
+              <w:jc w:val="center"/>
+            </w:pPr>
+            <w:r>
+              <w:rPr>
+                <w:rFonts w:ascii="Arial" w:cs="Arial" w:eastAsia="Arial" w:hAnsi="Arial"/>
+                <w:b/>
+                <w:bCs/>
+                <w:color w:val="FFFFFF"/>
+                <w:sz w:val="16"/>
+                <w:szCs w:val="16"/>
+              </w:rPr>
+              <w:t xml:space="preserve">Puesto en carros</w:t>
+            </w:r>
+          </w:p>
+        </w:tc>
+      </w:tr>
+      <w:tr>
+        <w:trPr>
+          <w:cantSplit/>
+        </w:trPr>
+        <w:tc>
+          <w:tcPr>
+            <w:tcW w:type="dxa" w:w="2576"/>
+            <w:tcBorders>
+              <w:top w:val="single" w:color="BFBFBF" w:sz="4"/>
+              <w:left w:val="single" w:color="BFBFBF" w:sz="4"/>
+              <w:bottom w:val="single" w:color="BFBFBF" w:sz="4"/>
+              <w:right w:val="single" w:color="BFBFBF" w:sz="4"/>
+            </w:tcBorders>
+            <w:tcMar>
+              <w:top w:type="dxa" w:w="30"/>
+              <w:left w:type="dxa" w:w="70"/>
+              <w:bottom w:type="dxa" w:w="30"/>
+              <w:right w:type="dxa" w:w="70"/>
+            </w:tcMar>
+          </w:tcPr>
+          <w:p>
+            <w:pPr>
+              <w:spacing w:after="0"/>
+            </w:pPr>
+            <w:r>
+              <w:rPr>
+                <w:rFonts w:ascii="Arial" w:cs="Arial" w:eastAsia="Arial" w:hAnsi="Arial"/>
+                <w:b w:val="false"/>
+                <w:bCs w:val="false"/>
+                <w:color w:val="000000"/>
+                <w:sz w:val="16"/>
+                <w:szCs w:val="16"/>
+              </w:rPr>
+              <w:t xml:space="preserve">FAB-01 · REC-01</w:t>
+            </w:r>
+          </w:p>
+        </w:tc>
+        <w:tc>
+          <w:tcPr>
+            <w:tcW w:type="dxa" w:w="3962"/>
+            <w:tcBorders>
+              <w:top w:val="single" w:color="BFBFBF" w:sz="4"/>
+              <w:left w:val="single" w:color="BFBFBF" w:sz="4"/>
+              <w:bottom w:val="single" w:color="BFBFBF" w:sz="4"/>
+              <w:right w:val="single" w:color="BFBFBF" w:sz="4"/>
+            </w:tcBorders>
+            <w:tcMar>
+              <w:top w:type="dxa" w:w="30"/>
+              <w:left w:type="dxa" w:w="70"/>
+              <w:bottom w:type="dxa" w:w="30"/>
+              <w:right w:type="dxa" w:w="70"/>
+            </w:tcMar>
+          </w:tcPr>
+          <w:p>
+            <w:pPr>
+              <w:spacing w:after="0"/>
+            </w:pPr>
+            <w:r>
+              <w:rPr>
+                <w:rFonts w:ascii="Arial" w:cs="Arial" w:eastAsia="Arial" w:hAnsi="Arial"/>
+                <w:b w:val="false"/>
+                <w:bCs w:val="false"/>
+                <w:color w:val="000000"/>
+                <w:sz w:val="16"/>
+                <w:szCs w:val="16"/>
+              </w:rPr>
+              <w:t xml:space="preserve">MP_TRAZ (trazabilidad de MP)</w:t>
+            </w:r>
+          </w:p>
+        </w:tc>
+        <w:tc>
+          <w:tcPr>
+            <w:tcW w:type="dxa" w:w="3368"/>
+            <w:tcBorders>
+              <w:top w:val="single" w:color="BFBFBF" w:sz="4"/>
+              <w:left w:val="single" w:color="BFBFBF" w:sz="4"/>
+              <w:bottom w:val="single" w:color="BFBFBF" w:sz="4"/>
+              <w:right w:val="single" w:color="BFBFBF" w:sz="4"/>
+            </w:tcBorders>
+            <w:tcMar>
+              <w:top w:type="dxa" w:w="30"/>
+              <w:left w:type="dxa" w:w="70"/>
+              <w:bottom w:type="dxa" w:w="30"/>
+              <w:right w:type="dxa" w:w="70"/>
+            </w:tcMar>
+          </w:tcPr>
+          <w:p>
+            <w:pPr>
+              <w:spacing w:after="0"/>
+            </w:pPr>
+            <w:r>
+              <w:rPr>
+                <w:rFonts w:ascii="Arial" w:cs="Arial" w:eastAsia="Arial" w:hAnsi="Arial"/>
+                <w:b w:val="false"/>
+                <w:bCs w:val="false"/>
+                <w:color w:val="000000"/>
+                <w:sz w:val="16"/>
+                <w:szCs w:val="16"/>
+              </w:rPr>
+              <w:t xml:space="preserve">ídem</w:t>
+            </w:r>
+          </w:p>
+        </w:tc>
+      </w:tr>
+      <w:tr>
+        <w:trPr>
+          <w:cantSplit/>
+        </w:trPr>
+        <w:tc>
+          <w:tcPr>
+            <w:tcW w:type="dxa" w:w="2576"/>
+            <w:tcBorders>
+              <w:top w:val="single" w:color="BFBFBF" w:sz="4"/>
+              <w:left w:val="single" w:color="BFBFBF" w:sz="4"/>
+              <w:bottom w:val="single" w:color="BFBFBF" w:sz="4"/>
+              <w:right w:val="single" w:color="BFBFBF" w:sz="4"/>
+            </w:tcBorders>
+            <w:tcMar>
+              <w:top w:type="dxa" w:w="30"/>
+              <w:left w:type="dxa" w:w="70"/>
+              <w:bottom w:type="dxa" w:w="30"/>
+              <w:right w:type="dxa" w:w="70"/>
+            </w:tcMar>
+          </w:tcPr>
+          <w:p>
+            <w:pPr>
+              <w:spacing w:after="0"/>
+            </w:pPr>
+            <w:r>
+              <w:rPr>
+                <w:rFonts w:ascii="Arial" w:cs="Arial" w:eastAsia="Arial" w:hAnsi="Arial"/>
+                <w:b w:val="false"/>
+                <w:bCs w:val="false"/>
+                <w:color w:val="000000"/>
+                <w:sz w:val="16"/>
+                <w:szCs w:val="16"/>
+              </w:rPr>
+              <w:t xml:space="preserve">FAB-02</w:t>
+            </w:r>
+          </w:p>
+        </w:tc>
+        <w:tc>
+          <w:tcPr>
+            <w:tcW w:type="dxa" w:w="3962"/>
+            <w:tcBorders>
+              <w:top w:val="single" w:color="BFBFBF" w:sz="4"/>
+              <w:left w:val="single" w:color="BFBFBF" w:sz="4"/>
+              <w:bottom w:val="single" w:color="BFBFBF" w:sz="4"/>
+              <w:right w:val="single" w:color="BFBFBF" w:sz="4"/>
+            </w:tcBorders>
+            <w:tcMar>
+              <w:top w:type="dxa" w:w="30"/>
+              <w:left w:type="dxa" w:w="70"/>
+              <w:bottom w:type="dxa" w:w="30"/>
+              <w:right w:type="dxa" w:w="70"/>
+            </w:tcMar>
+          </w:tcPr>
+          <w:p>
+            <w:pPr>
+              <w:spacing w:after="0"/>
+            </w:pPr>
+            <w:r>
+              <w:rPr>
+                <w:rFonts w:ascii="Arial" w:cs="Arial" w:eastAsia="Arial" w:hAnsi="Arial"/>
+                <w:b w:val="false"/>
+                <w:bCs w:val="false"/>
+                <w:color w:val="000000"/>
+                <w:sz w:val="16"/>
+                <w:szCs w:val="16"/>
+              </w:rPr>
+              <w:t xml:space="preserve">MARC (marcado del cuerpo)</w:t>
+            </w:r>
+          </w:p>
+        </w:tc>
+        <w:tc>
+          <w:tcPr>
+            <w:tcW w:type="dxa" w:w="3368"/>
+            <w:tcBorders>
+              <w:top w:val="single" w:color="BFBFBF" w:sz="4"/>
+              <w:left w:val="single" w:color="BFBFBF" w:sz="4"/>
+              <w:bottom w:val="single" w:color="BFBFBF" w:sz="4"/>
+              <w:right w:val="single" w:color="BFBFBF" w:sz="4"/>
+            </w:tcBorders>
+            <w:tcMar>
+              <w:top w:type="dxa" w:w="30"/>
+              <w:left w:type="dxa" w:w="70"/>
+              <w:bottom w:type="dxa" w:w="30"/>
+              <w:right w:type="dxa" w:w="70"/>
+            </w:tcMar>
+          </w:tcPr>
+          <w:p>
+            <w:pPr>
+              <w:spacing w:after="0"/>
+            </w:pPr>
+            <w:r>
+              <w:rPr>
+                <w:rFonts w:ascii="Arial" w:cs="Arial" w:eastAsia="Arial" w:hAnsi="Arial"/>
+                <w:b w:val="false"/>
+                <w:bCs w:val="false"/>
+                <w:color w:val="000000"/>
+                <w:sz w:val="16"/>
+                <w:szCs w:val="16"/>
+              </w:rPr>
+              <w:t xml:space="preserve">ídem</w:t>
+            </w:r>
+          </w:p>
+        </w:tc>
+      </w:tr>
+      <w:tr>
+        <w:trPr>
+          <w:cantSplit/>
+        </w:trPr>
+        <w:tc>
+          <w:tcPr>
+            <w:tcW w:type="dxa" w:w="2576"/>
+            <w:tcBorders>
+              <w:top w:val="single" w:color="BFBFBF" w:sz="4"/>
+              <w:left w:val="single" w:color="BFBFBF" w:sz="4"/>
+              <w:bottom w:val="single" w:color="BFBFBF" w:sz="4"/>
+              <w:right w:val="single" w:color="BFBFBF" w:sz="4"/>
+            </w:tcBorders>
+            <w:tcMar>
+              <w:top w:type="dxa" w:w="30"/>
+              <w:left w:type="dxa" w:w="70"/>
+              <w:bottom w:type="dxa" w:w="30"/>
+              <w:right w:type="dxa" w:w="70"/>
+            </w:tcMar>
+          </w:tcPr>
+          <w:p>
+            <w:pPr>
+              <w:spacing w:after="0"/>
+            </w:pPr>
+            <w:r>
+              <w:rPr>
+                <w:rFonts w:ascii="Arial" w:cs="Arial" w:eastAsia="Arial" w:hAnsi="Arial"/>
+                <w:b w:val="false"/>
+                <w:bCs w:val="false"/>
+                <w:color w:val="000000"/>
+                <w:sz w:val="16"/>
+                <w:szCs w:val="16"/>
+              </w:rPr>
+              <w:t xml:space="preserve">FAB-03</w:t>
+            </w:r>
+          </w:p>
+        </w:tc>
+        <w:tc>
+          <w:tcPr>
+            <w:tcW w:type="dxa" w:w="3962"/>
+            <w:tcBorders>
+              <w:top w:val="single" w:color="BFBFBF" w:sz="4"/>
+              <w:left w:val="single" w:color="BFBFBF" w:sz="4"/>
+              <w:bottom w:val="single" w:color="BFBFBF" w:sz="4"/>
+              <w:right w:val="single" w:color="BFBFBF" w:sz="4"/>
+            </w:tcBorders>
+            <w:tcMar>
+              <w:top w:type="dxa" w:w="30"/>
+              <w:left w:type="dxa" w:w="70"/>
+              <w:bottom w:type="dxa" w:w="30"/>
+              <w:right w:type="dxa" w:w="70"/>
+            </w:tcMar>
+          </w:tcPr>
+          <w:p>
+            <w:pPr>
+              <w:spacing w:after="0"/>
+            </w:pPr>
+            <w:r>
+              <w:rPr>
+                <w:rFonts w:ascii="Arial" w:cs="Arial" w:eastAsia="Arial" w:hAnsi="Arial"/>
+                <w:b w:val="false"/>
+                <w:bCs w:val="false"/>
+                <w:color w:val="000000"/>
+                <w:sz w:val="16"/>
+                <w:szCs w:val="16"/>
+              </w:rPr>
+              <w:t xml:space="preserve">M3</w:t>
+            </w:r>
+          </w:p>
+        </w:tc>
+        <w:tc>
+          <w:tcPr>
+            <w:tcW w:type="dxa" w:w="3368"/>
+            <w:tcBorders>
+              <w:top w:val="single" w:color="BFBFBF" w:sz="4"/>
+              <w:left w:val="single" w:color="BFBFBF" w:sz="4"/>
+              <w:bottom w:val="single" w:color="BFBFBF" w:sz="4"/>
+              <w:right w:val="single" w:color="BFBFBF" w:sz="4"/>
+            </w:tcBorders>
+            <w:tcMar>
+              <w:top w:type="dxa" w:w="30"/>
+              <w:left w:type="dxa" w:w="70"/>
+              <w:bottom w:type="dxa" w:w="30"/>
+              <w:right w:type="dxa" w:w="70"/>
+            </w:tcMar>
+          </w:tcPr>
+          <w:p>
+            <w:pPr>
+              <w:spacing w:after="0"/>
+            </w:pPr>
+            <w:r>
+              <w:rPr>
+                <w:rFonts w:ascii="Arial" w:cs="Arial" w:eastAsia="Arial" w:hAnsi="Arial"/>
+                <w:b w:val="false"/>
+                <w:bCs w:val="false"/>
+                <w:color w:val="000000"/>
+                <w:sz w:val="16"/>
+                <w:szCs w:val="16"/>
+              </w:rPr>
+              <w:t xml:space="preserve">C5</w:t>
+            </w:r>
+          </w:p>
+        </w:tc>
+      </w:tr>
+      <w:tr>
+        <w:trPr>
+          <w:cantSplit/>
+        </w:trPr>
+        <w:tc>
+          <w:tcPr>
+            <w:tcW w:type="dxa" w:w="2576"/>
+            <w:tcBorders>
+              <w:top w:val="single" w:color="BFBFBF" w:sz="4"/>
+              <w:left w:val="single" w:color="BFBFBF" w:sz="4"/>
+              <w:bottom w:val="single" w:color="BFBFBF" w:sz="4"/>
+              <w:right w:val="single" w:color="BFBFBF" w:sz="4"/>
+            </w:tcBorders>
+            <w:tcMar>
+              <w:top w:type="dxa" w:w="30"/>
+              <w:left w:type="dxa" w:w="70"/>
+              <w:bottom w:type="dxa" w:w="30"/>
+              <w:right w:type="dxa" w:w="70"/>
+            </w:tcMar>
+          </w:tcPr>
+          <w:p>
+            <w:pPr>
+              <w:spacing w:after="0"/>
+            </w:pPr>
+            <w:r>
+              <w:rPr>
+                <w:rFonts w:ascii="Arial" w:cs="Arial" w:eastAsia="Arial" w:hAnsi="Arial"/>
+                <w:b w:val="false"/>
+                <w:bCs w:val="false"/>
+                <w:color w:val="000000"/>
+                <w:sz w:val="16"/>
+                <w:szCs w:val="16"/>
+              </w:rPr>
+              <w:t xml:space="preserve">FAB-04</w:t>
+            </w:r>
+          </w:p>
+        </w:tc>
+        <w:tc>
+          <w:tcPr>
+            <w:tcW w:type="dxa" w:w="3962"/>
+            <w:tcBorders>
+              <w:top w:val="single" w:color="BFBFBF" w:sz="4"/>
+              <w:left w:val="single" w:color="BFBFBF" w:sz="4"/>
+              <w:bottom w:val="single" w:color="BFBFBF" w:sz="4"/>
+              <w:right w:val="single" w:color="BFBFBF" w:sz="4"/>
+            </w:tcBorders>
+            <w:tcMar>
+              <w:top w:type="dxa" w:w="30"/>
+              <w:left w:type="dxa" w:w="70"/>
+              <w:bottom w:type="dxa" w:w="30"/>
+              <w:right w:type="dxa" w:w="70"/>
+            </w:tcMar>
+          </w:tcPr>
+          <w:p>
+            <w:pPr>
+              <w:spacing w:after="0"/>
+            </w:pPr>
+            <w:r>
+              <w:rPr>
+                <w:rFonts w:ascii="Arial" w:cs="Arial" w:eastAsia="Arial" w:hAnsi="Arial"/>
+                <w:b w:val="false"/>
+                <w:bCs w:val="false"/>
+                <w:color w:val="000000"/>
+                <w:sz w:val="16"/>
+                <w:szCs w:val="16"/>
+              </w:rPr>
+              <w:t xml:space="preserve">M6 (rama del cuello)</w:t>
+            </w:r>
+          </w:p>
+        </w:tc>
+        <w:tc>
+          <w:tcPr>
+            <w:tcW w:type="dxa" w:w="3368"/>
+            <w:tcBorders>
+              <w:top w:val="single" w:color="BFBFBF" w:sz="4"/>
+              <w:left w:val="single" w:color="BFBFBF" w:sz="4"/>
+              <w:bottom w:val="single" w:color="BFBFBF" w:sz="4"/>
+              <w:right w:val="single" w:color="BFBFBF" w:sz="4"/>
+            </w:tcBorders>
+            <w:tcMar>
+              <w:top w:type="dxa" w:w="30"/>
+              <w:left w:type="dxa" w:w="70"/>
+              <w:bottom w:type="dxa" w:w="30"/>
+              <w:right w:type="dxa" w:w="70"/>
+            </w:tcMar>
+          </w:tcPr>
+          <w:p>
+            <w:pPr>
+              <w:spacing w:after="0"/>
+            </w:pPr>
+            <w:r>
+              <w:rPr>
+                <w:rFonts w:ascii="Arial" w:cs="Arial" w:eastAsia="Arial" w:hAnsi="Arial"/>
+                <w:b w:val="false"/>
+                <w:bCs w:val="false"/>
+                <w:color w:val="000000"/>
+                <w:sz w:val="16"/>
+                <w:szCs w:val="16"/>
+              </w:rPr>
+              <w:t xml:space="preserve">C6</w:t>
+            </w:r>
+          </w:p>
+        </w:tc>
+      </w:tr>
+      <w:tr>
+        <w:trPr>
+          <w:cantSplit/>
+        </w:trPr>
+        <w:tc>
+          <w:tcPr>
+            <w:tcW w:type="dxa" w:w="2576"/>
+            <w:tcBorders>
+              <w:top w:val="single" w:color="BFBFBF" w:sz="4"/>
+              <w:left w:val="single" w:color="BFBFBF" w:sz="4"/>
+              <w:bottom w:val="single" w:color="BFBFBF" w:sz="4"/>
+              <w:right w:val="single" w:color="BFBFBF" w:sz="4"/>
+            </w:tcBorders>
+            <w:tcMar>
+              <w:top w:type="dxa" w:w="30"/>
+              <w:left w:type="dxa" w:w="70"/>
+              <w:bottom w:type="dxa" w:w="30"/>
+              <w:right w:type="dxa" w:w="70"/>
+            </w:tcMar>
+          </w:tcPr>
+          <w:p>
+            <w:pPr>
+              <w:spacing w:after="0"/>
+            </w:pPr>
+            <w:r>
+              <w:rPr>
+                <w:rFonts w:ascii="Arial" w:cs="Arial" w:eastAsia="Arial" w:hAnsi="Arial"/>
+                <w:b w:val="false"/>
+                <w:bCs w:val="false"/>
+                <w:color w:val="000000"/>
+                <w:sz w:val="16"/>
+                <w:szCs w:val="16"/>
+              </w:rPr>
+              <w:t xml:space="preserve">FAB-05</w:t>
+            </w:r>
+          </w:p>
+        </w:tc>
+        <w:tc>
+          <w:tcPr>
+            <w:tcW w:type="dxa" w:w="3962"/>
+            <w:tcBorders>
+              <w:top w:val="single" w:color="BFBFBF" w:sz="4"/>
+              <w:left w:val="single" w:color="BFBFBF" w:sz="4"/>
+              <w:bottom w:val="single" w:color="BFBFBF" w:sz="4"/>
+              <w:right w:val="single" w:color="BFBFBF" w:sz="4"/>
+            </w:tcBorders>
+            <w:tcMar>
+              <w:top w:type="dxa" w:w="30"/>
+              <w:left w:type="dxa" w:w="70"/>
+              <w:bottom w:type="dxa" w:w="30"/>
+              <w:right w:type="dxa" w:w="70"/>
+            </w:tcMar>
+          </w:tcPr>
+          <w:p>
+            <w:pPr>
+              <w:spacing w:after="0"/>
+            </w:pPr>
+            <w:r>
+              <w:rPr>
+                <w:rFonts w:ascii="Arial" w:cs="Arial" w:eastAsia="Arial" w:hAnsi="Arial"/>
+                <w:b w:val="false"/>
+                <w:bCs w:val="false"/>
+                <w:color w:val="000000"/>
+                <w:sz w:val="16"/>
+                <w:szCs w:val="16"/>
+              </w:rPr>
+              <w:t xml:space="preserve">M7</w:t>
+            </w:r>
+          </w:p>
+        </w:tc>
+        <w:tc>
+          <w:tcPr>
+            <w:tcW w:type="dxa" w:w="3368"/>
+            <w:tcBorders>
+              <w:top w:val="single" w:color="BFBFBF" w:sz="4"/>
+              <w:left w:val="single" w:color="BFBFBF" w:sz="4"/>
+              <w:bottom w:val="single" w:color="BFBFBF" w:sz="4"/>
+              <w:right w:val="single" w:color="BFBFBF" w:sz="4"/>
+            </w:tcBorders>
+            <w:tcMar>
+              <w:top w:type="dxa" w:w="30"/>
+              <w:left w:type="dxa" w:w="70"/>
+              <w:bottom w:type="dxa" w:w="30"/>
+              <w:right w:type="dxa" w:w="70"/>
+            </w:tcMar>
+          </w:tcPr>
+          <w:p>
+            <w:pPr>
+              <w:spacing w:after="0"/>
+            </w:pPr>
+            <w:r>
+              <w:rPr>
+                <w:rFonts w:ascii="Arial" w:cs="Arial" w:eastAsia="Arial" w:hAnsi="Arial"/>
+                <w:b w:val="false"/>
+                <w:bCs w:val="false"/>
+                <w:color w:val="000000"/>
+                <w:sz w:val="16"/>
+                <w:szCs w:val="16"/>
+              </w:rPr>
+              <w:t xml:space="preserve">C7</w:t>
+            </w:r>
+          </w:p>
+        </w:tc>
+      </w:tr>
+      <w:tr>
+        <w:trPr>
+          <w:cantSplit/>
+        </w:trPr>
+        <w:tc>
+          <w:tcPr>
+            <w:tcW w:type="dxa" w:w="2576"/>
+            <w:tcBorders>
+              <w:top w:val="single" w:color="BFBFBF" w:sz="4"/>
+              <w:left w:val="single" w:color="BFBFBF" w:sz="4"/>
+              <w:bottom w:val="single" w:color="BFBFBF" w:sz="4"/>
+              <w:right w:val="single" w:color="BFBFBF" w:sz="4"/>
+            </w:tcBorders>
+            <w:tcMar>
+              <w:top w:type="dxa" w:w="30"/>
+              <w:left w:type="dxa" w:w="70"/>
+              <w:bottom w:type="dxa" w:w="30"/>
+              <w:right w:type="dxa" w:w="70"/>
+            </w:tcMar>
+          </w:tcPr>
+          <w:p>
+            <w:pPr>
+              <w:spacing w:after="0"/>
+            </w:pPr>
+            <w:r>
+              <w:rPr>
+                <w:rFonts w:ascii="Arial" w:cs="Arial" w:eastAsia="Arial" w:hAnsi="Arial"/>
+                <w:b w:val="false"/>
+                <w:bCs w:val="false"/>
+                <w:color w:val="000000"/>
+                <w:sz w:val="16"/>
+                <w:szCs w:val="16"/>
+              </w:rPr>
+              <w:t xml:space="preserve">FAB-06</w:t>
+            </w:r>
+          </w:p>
+        </w:tc>
+        <w:tc>
+          <w:tcPr>
+            <w:tcW w:type="dxa" w:w="3962"/>
+            <w:tcBorders>
+              <w:top w:val="single" w:color="BFBFBF" w:sz="4"/>
+              <w:left w:val="single" w:color="BFBFBF" w:sz="4"/>
+              <w:bottom w:val="single" w:color="BFBFBF" w:sz="4"/>
+              <w:right w:val="single" w:color="BFBFBF" w:sz="4"/>
+            </w:tcBorders>
+            <w:tcMar>
+              <w:top w:type="dxa" w:w="30"/>
+              <w:left w:type="dxa" w:w="70"/>
+              <w:bottom w:type="dxa" w:w="30"/>
+              <w:right w:type="dxa" w:w="70"/>
+            </w:tcMar>
+          </w:tcPr>
+          <w:p>
+            <w:pPr>
+              <w:spacing w:after="0"/>
+            </w:pPr>
+            <w:r>
+              <w:rPr>
+                <w:rFonts w:ascii="Arial" w:cs="Arial" w:eastAsia="Arial" w:hAnsi="Arial"/>
+                <w:b w:val="false"/>
+                <w:bCs w:val="false"/>
+                <w:color w:val="000000"/>
+                <w:sz w:val="16"/>
+                <w:szCs w:val="16"/>
+              </w:rPr>
+              <w:t xml:space="preserve">M8</w:t>
+            </w:r>
+          </w:p>
+        </w:tc>
+        <w:tc>
+          <w:tcPr>
+            <w:tcW w:type="dxa" w:w="3368"/>
+            <w:tcBorders>
+              <w:top w:val="single" w:color="BFBFBF" w:sz="4"/>
+              <w:left w:val="single" w:color="BFBFBF" w:sz="4"/>
+              <w:bottom w:val="single" w:color="BFBFBF" w:sz="4"/>
+              <w:right w:val="single" w:color="BFBFBF" w:sz="4"/>
+            </w:tcBorders>
+            <w:tcMar>
+              <w:top w:type="dxa" w:w="30"/>
+              <w:left w:type="dxa" w:w="70"/>
+              <w:bottom w:type="dxa" w:w="30"/>
+              <w:right w:type="dxa" w:w="70"/>
+            </w:tcMar>
+          </w:tcPr>
+          <w:p>
+            <w:pPr>
+              <w:spacing w:after="0"/>
+            </w:pPr>
+            <w:r>
+              <w:rPr>
+                <w:rFonts w:ascii="Arial" w:cs="Arial" w:eastAsia="Arial" w:hAnsi="Arial"/>
+                <w:b w:val="false"/>
+                <w:bCs w:val="false"/>
+                <w:color w:val="000000"/>
+                <w:sz w:val="16"/>
+                <w:szCs w:val="16"/>
+              </w:rPr>
+              <w:t xml:space="preserve">—</w:t>
+            </w:r>
+          </w:p>
+        </w:tc>
+      </w:tr>
+      <w:tr>
+        <w:trPr>
+          <w:cantSplit/>
+        </w:trPr>
+        <w:tc>
+          <w:tcPr>
+            <w:tcW w:type="dxa" w:w="2576"/>
+            <w:tcBorders>
+              <w:top w:val="single" w:color="BFBFBF" w:sz="4"/>
+              <w:left w:val="single" w:color="BFBFBF" w:sz="4"/>
+              <w:bottom w:val="single" w:color="BFBFBF" w:sz="4"/>
+              <w:right w:val="single" w:color="BFBFBF" w:sz="4"/>
+            </w:tcBorders>
+            <w:tcMar>
+              <w:top w:type="dxa" w:w="30"/>
+              <w:left w:type="dxa" w:w="70"/>
+              <w:bottom w:type="dxa" w:w="30"/>
+              <w:right w:type="dxa" w:w="70"/>
+            </w:tcMar>
+          </w:tcPr>
+          <w:p>
+            <w:pPr>
+              <w:spacing w:after="0"/>
+            </w:pPr>
+            <w:r>
+              <w:rPr>
+                <w:rFonts w:ascii="Arial" w:cs="Arial" w:eastAsia="Arial" w:hAnsi="Arial"/>
+                <w:b w:val="false"/>
+                <w:bCs w:val="false"/>
+                <w:color w:val="000000"/>
+                <w:sz w:val="16"/>
+                <w:szCs w:val="16"/>
+              </w:rPr>
+              <w:t xml:space="preserve">FAB-07</w:t>
+            </w:r>
+          </w:p>
+        </w:tc>
+        <w:tc>
+          <w:tcPr>
+            <w:tcW w:type="dxa" w:w="3962"/>
+            <w:tcBorders>
+              <w:top w:val="single" w:color="BFBFBF" w:sz="4"/>
+              <w:left w:val="single" w:color="BFBFBF" w:sz="4"/>
+              <w:bottom w:val="single" w:color="BFBFBF" w:sz="4"/>
+              <w:right w:val="single" w:color="BFBFBF" w:sz="4"/>
+            </w:tcBorders>
+            <w:tcMar>
+              <w:top w:type="dxa" w:w="30"/>
+              <w:left w:type="dxa" w:w="70"/>
+              <w:bottom w:type="dxa" w:w="30"/>
+              <w:right w:type="dxa" w:w="70"/>
+            </w:tcMar>
+          </w:tcPr>
+          <w:p>
+            <w:pPr>
+              <w:spacing w:after="0"/>
+            </w:pPr>
+            <w:r>
+              <w:rPr>
+                <w:rFonts w:ascii="Arial" w:cs="Arial" w:eastAsia="Arial" w:hAnsi="Arial"/>
+                <w:b w:val="false"/>
+                <w:bCs w:val="false"/>
+                <w:color w:val="000000"/>
+                <w:sz w:val="16"/>
+                <w:szCs w:val="16"/>
+              </w:rPr>
+              <w:t xml:space="preserve">MPH</w:t>
+            </w:r>
+          </w:p>
+        </w:tc>
+        <w:tc>
+          <w:tcPr>
+            <w:tcW w:type="dxa" w:w="3368"/>
+            <w:tcBorders>
+              <w:top w:val="single" w:color="BFBFBF" w:sz="4"/>
+              <w:left w:val="single" w:color="BFBFBF" w:sz="4"/>
+              <w:bottom w:val="single" w:color="BFBFBF" w:sz="4"/>
+              <w:right w:val="single" w:color="BFBFBF" w:sz="4"/>
+            </w:tcBorders>
+            <w:tcMar>
+              <w:top w:type="dxa" w:w="30"/>
+              <w:left w:type="dxa" w:w="70"/>
+              <w:bottom w:type="dxa" w:w="30"/>
+              <w:right w:type="dxa" w:w="70"/>
+            </w:tcMar>
+          </w:tcPr>
+          <w:p>
+            <w:pPr>
+              <w:spacing w:after="0"/>
+            </w:pPr>
+            <w:r>
+              <w:rPr>
+                <w:rFonts w:ascii="Arial" w:cs="Arial" w:eastAsia="Arial" w:hAnsi="Arial"/>
+                <w:b w:val="false"/>
+                <w:bCs w:val="false"/>
+                <w:color w:val="000000"/>
+                <w:sz w:val="16"/>
+                <w:szCs w:val="16"/>
+              </w:rPr>
+              <w:t xml:space="preserve">CPH</w:t>
+            </w:r>
+          </w:p>
+        </w:tc>
+      </w:tr>
+      <w:tr>
+        <w:trPr>
+          <w:cantSplit/>
+        </w:trPr>
+        <w:tc>
+          <w:tcPr>
+            <w:tcW w:type="dxa" w:w="2576"/>
+            <w:tcBorders>
+              <w:top w:val="single" w:color="BFBFBF" w:sz="4"/>
+              <w:left w:val="single" w:color="BFBFBF" w:sz="4"/>
+              <w:bottom w:val="single" w:color="BFBFBF" w:sz="4"/>
+              <w:right w:val="single" w:color="BFBFBF" w:sz="4"/>
+            </w:tcBorders>
+            <w:tcMar>
+              <w:top w:type="dxa" w:w="30"/>
+              <w:left w:type="dxa" w:w="70"/>
+              <w:bottom w:type="dxa" w:w="30"/>
+              <w:right w:type="dxa" w:w="70"/>
+            </w:tcMar>
+          </w:tcPr>
+          <w:p>
+            <w:pPr>
+              <w:spacing w:after="0"/>
+            </w:pPr>
+            <w:r>
+              <w:rPr>
+                <w:rFonts w:ascii="Arial" w:cs="Arial" w:eastAsia="Arial" w:hAnsi="Arial"/>
+                <w:b w:val="false"/>
+                <w:bCs w:val="false"/>
+                <w:color w:val="000000"/>
+                <w:sz w:val="16"/>
+                <w:szCs w:val="16"/>
+              </w:rPr>
+              <w:t xml:space="preserve">FAB-08</w:t>
+            </w:r>
+          </w:p>
+        </w:tc>
+        <w:tc>
+          <w:tcPr>
+            <w:tcW w:type="dxa" w:w="3962"/>
+            <w:tcBorders>
+              <w:top w:val="single" w:color="BFBFBF" w:sz="4"/>
+              <w:left w:val="single" w:color="BFBFBF" w:sz="4"/>
+              <w:bottom w:val="single" w:color="BFBFBF" w:sz="4"/>
+              <w:right w:val="single" w:color="BFBFBF" w:sz="4"/>
+            </w:tcBorders>
+            <w:tcMar>
+              <w:top w:type="dxa" w:w="30"/>
+              <w:left w:type="dxa" w:w="70"/>
+              <w:bottom w:type="dxa" w:w="30"/>
+              <w:right w:type="dxa" w:w="70"/>
+            </w:tcMar>
+          </w:tcPr>
+          <w:p>
+            <w:pPr>
+              <w:spacing w:after="0"/>
+            </w:pPr>
+            <w:r>
+              <w:rPr>
+                <w:rFonts w:ascii="Arial" w:cs="Arial" w:eastAsia="Arial" w:hAnsi="Arial"/>
+                <w:b w:val="false"/>
+                <w:bCs w:val="false"/>
+                <w:color w:val="000000"/>
+                <w:sz w:val="16"/>
+                <w:szCs w:val="16"/>
+              </w:rPr>
+              <w:t xml:space="preserve">M11</w:t>
+            </w:r>
+          </w:p>
+        </w:tc>
+        <w:tc>
+          <w:tcPr>
+            <w:tcW w:type="dxa" w:w="3368"/>
+            <w:tcBorders>
+              <w:top w:val="single" w:color="BFBFBF" w:sz="4"/>
+              <w:left w:val="single" w:color="BFBFBF" w:sz="4"/>
+              <w:bottom w:val="single" w:color="BFBFBF" w:sz="4"/>
+              <w:right w:val="single" w:color="BFBFBF" w:sz="4"/>
+            </w:tcBorders>
+            <w:tcMar>
+              <w:top w:type="dxa" w:w="30"/>
+              <w:left w:type="dxa" w:w="70"/>
+              <w:bottom w:type="dxa" w:w="30"/>
+              <w:right w:type="dxa" w:w="70"/>
+            </w:tcMar>
+          </w:tcPr>
+          <w:p>
+            <w:pPr>
+              <w:spacing w:after="0"/>
+            </w:pPr>
+            <w:r>
+              <w:rPr>
+                <w:rFonts w:ascii="Arial" w:cs="Arial" w:eastAsia="Arial" w:hAnsi="Arial"/>
+                <w:b w:val="false"/>
+                <w:bCs w:val="false"/>
+                <w:color w:val="000000"/>
+                <w:sz w:val="16"/>
+                <w:szCs w:val="16"/>
+              </w:rPr>
+              <w:t xml:space="preserve">—</w:t>
+            </w:r>
+          </w:p>
+        </w:tc>
+      </w:tr>
+      <w:tr>
+        <w:trPr>
+          <w:cantSplit/>
+        </w:trPr>
+        <w:tc>
+          <w:tcPr>
+            <w:tcW w:type="dxa" w:w="2576"/>
+            <w:tcBorders>
+              <w:top w:val="single" w:color="BFBFBF" w:sz="4"/>
+              <w:left w:val="single" w:color="BFBFBF" w:sz="4"/>
+              <w:bottom w:val="single" w:color="BFBFBF" w:sz="4"/>
+              <w:right w:val="single" w:color="BFBFBF" w:sz="4"/>
+            </w:tcBorders>
+            <w:tcMar>
+              <w:top w:type="dxa" w:w="30"/>
+              <w:left w:type="dxa" w:w="70"/>
+              <w:bottom w:type="dxa" w:w="30"/>
+              <w:right w:type="dxa" w:w="70"/>
+            </w:tcMar>
+          </w:tcPr>
+          <w:p>
+            <w:pPr>
+              <w:spacing w:after="0"/>
+            </w:pPr>
+            <w:r>
+              <w:rPr>
+                <w:rFonts w:ascii="Arial" w:cs="Arial" w:eastAsia="Arial" w:hAnsi="Arial"/>
+                <w:b w:val="false"/>
+                <w:bCs w:val="false"/>
+                <w:color w:val="000000"/>
+                <w:sz w:val="16"/>
+                <w:szCs w:val="16"/>
+              </w:rPr>
+              <w:t xml:space="preserve">FAB-09</w:t>
+            </w:r>
+          </w:p>
+        </w:tc>
+        <w:tc>
+          <w:tcPr>
+            <w:tcW w:type="dxa" w:w="3962"/>
+            <w:tcBorders>
+              <w:top w:val="single" w:color="BFBFBF" w:sz="4"/>
+              <w:left w:val="single" w:color="BFBFBF" w:sz="4"/>
+              <w:bottom w:val="single" w:color="BFBFBF" w:sz="4"/>
+              <w:right w:val="single" w:color="BFBFBF" w:sz="4"/>
+            </w:tcBorders>
+            <w:tcMar>
+              <w:top w:type="dxa" w:w="30"/>
+              <w:left w:type="dxa" w:w="70"/>
+              <w:bottom w:type="dxa" w:w="30"/>
+              <w:right w:type="dxa" w:w="70"/>
+            </w:tcMar>
+          </w:tcPr>
+          <w:p>
+            <w:pPr>
+              <w:spacing w:after="0"/>
+            </w:pPr>
+            <w:r>
+              <w:rPr>
+                <w:rFonts w:ascii="Arial" w:cs="Arial" w:eastAsia="Arial" w:hAnsi="Arial"/>
+                <w:b w:val="false"/>
+                <w:bCs w:val="false"/>
+                <w:color w:val="000000"/>
+                <w:sz w:val="16"/>
+                <w:szCs w:val="16"/>
+              </w:rPr>
+              <w:t xml:space="preserve">M18</w:t>
+            </w:r>
+          </w:p>
+        </w:tc>
+        <w:tc>
+          <w:tcPr>
+            <w:tcW w:type="dxa" w:w="3368"/>
+            <w:tcBorders>
+              <w:top w:val="single" w:color="BFBFBF" w:sz="4"/>
+              <w:left w:val="single" w:color="BFBFBF" w:sz="4"/>
+              <w:bottom w:val="single" w:color="BFBFBF" w:sz="4"/>
+              <w:right w:val="single" w:color="BFBFBF" w:sz="4"/>
+            </w:tcBorders>
+            <w:tcMar>
+              <w:top w:type="dxa" w:w="30"/>
+              <w:left w:type="dxa" w:w="70"/>
+              <w:bottom w:type="dxa" w:w="30"/>
+              <w:right w:type="dxa" w:w="70"/>
+            </w:tcMar>
+          </w:tcPr>
+          <w:p>
+            <w:pPr>
+              <w:spacing w:after="0"/>
+            </w:pPr>
+            <w:r>
+              <w:rPr>
+                <w:rFonts w:ascii="Arial" w:cs="Arial" w:eastAsia="Arial" w:hAnsi="Arial"/>
+                <w:b w:val="false"/>
+                <w:bCs w:val="false"/>
+                <w:color w:val="000000"/>
+                <w:sz w:val="16"/>
+                <w:szCs w:val="16"/>
+              </w:rPr>
+              <w:t xml:space="preserve">C12 (recepción de pintados)</w:t>
+            </w:r>
+          </w:p>
+        </w:tc>
+      </w:tr>
+      <w:tr>
+        <w:trPr>
+          <w:cantSplit/>
+        </w:trPr>
+        <w:tc>
+          <w:tcPr>
+            <w:tcW w:type="dxa" w:w="2576"/>
+            <w:tcBorders>
+              <w:top w:val="single" w:color="BFBFBF" w:sz="4"/>
+              <w:left w:val="single" w:color="BFBFBF" w:sz="4"/>
+              <w:bottom w:val="single" w:color="BFBFBF" w:sz="4"/>
+              <w:right w:val="single" w:color="BFBFBF" w:sz="4"/>
+            </w:tcBorders>
+            <w:tcMar>
+              <w:top w:type="dxa" w:w="30"/>
+              <w:left w:type="dxa" w:w="70"/>
+              <w:bottom w:type="dxa" w:w="30"/>
+              <w:right w:type="dxa" w:w="70"/>
+            </w:tcMar>
+          </w:tcPr>
+          <w:p>
+            <w:pPr>
+              <w:spacing w:after="0"/>
+            </w:pPr>
+            <w:r>
+              <w:rPr>
+                <w:rFonts w:ascii="Arial" w:cs="Arial" w:eastAsia="Arial" w:hAnsi="Arial"/>
+                <w:b w:val="false"/>
+                <w:bCs w:val="false"/>
+                <w:color w:val="000000"/>
+                <w:sz w:val="16"/>
+                <w:szCs w:val="16"/>
+              </w:rPr>
+              <w:t xml:space="preserve">FAB-10</w:t>
+            </w:r>
+          </w:p>
+        </w:tc>
+        <w:tc>
+          <w:tcPr>
+            <w:tcW w:type="dxa" w:w="3962"/>
+            <w:tcBorders>
+              <w:top w:val="single" w:color="BFBFBF" w:sz="4"/>
+              <w:left w:val="single" w:color="BFBFBF" w:sz="4"/>
+              <w:bottom w:val="single" w:color="BFBFBF" w:sz="4"/>
+              <w:right w:val="single" w:color="BFBFBF" w:sz="4"/>
+            </w:tcBorders>
+            <w:tcMar>
+              <w:top w:type="dxa" w:w="30"/>
+              <w:left w:type="dxa" w:w="70"/>
+              <w:bottom w:type="dxa" w:w="30"/>
+              <w:right w:type="dxa" w:w="70"/>
+            </w:tcMar>
+          </w:tcPr>
+          <w:p>
+            <w:pPr>
+              <w:spacing w:after="0"/>
+            </w:pPr>
+            <w:r>
+              <w:rPr>
+                <w:rFonts w:ascii="Arial" w:cs="Arial" w:eastAsia="Arial" w:hAnsi="Arial"/>
+                <w:b w:val="false"/>
+                <w:bCs w:val="false"/>
+                <w:color w:val="000000"/>
+                <w:sz w:val="16"/>
+                <w:szCs w:val="16"/>
+              </w:rPr>
+              <w:t xml:space="preserve">M15</w:t>
+            </w:r>
+          </w:p>
+        </w:tc>
+        <w:tc>
+          <w:tcPr>
+            <w:tcW w:type="dxa" w:w="3368"/>
+            <w:tcBorders>
+              <w:top w:val="single" w:color="BFBFBF" w:sz="4"/>
+              <w:left w:val="single" w:color="BFBFBF" w:sz="4"/>
+              <w:bottom w:val="single" w:color="BFBFBF" w:sz="4"/>
+              <w:right w:val="single" w:color="BFBFBF" w:sz="4"/>
+            </w:tcBorders>
+            <w:tcMar>
+              <w:top w:type="dxa" w:w="30"/>
+              <w:left w:type="dxa" w:w="70"/>
+              <w:bottom w:type="dxa" w:w="30"/>
+              <w:right w:type="dxa" w:w="70"/>
+            </w:tcMar>
+          </w:tcPr>
+          <w:p>
+            <w:pPr>
+              <w:spacing w:after="0"/>
+            </w:pPr>
+            <w:r>
+              <w:rPr>
+                <w:rFonts w:ascii="Arial" w:cs="Arial" w:eastAsia="Arial" w:hAnsi="Arial"/>
+                <w:b w:val="false"/>
+                <w:bCs w:val="false"/>
+                <w:color w:val="000000"/>
+                <w:sz w:val="16"/>
+                <w:szCs w:val="16"/>
+              </w:rPr>
+              <w:t xml:space="preserve">C15</w:t>
+            </w:r>
+          </w:p>
+        </w:tc>
+      </w:tr>
+      <w:tr>
+        <w:trPr>
+          <w:cantSplit/>
+        </w:trPr>
+        <w:tc>
+          <w:tcPr>
+            <w:tcW w:type="dxa" w:w="2576"/>
+            <w:tcBorders>
+              <w:top w:val="single" w:color="BFBFBF" w:sz="4"/>
+              <w:left w:val="single" w:color="BFBFBF" w:sz="4"/>
+              <w:bottom w:val="single" w:color="BFBFBF" w:sz="4"/>
+              <w:right w:val="single" w:color="BFBFBF" w:sz="4"/>
+            </w:tcBorders>
+            <w:tcMar>
+              <w:top w:type="dxa" w:w="30"/>
+              <w:left w:type="dxa" w:w="70"/>
+              <w:bottom w:type="dxa" w:w="30"/>
+              <w:right w:type="dxa" w:w="70"/>
+            </w:tcMar>
+          </w:tcPr>
+          <w:p>
+            <w:pPr>
+              <w:spacing w:after="0"/>
+            </w:pPr>
+            <w:r>
+              <w:rPr>
+                <w:rFonts w:ascii="Arial" w:cs="Arial" w:eastAsia="Arial" w:hAnsi="Arial"/>
+                <w:b w:val="false"/>
+                <w:bCs w:val="false"/>
+                <w:color w:val="000000"/>
+                <w:sz w:val="16"/>
+                <w:szCs w:val="16"/>
+              </w:rPr>
+              <w:t xml:space="preserve">FAB-11</w:t>
+            </w:r>
+          </w:p>
+        </w:tc>
+        <w:tc>
+          <w:tcPr>
+            <w:tcW w:type="dxa" w:w="3962"/>
+            <w:tcBorders>
+              <w:top w:val="single" w:color="BFBFBF" w:sz="4"/>
+              <w:left w:val="single" w:color="BFBFBF" w:sz="4"/>
+              <w:bottom w:val="single" w:color="BFBFBF" w:sz="4"/>
+              <w:right w:val="single" w:color="BFBFBF" w:sz="4"/>
+            </w:tcBorders>
+            <w:tcMar>
+              <w:top w:type="dxa" w:w="30"/>
+              <w:left w:type="dxa" w:w="70"/>
+              <w:bottom w:type="dxa" w:w="30"/>
+              <w:right w:type="dxa" w:w="70"/>
+            </w:tcMar>
+          </w:tcPr>
+          <w:p>
+            <w:pPr>
+              <w:spacing w:after="0"/>
+            </w:pPr>
+            <w:r>
+              <w:rPr>
+                <w:rFonts w:ascii="Arial" w:cs="Arial" w:eastAsia="Arial" w:hAnsi="Arial"/>
+                <w:b w:val="false"/>
+                <w:bCs w:val="false"/>
+                <w:color w:val="000000"/>
+                <w:sz w:val="16"/>
+                <w:szCs w:val="16"/>
+              </w:rPr>
+              <w:t xml:space="preserve">PTM</w:t>
+            </w:r>
+          </w:p>
+        </w:tc>
+        <w:tc>
+          <w:tcPr>
+            <w:tcW w:type="dxa" w:w="3368"/>
+            <w:tcBorders>
+              <w:top w:val="single" w:color="BFBFBF" w:sz="4"/>
+              <w:left w:val="single" w:color="BFBFBF" w:sz="4"/>
+              <w:bottom w:val="single" w:color="BFBFBF" w:sz="4"/>
+              <w:right w:val="single" w:color="BFBFBF" w:sz="4"/>
+            </w:tcBorders>
+            <w:tcMar>
+              <w:top w:type="dxa" w:w="30"/>
+              <w:left w:type="dxa" w:w="70"/>
+              <w:bottom w:type="dxa" w:w="30"/>
+              <w:right w:type="dxa" w:w="70"/>
+            </w:tcMar>
+          </w:tcPr>
+          <w:p>
+            <w:pPr>
+              <w:spacing w:after="0"/>
+            </w:pPr>
+            <w:r>
+              <w:rPr>
+                <w:rFonts w:ascii="Arial" w:cs="Arial" w:eastAsia="Arial" w:hAnsi="Arial"/>
+                <w:b w:val="false"/>
+                <w:bCs w:val="false"/>
+                <w:color w:val="000000"/>
+                <w:sz w:val="16"/>
+                <w:szCs w:val="16"/>
+              </w:rPr>
+              <w:t xml:space="preserve">C16</w:t>
+            </w:r>
+          </w:p>
+        </w:tc>
+      </w:tr>
+      <w:tr>
+        <w:trPr>
+          <w:cantSplit/>
+        </w:trPr>
+        <w:tc>
+          <w:tcPr>
+            <w:tcW w:type="dxa" w:w="2576"/>
+            <w:tcBorders>
+              <w:top w:val="single" w:color="BFBFBF" w:sz="4"/>
+              <w:left w:val="single" w:color="BFBFBF" w:sz="4"/>
+              <w:bottom w:val="single" w:color="BFBFBF" w:sz="4"/>
+              <w:right w:val="single" w:color="BFBFBF" w:sz="4"/>
+            </w:tcBorders>
+            <w:tcMar>
+              <w:top w:type="dxa" w:w="30"/>
+              <w:left w:type="dxa" w:w="70"/>
+              <w:bottom w:type="dxa" w:w="30"/>
+              <w:right w:type="dxa" w:w="70"/>
+            </w:tcMar>
+          </w:tcPr>
+          <w:p>
+            <w:pPr>
+              <w:spacing w:after="0"/>
+            </w:pPr>
+            <w:r>
+              <w:rPr>
+                <w:rFonts w:ascii="Arial" w:cs="Arial" w:eastAsia="Arial" w:hAnsi="Arial"/>
+                <w:b w:val="false"/>
+                <w:bCs w:val="false"/>
+                <w:color w:val="000000"/>
+                <w:sz w:val="16"/>
+                <w:szCs w:val="16"/>
+              </w:rPr>
+              <w:t xml:space="preserve">REC-02 · REC-03 · REC-04</w:t>
+            </w:r>
+          </w:p>
+        </w:tc>
+        <w:tc>
+          <w:tcPr>
+            <w:tcW w:type="dxa" w:w="3962"/>
+            <w:tcBorders>
+              <w:top w:val="single" w:color="BFBFBF" w:sz="4"/>
+              <w:left w:val="single" w:color="BFBFBF" w:sz="4"/>
+              <w:bottom w:val="single" w:color="BFBFBF" w:sz="4"/>
+              <w:right w:val="single" w:color="BFBFBF" w:sz="4"/>
+            </w:tcBorders>
+            <w:tcMar>
+              <w:top w:type="dxa" w:w="30"/>
+              <w:left w:type="dxa" w:w="70"/>
+              <w:bottom w:type="dxa" w:w="30"/>
+              <w:right w:type="dxa" w:w="70"/>
+            </w:tcMar>
+          </w:tcPr>
+          <w:p>
+            <w:pPr>
+              <w:spacing w:after="0"/>
+            </w:pPr>
+            <w:r>
+              <w:rPr>
+                <w:rFonts w:ascii="Arial" w:cs="Arial" w:eastAsia="Arial" w:hAnsi="Arial"/>
+                <w:b w:val="false"/>
+                <w:bCs w:val="false"/>
+                <w:color w:val="000000"/>
+                <w:sz w:val="16"/>
+                <w:szCs w:val="16"/>
+              </w:rPr>
+              <w:t xml:space="preserve">R9 · R26 · R27 (recargas)</w:t>
+            </w:r>
+          </w:p>
+        </w:tc>
+        <w:tc>
+          <w:tcPr>
+            <w:tcW w:type="dxa" w:w="3368"/>
+            <w:tcBorders>
+              <w:top w:val="single" w:color="BFBFBF" w:sz="4"/>
+              <w:left w:val="single" w:color="BFBFBF" w:sz="4"/>
+              <w:bottom w:val="single" w:color="BFBFBF" w:sz="4"/>
+              <w:right w:val="single" w:color="BFBFBF" w:sz="4"/>
+            </w:tcBorders>
+            <w:tcMar>
+              <w:top w:type="dxa" w:w="30"/>
+              <w:left w:type="dxa" w:w="70"/>
+              <w:bottom w:type="dxa" w:w="30"/>
+              <w:right w:type="dxa" w:w="70"/>
+            </w:tcMar>
+          </w:tcPr>
+          <w:p>
+            <w:pPr>
+              <w:spacing w:after="0"/>
+            </w:pPr>
+          </w:p>
+        </w:tc>
+      </w:tr>
+      <w:tr>
+        <w:trPr>
+          <w:cantSplit/>
+        </w:trPr>
+        <w:tc>
+          <w:tcPr>
+            <w:tcW w:type="dxa" w:w="2576"/>
+            <w:tcBorders>
+              <w:top w:val="single" w:color="BFBFBF" w:sz="4"/>
+              <w:left w:val="single" w:color="BFBFBF" w:sz="4"/>
+              <w:bottom w:val="single" w:color="BFBFBF" w:sz="4"/>
+              <w:right w:val="single" w:color="BFBFBF" w:sz="4"/>
+            </w:tcBorders>
+            <w:tcMar>
+              <w:top w:type="dxa" w:w="30"/>
+              <w:left w:type="dxa" w:w="70"/>
+              <w:bottom w:type="dxa" w:w="30"/>
+              <w:right w:type="dxa" w:w="70"/>
+            </w:tcMar>
+          </w:tcPr>
+          <w:p>
+            <w:pPr>
+              <w:spacing w:after="0"/>
+            </w:pPr>
+            <w:r>
+              <w:rPr>
+                <w:rFonts w:ascii="Arial" w:cs="Arial" w:eastAsia="Arial" w:hAnsi="Arial"/>
+                <w:b w:val="false"/>
+                <w:bCs w:val="false"/>
+                <w:color w:val="000000"/>
+                <w:sz w:val="16"/>
+                <w:szCs w:val="16"/>
+              </w:rPr>
+              <w:t xml:space="preserve">REV-01</w:t>
+            </w:r>
+          </w:p>
+        </w:tc>
+        <w:tc>
+          <w:tcPr>
+            <w:tcW w:type="dxa" w:w="3962"/>
+            <w:tcBorders>
+              <w:top w:val="single" w:color="BFBFBF" w:sz="4"/>
+              <w:left w:val="single" w:color="BFBFBF" w:sz="4"/>
+              <w:bottom w:val="single" w:color="BFBFBF" w:sz="4"/>
+              <w:right w:val="single" w:color="BFBFBF" w:sz="4"/>
+            </w:tcBorders>
+            <w:tcMar>
+              <w:top w:type="dxa" w:w="30"/>
+              <w:left w:type="dxa" w:w="70"/>
+              <w:bottom w:type="dxa" w:w="30"/>
+              <w:right w:type="dxa" w:w="70"/>
+            </w:tcMar>
+          </w:tcPr>
+          <w:p>
+            <w:pPr>
+              <w:spacing w:after="0"/>
+            </w:pPr>
+            <w:r>
+              <w:rPr>
+                <w:rFonts w:ascii="Arial" w:cs="Arial" w:eastAsia="Arial" w:hAnsi="Arial"/>
+                <w:b w:val="false"/>
+                <w:bCs w:val="false"/>
+                <w:color w:val="000000"/>
+                <w:sz w:val="16"/>
+                <w:szCs w:val="16"/>
+              </w:rPr>
+              <w:t xml:space="preserve">REV (sector «Trazabilidad PT»)</w:t>
+            </w:r>
+          </w:p>
+        </w:tc>
+        <w:tc>
+          <w:tcPr>
+            <w:tcW w:type="dxa" w:w="3368"/>
+            <w:tcBorders>
+              <w:top w:val="single" w:color="BFBFBF" w:sz="4"/>
+              <w:left w:val="single" w:color="BFBFBF" w:sz="4"/>
+              <w:bottom w:val="single" w:color="BFBFBF" w:sz="4"/>
+              <w:right w:val="single" w:color="BFBFBF" w:sz="4"/>
+            </w:tcBorders>
+            <w:tcMar>
+              <w:top w:type="dxa" w:w="30"/>
+              <w:left w:type="dxa" w:w="70"/>
+              <w:bottom w:type="dxa" w:w="30"/>
+              <w:right w:type="dxa" w:w="70"/>
+            </w:tcMar>
+          </w:tcPr>
+          <w:p>
+            <w:pPr>
+              <w:spacing w:after="0"/>
+            </w:pPr>
+          </w:p>
+        </w:tc>
+      </w:tr>
+    </w:tbl>
+    <w:p>
+      <w:pPr>
+        <w:spacing w:after="120"/>
+      </w:pPr>
+    </w:p>
+    <w:p>
+      <w:pPr>
+        <w:spacing w:after="100" w:before="0" w:line="276"/>
+      </w:pPr>
+      <w:r>
+        <w:rPr>
+          <w:rFonts w:ascii="Arial" w:cs="Arial" w:eastAsia="Arial" w:hAnsi="Arial"/>
+          <w:color w:val="000000"/>
+          <w:sz w:val="19"/>
+          <w:szCs w:val="19"/>
+        </w:rPr>
+        <w:t xml:space="preserve">Al tocar un lote (desde el layout, el dashboard o la búsqueda) se dibuja su recorrido por los pasillos: verde lo que ya tiene ficha, punteado lo que falta y un punto rojo intermitente en su última ficha. El panel lista los pasos y marca «sin ficha» los puestos con ficha que el lote pasó sin cargarla.</w:t>
       </w:r>
     </w:p>
     <w:p>
@@ -13822,9 +16337,9 @@
       <w:r>
         <w:drawing>
           <wp:inline distT="0" distB="0" distL="0" distR="0">
-            <wp:extent cx="5762625" cy="3600450"/>
+            <wp:extent cx="5400675" cy="3371850"/>
             <wp:effectExtent t="0" r="0" b="0" l="0"/>
-            <wp:docPr id="10" name="" descr="" title=""/>
+            <wp:docPr id="11" name="" descr="" title=""/>
             <wp:cNvGraphicFramePr>
               <a:graphicFrameLocks xmlns:a="http://schemas.openxmlformats.org/drawingml/2006/main" noChangeAspect="1"/>
             </wp:cNvGraphicFramePr>
@@ -13838,7 +16353,7 @@
                     </pic:cNvPicPr>
                   </pic:nvPicPr>
                   <pic:blipFill>
-                    <a:blip r:embed="rId17" cstate="none"/>
+                    <a:blip r:embed="rId18" cstate="none"/>
                     <a:srcRect/>
                     <a:stretch>
                       <a:fillRect/>
@@ -13847,7 +16362,7 @@
                   <pic:spPr bwMode="auto">
                     <a:xfrm>
                       <a:off x="0" y="0"/>
-                      <a:ext cx="5762625" cy="3600450"/>
+                      <a:ext cx="5400675" cy="3371850"/>
                     </a:xfrm>
                     <a:prstGeom prst="rect">
                       <a:avLst/>
@@ -13872,7 +16387,69 @@
           <w:sz w:val="16"/>
           <w:szCs w:val="16"/>
         </w:rPr>
-        <w:t xml:space="preserve">Figura 10. Layout de planta con el sector de PH elegido: su ficha FAB-07 y el último registro.</w:t>
+        <w:t xml:space="preserve">Figura 11. Recorrido de un lote de ABC 10 kg: con ficha hasta la prueba hidráulica; falta del secado al despacho.</w:t>
+      </w:r>
+    </w:p>
+    <w:p>
+      <w:pPr>
+        <w:keepNext/>
+        <w:spacing w:after="60"/>
+        <w:jc w:val="center"/>
+      </w:pPr>
+      <w:r>
+        <w:drawing>
+          <wp:inline distT="0" distB="0" distL="0" distR="0">
+            <wp:extent cx="5400675" cy="3371850"/>
+            <wp:effectExtent t="0" r="0" b="0" l="0"/>
+            <wp:docPr id="12" name="" descr="" title=""/>
+            <wp:cNvGraphicFramePr>
+              <a:graphicFrameLocks xmlns:a="http://schemas.openxmlformats.org/drawingml/2006/main" noChangeAspect="1"/>
+            </wp:cNvGraphicFramePr>
+            <a:graphic xmlns:a="http://schemas.openxmlformats.org/drawingml/2006/main">
+              <a:graphicData uri="http://schemas.openxmlformats.org/drawingml/2006/picture">
+                <pic:pic xmlns:pic="http://schemas.openxmlformats.org/drawingml/2006/picture">
+                  <pic:nvPicPr>
+                    <pic:cNvPr id="0" name="" descr=""/>
+                    <pic:cNvPicPr>
+                      <a:picLocks noChangeAspect="1" noChangeArrowheads="1"/>
+                    </pic:cNvPicPr>
+                  </pic:nvPicPr>
+                  <pic:blipFill>
+                    <a:blip r:embed="rId19" cstate="none"/>
+                    <a:srcRect/>
+                    <a:stretch>
+                      <a:fillRect/>
+                    </a:stretch>
+                  </pic:blipFill>
+                  <pic:spPr bwMode="auto">
+                    <a:xfrm>
+                      <a:off x="0" y="0"/>
+                      <a:ext cx="5400675" cy="3371850"/>
+                    </a:xfrm>
+                    <a:prstGeom prst="rect">
+                      <a:avLst/>
+                    </a:prstGeom>
+                  </pic:spPr>
+                </pic:pic>
+              </a:graphicData>
+            </a:graphic>
+          </wp:inline>
+        </w:drawing>
+      </w:r>
+    </w:p>
+    <w:p>
+      <w:pPr>
+        <w:spacing w:after="160" w:before="0" w:line="276"/>
+        <w:jc w:val="center"/>
+      </w:pPr>
+      <w:r>
+        <w:rPr>
+          <w:rFonts w:ascii="Arial" w:cs="Arial" w:eastAsia="Arial" w:hAnsi="Arial"/>
+          <w:color w:val="595959"/>
+          <w:sz w:val="16"/>
+          <w:szCs w:val="16"/>
+        </w:rPr>
+        <w:t xml:space="preserve">Figura 12. Almacén de MP en el layout: códigos para pedir por almacén.</w:t>
       </w:r>
     </w:p>
     <w:p>
@@ -14085,7 +16662,7 @@
                 <w:sz w:val="16"/>
                 <w:szCs w:val="16"/>
               </w:rPr>
-              <w:t xml:space="preserve">Lectura de cámaras o conteo; emite el pedido de la tarjeta; carga FAB-01 / REC-01 al recibir</w:t>
+              <w:t xml:space="preserve">Cuenta con la planilla y la sube; registra retiros; emite el pedido de la tarjeta; carga FAB-01 / REC-01 al recibir</w:t>
             </w:r>
           </w:p>
         </w:tc>
@@ -14118,7 +16695,7 @@
                 <w:sz w:val="16"/>
                 <w:szCs w:val="16"/>
               </w:rPr>
-              <w:t xml:space="preserve">Cada turno y en cada recepción</w:t>
+              <w:t xml:space="preserve">En cada revisión del proveedor y en cada recepción</w:t>
             </w:r>
           </w:p>
         </w:tc>
@@ -14596,7 +17173,7 @@
           <w:sz w:val="19"/>
           <w:szCs w:val="19"/>
         </w:rPr>
-        <w:t xml:space="preserve">Una cámara por almacén y la señal física de cada estantería: criterio; falta elegir el equipo y el software de visión.</w:t>
+        <w:t xml:space="preserve">Reparto de códigos en los lugares (sección 2.2) y frecuencia de conteo por almacén: criterio, a ajustar en planta.</w:t>
       </w:r>
     </w:p>
     <w:p>
@@ -14634,7 +17211,26 @@
           <w:sz w:val="19"/>
           <w:szCs w:val="19"/>
         </w:rPr>
-        <w:t xml:space="preserve">Reventa y sustitutos no tienen sector propio en el plano rev10: la app los muestra como zonas del PT.</w:t>
+        <w:t xml:space="preserve">Reventa y sustitutos no tienen sector propio en el plano rev10: la app los muestra como zonas del PT. La recepción de revendidos se ubica en el sector «Trazabilidad PT».</w:t>
+      </w:r>
+    </w:p>
+    <w:p>
+      <w:pPr>
+        <w:pStyle w:val="ListParagraph"/>
+        <w:numPr>
+          <w:ilvl w:val="0"/>
+          <w:numId w:val="2"/>
+        </w:numPr>
+        <w:spacing w:after="40" w:before="0" w:line="276"/>
+      </w:pPr>
+      <w:r>
+        <w:rPr>
+          <w:rFonts w:ascii="Arial" w:cs="Arial" w:eastAsia="Arial" w:hAnsi="Arial"/>
+          <w:color w:val="000000"/>
+          <w:sz w:val="19"/>
+          <w:szCs w:val="19"/>
+        </w:rPr>
+        <w:t xml:space="preserve">Los datos de ejemplo (dos semanas de lotes, recargas y conteos) son para ver la app funcionando; se borran con «Empezar en limpio». Los parámetros (seguridad, punto de pedido, máximos, lugares, puestos) son los reales.</w:t>
       </w:r>
     </w:p>
     <w:p>
@@ -14707,7 +17303,7 @@
           <w:sz w:val="19"/>
           <w:szCs w:val="19"/>
         </w:rPr>
-        <w:t xml:space="preserve">MP-FLAMA2035 › Stock_MP, filas 6 a 130. Unidades en la unidad de cada código; bulto = unidad de compra.</w:t>
+        <w:t xml:space="preserve">MP-FLAMA2035 › Stock_MP, filas 6 a 130. Unidades en la unidad de cada código; bulto = unidad de compra; lugar = reparto de la sección 2.2.</w:t>
       </w:r>
     </w:p>
     <w:tbl>
@@ -15049,7 +17645,7 @@
                 <w:sz w:val="16"/>
                 <w:szCs w:val="16"/>
               </w:rPr>
-              <w:t xml:space="preserve">Almacén</w:t>
+              <w:t xml:space="preserve">Lugar</w:t>
             </w:r>
           </w:p>
         </w:tc>
@@ -15355,7 +17951,7 @@
                 <w:sz w:val="16"/>
                 <w:szCs w:val="16"/>
               </w:rPr>
-              <w:t xml:space="preserve">Chapa (pilas en el piso)</w:t>
+              <w:t xml:space="preserve">CH-01</w:t>
             </w:r>
           </w:p>
         </w:tc>
@@ -15661,7 +18257,7 @@
                 <w:sz w:val="16"/>
                 <w:szCs w:val="16"/>
               </w:rPr>
-              <w:t xml:space="preserve">Chapa (pilas en el piso)</w:t>
+              <w:t xml:space="preserve">CH-02</w:t>
             </w:r>
           </w:p>
         </w:tc>
@@ -15967,7 +18563,7 @@
                 <w:sz w:val="16"/>
                 <w:szCs w:val="16"/>
               </w:rPr>
-              <w:t xml:space="preserve">Chapa (pilas en el piso)</w:t>
+              <w:t xml:space="preserve">CH-03, CH-04</w:t>
             </w:r>
           </w:p>
         </w:tc>
@@ -16273,7 +18869,7 @@
                 <w:sz w:val="16"/>
                 <w:szCs w:val="16"/>
               </w:rPr>
-              <w:t xml:space="preserve">Chapa (pilas en el piso)</w:t>
+              <w:t xml:space="preserve">CH-05</w:t>
             </w:r>
           </w:p>
         </w:tc>
@@ -16579,7 +19175,7 @@
                 <w:sz w:val="16"/>
                 <w:szCs w:val="16"/>
               </w:rPr>
-              <w:t xml:space="preserve">Flejes (rack + volteador)</w:t>
+              <w:t xml:space="preserve">FL01-1A, FL01-2A</w:t>
             </w:r>
           </w:p>
         </w:tc>
@@ -16885,7 +19481,7 @@
                 <w:sz w:val="16"/>
                 <w:szCs w:val="16"/>
               </w:rPr>
-              <w:t xml:space="preserve">Flejes (rack + volteador)</w:t>
+              <w:t xml:space="preserve">FL01-3A, FL01-4A</w:t>
             </w:r>
           </w:p>
         </w:tc>
@@ -17191,7 +19787,7 @@
                 <w:sz w:val="16"/>
                 <w:szCs w:val="16"/>
               </w:rPr>
-              <w:t xml:space="preserve">Flejes (rack + volteador)</w:t>
+              <w:t xml:space="preserve">FL01-1B</w:t>
             </w:r>
           </w:p>
         </w:tc>
@@ -17497,7 +20093,7 @@
                 <w:sz w:val="16"/>
                 <w:szCs w:val="16"/>
               </w:rPr>
-              <w:t xml:space="preserve">Flejes (rack + volteador)</w:t>
+              <w:t xml:space="preserve">FL01-2B</w:t>
             </w:r>
           </w:p>
         </w:tc>
@@ -17803,7 +20399,7 @@
                 <w:sz w:val="16"/>
                 <w:szCs w:val="16"/>
               </w:rPr>
-              <w:t xml:space="preserve">Flejes (rack + volteador)</w:t>
+              <w:t xml:space="preserve">FL01-3B, FL01-4B, FL02-1A</w:t>
             </w:r>
           </w:p>
         </w:tc>
@@ -18109,7 +20705,7 @@
                 <w:sz w:val="16"/>
                 <w:szCs w:val="16"/>
               </w:rPr>
-              <w:t xml:space="preserve">Flejes (rack + volteador)</w:t>
+              <w:t xml:space="preserve">FL02-2A, FL02-3A, FL02-4A</w:t>
             </w:r>
           </w:p>
         </w:tc>
@@ -18415,7 +21011,7 @@
                 <w:sz w:val="16"/>
                 <w:szCs w:val="16"/>
               </w:rPr>
-              <w:t xml:space="preserve">Flejes (rack + volteador)</w:t>
+              <w:t xml:space="preserve">FL02-1B</w:t>
             </w:r>
           </w:p>
         </w:tc>
@@ -18721,7 +21317,7 @@
                 <w:sz w:val="16"/>
                 <w:szCs w:val="16"/>
               </w:rPr>
-              <w:t xml:space="preserve">Flejes (rack + volteador)</w:t>
+              <w:t xml:space="preserve">FL02-2B</w:t>
             </w:r>
           </w:p>
         </w:tc>
@@ -19027,7 +21623,7 @@
                 <w:sz w:val="16"/>
                 <w:szCs w:val="16"/>
               </w:rPr>
-              <w:t xml:space="preserve">Chapa (pilas en el piso)</w:t>
+              <w:t xml:space="preserve">CH-06</w:t>
             </w:r>
           </w:p>
         </w:tc>
@@ -19333,7 +21929,7 @@
                 <w:sz w:val="16"/>
                 <w:szCs w:val="16"/>
               </w:rPr>
-              <w:t xml:space="preserve">Chapa (pilas en el piso)</w:t>
+              <w:t xml:space="preserve">CH-07</w:t>
             </w:r>
           </w:p>
         </w:tc>
@@ -19639,7 +22235,7 @@
                 <w:sz w:val="16"/>
                 <w:szCs w:val="16"/>
               </w:rPr>
-              <w:t xml:space="preserve">Rack de casquetes y cuplas (carros)</w:t>
+              <w:t xml:space="preserve">CC01-1A, CC01-3B</w:t>
             </w:r>
           </w:p>
         </w:tc>
@@ -19945,7 +22541,7 @@
                 <w:sz w:val="16"/>
                 <w:szCs w:val="16"/>
               </w:rPr>
-              <w:t xml:space="preserve">Rack de casquetes y cuplas (carros)</w:t>
+              <w:t xml:space="preserve">CC01-2A, CC01-3A, CC01-2B</w:t>
             </w:r>
           </w:p>
         </w:tc>
@@ -20251,7 +22847,7 @@
                 <w:sz w:val="16"/>
                 <w:szCs w:val="16"/>
               </w:rPr>
-              <w:t xml:space="preserve">Rack de casquetes y cuplas (carros)</w:t>
+              <w:t xml:space="preserve">CC01-1B, CC01-3B</w:t>
             </w:r>
           </w:p>
         </w:tc>
@@ -20557,7 +23153,7 @@
                 <w:sz w:val="16"/>
                 <w:szCs w:val="16"/>
               </w:rPr>
-              <w:t xml:space="preserve">Insumos de montaje (manuales)</w:t>
+              <w:t xml:space="preserve">IM01-1A, IM03-3A</w:t>
             </w:r>
           </w:p>
         </w:tc>
@@ -20863,7 +23459,7 @@
                 <w:sz w:val="16"/>
                 <w:szCs w:val="16"/>
               </w:rPr>
-              <w:t xml:space="preserve">Insumos de montaje (manuales)</w:t>
+              <w:t xml:space="preserve">IM01-2A, IM03-3B</w:t>
             </w:r>
           </w:p>
         </w:tc>
@@ -21169,7 +23765,7 @@
                 <w:sz w:val="16"/>
                 <w:szCs w:val="16"/>
               </w:rPr>
-              <w:t xml:space="preserve">Rack de casquetes y cuplas (carros)</w:t>
+              <w:t xml:space="preserve">CC01-2B</w:t>
             </w:r>
           </w:p>
         </w:tc>
@@ -21475,7 +24071,7 @@
                 <w:sz w:val="16"/>
                 <w:szCs w:val="16"/>
               </w:rPr>
-              <w:t xml:space="preserve">Rack de casquetes y cuplas (carros)</w:t>
+              <w:t xml:space="preserve">CC01-3B</w:t>
             </w:r>
           </w:p>
         </w:tc>
@@ -21781,7 +24377,7 @@
                 <w:sz w:val="16"/>
                 <w:szCs w:val="16"/>
               </w:rPr>
-              <w:t xml:space="preserve">Cantilever de caños y barras</w:t>
+              <w:t xml:space="preserve">CA-01</w:t>
             </w:r>
           </w:p>
         </w:tc>
@@ -22087,7 +24683,7 @@
                 <w:sz w:val="16"/>
                 <w:szCs w:val="16"/>
               </w:rPr>
-              <w:t xml:space="preserve">Cantilever de caños y barras</w:t>
+              <w:t xml:space="preserve">CA-02</w:t>
             </w:r>
           </w:p>
         </w:tc>
@@ -22393,7 +24989,7 @@
                 <w:sz w:val="16"/>
                 <w:szCs w:val="16"/>
               </w:rPr>
-              <w:t xml:space="preserve">Cantilever de caños y barras</w:t>
+              <w:t xml:space="preserve">CA-02</w:t>
             </w:r>
           </w:p>
         </w:tc>
@@ -22699,7 +25295,7 @@
                 <w:sz w:val="16"/>
                 <w:szCs w:val="16"/>
               </w:rPr>
-              <w:t xml:space="preserve">Cantilever de caños y barras</w:t>
+              <w:t xml:space="preserve">CA-01</w:t>
             </w:r>
           </w:p>
         </w:tc>
@@ -23005,7 +25601,7 @@
                 <w:sz w:val="16"/>
                 <w:szCs w:val="16"/>
               </w:rPr>
-              <w:t xml:space="preserve">Rack de insumos de montaje (carros)</w:t>
+              <w:t xml:space="preserve">IC01-2B</w:t>
             </w:r>
           </w:p>
         </w:tc>
@@ -23311,7 +25907,7 @@
                 <w:sz w:val="16"/>
                 <w:szCs w:val="16"/>
               </w:rPr>
-              <w:t xml:space="preserve">Rack de insumos de montaje (carros)</w:t>
+              <w:t xml:space="preserve">IC02-2A</w:t>
             </w:r>
           </w:p>
         </w:tc>
@@ -23617,7 +26213,7 @@
                 <w:sz w:val="16"/>
                 <w:szCs w:val="16"/>
               </w:rPr>
-              <w:t xml:space="preserve">Rack de insumos de montaje (carros)</w:t>
+              <w:t xml:space="preserve">IC01-1A, IC01-2B</w:t>
             </w:r>
           </w:p>
         </w:tc>
@@ -23923,7 +26519,7 @@
                 <w:sz w:val="16"/>
                 <w:szCs w:val="16"/>
               </w:rPr>
-              <w:t xml:space="preserve">Rack de insumos de montaje (carros)</w:t>
+              <w:t xml:space="preserve">IC01-2A, IC01-2B</w:t>
             </w:r>
           </w:p>
         </w:tc>
@@ -24229,7 +26825,7 @@
                 <w:sz w:val="16"/>
                 <w:szCs w:val="16"/>
               </w:rPr>
-              <w:t xml:space="preserve">Rack de insumos de montaje (carros)</w:t>
+              <w:t xml:space="preserve">IC02-1A</w:t>
             </w:r>
           </w:p>
         </w:tc>
@@ -24535,7 +27131,7 @@
                 <w:sz w:val="16"/>
                 <w:szCs w:val="16"/>
               </w:rPr>
-              <w:t xml:space="preserve">Insumos de soldadura y superficie</w:t>
+              <w:t xml:space="preserve">SO01-1A, SO01-2B</w:t>
             </w:r>
           </w:p>
         </w:tc>
@@ -24841,7 +27437,7 @@
                 <w:sz w:val="16"/>
                 <w:szCs w:val="16"/>
               </w:rPr>
-              <w:t xml:space="preserve">Rack de insumos de montaje (carros)</w:t>
+              <w:t xml:space="preserve">IC02-1A</w:t>
             </w:r>
           </w:p>
         </w:tc>
@@ -25147,7 +27743,7 @@
                 <w:sz w:val="16"/>
                 <w:szCs w:val="16"/>
               </w:rPr>
-              <w:t xml:space="preserve">Jaula de gases</w:t>
+              <w:t xml:space="preserve">GA-01, GA-02, GA-07</w:t>
             </w:r>
           </w:p>
         </w:tc>
@@ -25453,7 +28049,7 @@
                 <w:sz w:val="16"/>
                 <w:szCs w:val="16"/>
               </w:rPr>
-              <w:t xml:space="preserve">Jaula de gases</w:t>
+              <w:t xml:space="preserve">GA-07</w:t>
             </w:r>
           </w:p>
         </w:tc>
@@ -25759,7 +28355,7 @@
                 <w:sz w:val="16"/>
                 <w:szCs w:val="16"/>
               </w:rPr>
-              <w:t xml:space="preserve">Insumos de soldadura y superficie</w:t>
+              <w:t xml:space="preserve">SO01-2B</w:t>
             </w:r>
           </w:p>
         </w:tc>
@@ -26065,7 +28661,7 @@
                 <w:sz w:val="16"/>
                 <w:szCs w:val="16"/>
               </w:rPr>
-              <w:t xml:space="preserve">Insumos de soldadura y superficie</w:t>
+              <w:t xml:space="preserve">SO01-2B</w:t>
             </w:r>
           </w:p>
         </w:tc>
@@ -26371,7 +28967,7 @@
                 <w:sz w:val="16"/>
                 <w:szCs w:val="16"/>
               </w:rPr>
-              <w:t xml:space="preserve">Insumos de soldadura y superficie</w:t>
+              <w:t xml:space="preserve">SO01-2B</w:t>
             </w:r>
           </w:p>
         </w:tc>
@@ -26677,7 +29273,7 @@
                 <w:sz w:val="16"/>
                 <w:szCs w:val="16"/>
               </w:rPr>
-              <w:t xml:space="preserve">Insumos de soldadura y superficie</w:t>
+              <w:t xml:space="preserve">SO01-2B</w:t>
             </w:r>
           </w:p>
         </w:tc>
@@ -26983,7 +29579,7 @@
                 <w:sz w:val="16"/>
                 <w:szCs w:val="16"/>
               </w:rPr>
-              <w:t xml:space="preserve">Insumos de soldadura y superficie</w:t>
+              <w:t xml:space="preserve">SO01-2B</w:t>
             </w:r>
           </w:p>
         </w:tc>
@@ -27289,7 +29885,7 @@
                 <w:sz w:val="16"/>
                 <w:szCs w:val="16"/>
               </w:rPr>
-              <w:t xml:space="preserve">Insumos de soldadura y superficie</w:t>
+              <w:t xml:space="preserve">SO01-2B</w:t>
             </w:r>
           </w:p>
         </w:tc>
@@ -27595,7 +30191,7 @@
                 <w:sz w:val="16"/>
                 <w:szCs w:val="16"/>
               </w:rPr>
-              <w:t xml:space="preserve">Insumos de soldadura y superficie</w:t>
+              <w:t xml:space="preserve">SO01-2A, SO01-3A, SO01-1B</w:t>
             </w:r>
           </w:p>
         </w:tc>
@@ -27901,7 +30497,7 @@
                 <w:sz w:val="16"/>
                 <w:szCs w:val="16"/>
               </w:rPr>
-              <w:t xml:space="preserve">Depósito de polvo químico</w:t>
+              <w:t xml:space="preserve">PQ-08</w:t>
             </w:r>
           </w:p>
         </w:tc>
@@ -28207,7 +30803,7 @@
                 <w:sz w:val="16"/>
                 <w:szCs w:val="16"/>
               </w:rPr>
-              <w:t xml:space="preserve">Depósito de polvo químico</w:t>
+              <w:t xml:space="preserve">PQ-01, PQ-02, PQ-03, PQ-04, PQ-05, PQ-08</w:t>
             </w:r>
           </w:p>
         </w:tc>
@@ -28513,7 +31109,7 @@
                 <w:sz w:val="16"/>
                 <w:szCs w:val="16"/>
               </w:rPr>
-              <w:t xml:space="preserve">Depósito de polvo químico</w:t>
+              <w:t xml:space="preserve">PQ-06, PQ-07, PQ-08</w:t>
             </w:r>
           </w:p>
         </w:tc>
@@ -28819,7 +31415,7 @@
                 <w:sz w:val="16"/>
                 <w:szCs w:val="16"/>
               </w:rPr>
-              <w:t xml:space="preserve">Jaula de gases</w:t>
+              <w:t xml:space="preserve">GA-03, GA-07</w:t>
             </w:r>
           </w:p>
         </w:tc>
@@ -29125,7 +31721,7 @@
                 <w:sz w:val="16"/>
                 <w:szCs w:val="16"/>
               </w:rPr>
-              <w:t xml:space="preserve">Depósito de polvo químico</w:t>
+              <w:t xml:space="preserve">PQ-08</w:t>
             </w:r>
           </w:p>
         </w:tc>
@@ -29431,7 +32027,7 @@
                 <w:sz w:val="16"/>
                 <w:szCs w:val="16"/>
               </w:rPr>
-              <w:t xml:space="preserve">Depósito de polvo químico</w:t>
+              <w:t xml:space="preserve">PQ-08</w:t>
             </w:r>
           </w:p>
         </w:tc>
@@ -29737,7 +32333,7 @@
                 <w:sz w:val="16"/>
                 <w:szCs w:val="16"/>
               </w:rPr>
-              <w:t xml:space="preserve">Jaula de gases</w:t>
+              <w:t xml:space="preserve">GA-04, GA-05, GA-06, GA-07</w:t>
             </w:r>
           </w:p>
         </w:tc>
@@ -30043,7 +32639,7 @@
                 <w:sz w:val="16"/>
                 <w:szCs w:val="16"/>
               </w:rPr>
-              <w:t xml:space="preserve">Insumos de recargas</w:t>
+              <w:t xml:space="preserve">IR01-1A, IR01-2A</w:t>
             </w:r>
           </w:p>
         </w:tc>
@@ -30349,7 +32945,7 @@
                 <w:sz w:val="16"/>
                 <w:szCs w:val="16"/>
               </w:rPr>
-              <w:t xml:space="preserve">Insumos de recargas</w:t>
+              <w:t xml:space="preserve">IR01-2A</w:t>
             </w:r>
           </w:p>
         </w:tc>
@@ -30655,7 +33251,7 @@
                 <w:sz w:val="16"/>
                 <w:szCs w:val="16"/>
               </w:rPr>
-              <w:t xml:space="preserve">Insumos de recargas</w:t>
+              <w:t xml:space="preserve">IR01-2A, IR01-3A</w:t>
             </w:r>
           </w:p>
         </w:tc>
@@ -30961,7 +33557,7 @@
                 <w:sz w:val="16"/>
                 <w:szCs w:val="16"/>
               </w:rPr>
-              <w:t xml:space="preserve">Insumos de montaje (manuales)</w:t>
+              <w:t xml:space="preserve">IM01-3A, IM04-1A</w:t>
             </w:r>
           </w:p>
         </w:tc>
@@ -31267,7 +33863,7 @@
                 <w:sz w:val="16"/>
                 <w:szCs w:val="16"/>
               </w:rPr>
-              <w:t xml:space="preserve">Insumos de montaje (manuales)</w:t>
+              <w:t xml:space="preserve">IM01-1B, IM01-2B, IM01-3B, IM03-3B</w:t>
             </w:r>
           </w:p>
         </w:tc>
@@ -31573,7 +34169,7 @@
                 <w:sz w:val="16"/>
                 <w:szCs w:val="16"/>
               </w:rPr>
-              <w:t xml:space="preserve">Rack de insumos de montaje (carros)</w:t>
+              <w:t xml:space="preserve">IC01-1B</w:t>
             </w:r>
           </w:p>
         </w:tc>
@@ -31879,7 +34475,7 @@
                 <w:sz w:val="16"/>
                 <w:szCs w:val="16"/>
               </w:rPr>
-              <w:t xml:space="preserve">Rack de insumos de montaje (carros)</w:t>
+              <w:t xml:space="preserve">IC01-1B</w:t>
             </w:r>
           </w:p>
         </w:tc>
@@ -32185,7 +34781,7 @@
                 <w:sz w:val="16"/>
                 <w:szCs w:val="16"/>
               </w:rPr>
-              <w:t xml:space="preserve">Insumos de montaje (manuales)</w:t>
+              <w:t xml:space="preserve">IM02-1A, IM02-2A, IM03-1B</w:t>
             </w:r>
           </w:p>
         </w:tc>
@@ -32491,7 +35087,7 @@
                 <w:sz w:val="16"/>
                 <w:szCs w:val="16"/>
               </w:rPr>
-              <w:t xml:space="preserve">Insumos de montaje (manuales)</w:t>
+              <w:t xml:space="preserve">IM03-3A</w:t>
             </w:r>
           </w:p>
         </w:tc>
@@ -32797,7 +35393,7 @@
                 <w:sz w:val="16"/>
                 <w:szCs w:val="16"/>
               </w:rPr>
-              <w:t xml:space="preserve">Insumos de montaje (manuales)</w:t>
+              <w:t xml:space="preserve">IM03-1B</w:t>
             </w:r>
           </w:p>
         </w:tc>
@@ -33103,7 +35699,7 @@
                 <w:sz w:val="16"/>
                 <w:szCs w:val="16"/>
               </w:rPr>
-              <w:t xml:space="preserve">Insumos de montaje (manuales)</w:t>
+              <w:t xml:space="preserve">IM04-1A</w:t>
             </w:r>
           </w:p>
         </w:tc>
@@ -33409,7 +36005,7 @@
                 <w:sz w:val="16"/>
                 <w:szCs w:val="16"/>
               </w:rPr>
-              <w:t xml:space="preserve">Rack de insumos de montaje (carros)</w:t>
+              <w:t xml:space="preserve">IC01-2B</w:t>
             </w:r>
           </w:p>
         </w:tc>
@@ -33715,7 +36311,7 @@
                 <w:sz w:val="16"/>
                 <w:szCs w:val="16"/>
               </w:rPr>
-              <w:t xml:space="preserve">Rack de insumos de montaje (carros)</w:t>
+              <w:t xml:space="preserve">IC01-3B</w:t>
             </w:r>
           </w:p>
         </w:tc>
@@ -34021,7 +36617,7 @@
                 <w:sz w:val="16"/>
                 <w:szCs w:val="16"/>
               </w:rPr>
-              <w:t xml:space="preserve">Rack de insumos de montaje (carros)</w:t>
+              <w:t xml:space="preserve">IC02-1A</w:t>
             </w:r>
           </w:p>
         </w:tc>
@@ -34327,7 +36923,7 @@
                 <w:sz w:val="16"/>
                 <w:szCs w:val="16"/>
               </w:rPr>
-              <w:t xml:space="preserve">Rack de insumos de montaje (carros)</w:t>
+              <w:t xml:space="preserve">IC02-2A</w:t>
             </w:r>
           </w:p>
         </w:tc>
@@ -34633,7 +37229,7 @@
                 <w:sz w:val="16"/>
                 <w:szCs w:val="16"/>
               </w:rPr>
-              <w:t xml:space="preserve">Insumos de montaje (manuales)</w:t>
+              <w:t xml:space="preserve">IM02-3A, IM02-1B, IM04-1A</w:t>
             </w:r>
           </w:p>
         </w:tc>
@@ -34939,7 +37535,7 @@
                 <w:sz w:val="16"/>
                 <w:szCs w:val="16"/>
               </w:rPr>
-              <w:t xml:space="preserve">Insumos de montaje (manuales)</w:t>
+              <w:t xml:space="preserve">IM03-2B</w:t>
             </w:r>
           </w:p>
         </w:tc>
@@ -35245,7 +37841,7 @@
                 <w:sz w:val="16"/>
                 <w:szCs w:val="16"/>
               </w:rPr>
-              <w:t xml:space="preserve">Insumos de montaje (manuales)</w:t>
+              <w:t xml:space="preserve">IM02-2B, IM02-3B, IM03-1B</w:t>
             </w:r>
           </w:p>
         </w:tc>
@@ -35551,7 +38147,7 @@
                 <w:sz w:val="16"/>
                 <w:szCs w:val="16"/>
               </w:rPr>
-              <w:t xml:space="preserve">Insumos de montaje (manuales)</w:t>
+              <w:t xml:space="preserve">IM04-1A</w:t>
             </w:r>
           </w:p>
         </w:tc>
@@ -35857,7 +38453,7 @@
                 <w:sz w:val="16"/>
                 <w:szCs w:val="16"/>
               </w:rPr>
-              <w:t xml:space="preserve">Rack de insumos de montaje (carros)</w:t>
+              <w:t xml:space="preserve">IC01-3B</w:t>
             </w:r>
           </w:p>
         </w:tc>
@@ -36163,7 +38759,7 @@
                 <w:sz w:val="16"/>
                 <w:szCs w:val="16"/>
               </w:rPr>
-              <w:t xml:space="preserve">Rack de insumos de montaje (carros)</w:t>
+              <w:t xml:space="preserve">IC01-3A</w:t>
             </w:r>
           </w:p>
         </w:tc>
@@ -36469,7 +39065,7 @@
                 <w:sz w:val="16"/>
                 <w:szCs w:val="16"/>
               </w:rPr>
-              <w:t xml:space="preserve">Rack de insumos de montaje (carros)</w:t>
+              <w:t xml:space="preserve">IC02-1A</w:t>
             </w:r>
           </w:p>
         </w:tc>
@@ -36775,7 +39371,7 @@
                 <w:sz w:val="16"/>
                 <w:szCs w:val="16"/>
               </w:rPr>
-              <w:t xml:space="preserve">Rack de insumos de montaje (carros)</w:t>
+              <w:t xml:space="preserve">IC01-3A</w:t>
             </w:r>
           </w:p>
         </w:tc>
@@ -37081,7 +39677,7 @@
                 <w:sz w:val="16"/>
                 <w:szCs w:val="16"/>
               </w:rPr>
-              <w:t xml:space="preserve">Insumos de montaje (manuales)</w:t>
+              <w:t xml:space="preserve">IM03-3B</w:t>
             </w:r>
           </w:p>
         </w:tc>
@@ -37387,7 +39983,7 @@
                 <w:sz w:val="16"/>
                 <w:szCs w:val="16"/>
               </w:rPr>
-              <w:t xml:space="preserve">Insumos de montaje (manuales)</w:t>
+              <w:t xml:space="preserve">IM03-3B</w:t>
             </w:r>
           </w:p>
         </w:tc>
@@ -37693,7 +40289,7 @@
                 <w:sz w:val="16"/>
                 <w:szCs w:val="16"/>
               </w:rPr>
-              <w:t xml:space="preserve">Rack de insumos de montaje (carros)</w:t>
+              <w:t xml:space="preserve">IC01-1B</w:t>
             </w:r>
           </w:p>
         </w:tc>
@@ -37999,7 +40595,7 @@
                 <w:sz w:val="16"/>
                 <w:szCs w:val="16"/>
               </w:rPr>
-              <w:t xml:space="preserve">Insumos de recargas</w:t>
+              <w:t xml:space="preserve">IR01-3A</w:t>
             </w:r>
           </w:p>
         </w:tc>
@@ -38305,7 +40901,7 @@
                 <w:sz w:val="16"/>
                 <w:szCs w:val="16"/>
               </w:rPr>
-              <w:t xml:space="preserve">Insumos de montaje (manuales)</w:t>
+              <w:t xml:space="preserve">IM03-3B</w:t>
             </w:r>
           </w:p>
         </w:tc>
@@ -38611,7 +41207,7 @@
                 <w:sz w:val="16"/>
                 <w:szCs w:val="16"/>
               </w:rPr>
-              <w:t xml:space="preserve">Insumos de montaje (manuales)</w:t>
+              <w:t xml:space="preserve">IM03-1A, IM03-2B</w:t>
             </w:r>
           </w:p>
         </w:tc>
@@ -38917,7 +41513,7 @@
                 <w:sz w:val="16"/>
                 <w:szCs w:val="16"/>
               </w:rPr>
-              <w:t xml:space="preserve">Insumos de montaje (manuales)</w:t>
+              <w:t xml:space="preserve">IM04-1A</w:t>
             </w:r>
           </w:p>
         </w:tc>
@@ -39223,7 +41819,7 @@
                 <w:sz w:val="16"/>
                 <w:szCs w:val="16"/>
               </w:rPr>
-              <w:t xml:space="preserve">Insumos de montaje (manuales)</w:t>
+              <w:t xml:space="preserve">IM03-2A, IM04-1A</w:t>
             </w:r>
           </w:p>
         </w:tc>
@@ -39529,7 +42125,7 @@
                 <w:sz w:val="16"/>
                 <w:szCs w:val="16"/>
               </w:rPr>
-              <w:t xml:space="preserve">Insumos de montaje (manuales)</w:t>
+              <w:t xml:space="preserve">IM03-2B</w:t>
             </w:r>
           </w:p>
         </w:tc>
@@ -39835,7 +42431,7 @@
                 <w:sz w:val="16"/>
                 <w:szCs w:val="16"/>
               </w:rPr>
-              <w:t xml:space="preserve">Insumos de recargas</w:t>
+              <w:t xml:space="preserve">IR01-3A, IR01-1B</w:t>
             </w:r>
           </w:p>
         </w:tc>
@@ -40141,7 +42737,7 @@
                 <w:sz w:val="16"/>
                 <w:szCs w:val="16"/>
               </w:rPr>
-              <w:t xml:space="preserve">Identificación</w:t>
+              <w:t xml:space="preserve">ID-04</w:t>
             </w:r>
           </w:p>
         </w:tc>
@@ -40447,7 +43043,7 @@
                 <w:sz w:val="16"/>
                 <w:szCs w:val="16"/>
               </w:rPr>
-              <w:t xml:space="preserve">Identificación</w:t>
+              <w:t xml:space="preserve">ID-04</w:t>
             </w:r>
           </w:p>
         </w:tc>
@@ -40753,7 +43349,7 @@
                 <w:sz w:val="16"/>
                 <w:szCs w:val="16"/>
               </w:rPr>
-              <w:t xml:space="preserve">Identificación</w:t>
+              <w:t xml:space="preserve">ID-06</w:t>
             </w:r>
           </w:p>
         </w:tc>
@@ -41059,7 +43655,7 @@
                 <w:sz w:val="16"/>
                 <w:szCs w:val="16"/>
               </w:rPr>
-              <w:t xml:space="preserve">Identificación</w:t>
+              <w:t xml:space="preserve">ID-05</w:t>
             </w:r>
           </w:p>
         </w:tc>
@@ -41365,7 +43961,7 @@
                 <w:sz w:val="16"/>
                 <w:szCs w:val="16"/>
               </w:rPr>
-              <w:t xml:space="preserve">Identificación</w:t>
+              <w:t xml:space="preserve">ID-04</w:t>
             </w:r>
           </w:p>
         </w:tc>
@@ -41671,7 +44267,7 @@
                 <w:sz w:val="16"/>
                 <w:szCs w:val="16"/>
               </w:rPr>
-              <w:t xml:space="preserve">Identificación</w:t>
+              <w:t xml:space="preserve">ID-06</w:t>
             </w:r>
           </w:p>
         </w:tc>
@@ -41977,7 +44573,7 @@
                 <w:sz w:val="16"/>
                 <w:szCs w:val="16"/>
               </w:rPr>
-              <w:t xml:space="preserve">Identificación</w:t>
+              <w:t xml:space="preserve">ID-06</w:t>
             </w:r>
           </w:p>
         </w:tc>
@@ -42283,7 +44879,7 @@
                 <w:sz w:val="16"/>
                 <w:szCs w:val="16"/>
               </w:rPr>
-              <w:t xml:space="preserve">Identificación</w:t>
+              <w:t xml:space="preserve">ID-07</w:t>
             </w:r>
           </w:p>
         </w:tc>
@@ -42589,7 +45185,7 @@
                 <w:sz w:val="16"/>
                 <w:szCs w:val="16"/>
               </w:rPr>
-              <w:t xml:space="preserve">Identificación</w:t>
+              <w:t xml:space="preserve">ID-05</w:t>
             </w:r>
           </w:p>
         </w:tc>
@@ -42895,7 +45491,7 @@
                 <w:sz w:val="16"/>
                 <w:szCs w:val="16"/>
               </w:rPr>
-              <w:t xml:space="preserve">Identificación</w:t>
+              <w:t xml:space="preserve">ID-04</w:t>
             </w:r>
           </w:p>
         </w:tc>
@@ -43201,7 +45797,7 @@
                 <w:sz w:val="16"/>
                 <w:szCs w:val="16"/>
               </w:rPr>
-              <w:t xml:space="preserve">Identificación</w:t>
+              <w:t xml:space="preserve">ID-07</w:t>
             </w:r>
           </w:p>
         </w:tc>
@@ -43507,7 +46103,7 @@
                 <w:sz w:val="16"/>
                 <w:szCs w:val="16"/>
               </w:rPr>
-              <w:t xml:space="preserve">Identificación</w:t>
+              <w:t xml:space="preserve">ID-05</w:t>
             </w:r>
           </w:p>
         </w:tc>
@@ -43813,7 +46409,7 @@
                 <w:sz w:val="16"/>
                 <w:szCs w:val="16"/>
               </w:rPr>
-              <w:t xml:space="preserve">Identificación</w:t>
+              <w:t xml:space="preserve">ID-06</w:t>
             </w:r>
           </w:p>
         </w:tc>
@@ -44119,7 +46715,7 @@
                 <w:sz w:val="16"/>
                 <w:szCs w:val="16"/>
               </w:rPr>
-              <w:t xml:space="preserve">Identificación</w:t>
+              <w:t xml:space="preserve">ID-06</w:t>
             </w:r>
           </w:p>
         </w:tc>
@@ -44425,7 +47021,7 @@
                 <w:sz w:val="16"/>
                 <w:szCs w:val="16"/>
               </w:rPr>
-              <w:t xml:space="preserve">Identificación</w:t>
+              <w:t xml:space="preserve">ID-01, ID-07</w:t>
             </w:r>
           </w:p>
         </w:tc>
@@ -44731,7 +47327,7 @@
                 <w:sz w:val="16"/>
                 <w:szCs w:val="16"/>
               </w:rPr>
-              <w:t xml:space="preserve">Embalaje</w:t>
+              <w:t xml:space="preserve">EM05-1A</w:t>
             </w:r>
           </w:p>
         </w:tc>
@@ -45037,7 +47633,7 @@
                 <w:sz w:val="16"/>
                 <w:szCs w:val="16"/>
               </w:rPr>
-              <w:t xml:space="preserve">Embalaje</w:t>
+              <w:t xml:space="preserve">EM04-3B</w:t>
             </w:r>
           </w:p>
         </w:tc>
@@ -45343,7 +47939,7 @@
                 <w:sz w:val="16"/>
                 <w:szCs w:val="16"/>
               </w:rPr>
-              <w:t xml:space="preserve">Embalaje</w:t>
+              <w:t xml:space="preserve">EM05-1A</w:t>
             </w:r>
           </w:p>
         </w:tc>
@@ -45649,7 +48245,7 @@
                 <w:sz w:val="16"/>
                 <w:szCs w:val="16"/>
               </w:rPr>
-              <w:t xml:space="preserve">Identificación</w:t>
+              <w:t xml:space="preserve">ID-02, ID-03, ID-07</w:t>
             </w:r>
           </w:p>
         </w:tc>
@@ -45955,7 +48551,7 @@
                 <w:sz w:val="16"/>
                 <w:szCs w:val="16"/>
               </w:rPr>
-              <w:t xml:space="preserve">Insumos de recargas</w:t>
+              <w:t xml:space="preserve">IR01-1B</w:t>
             </w:r>
           </w:p>
         </w:tc>
@@ -46261,7 +48857,7 @@
                 <w:sz w:val="16"/>
                 <w:szCs w:val="16"/>
               </w:rPr>
-              <w:t xml:space="preserve">Insumos de recargas</w:t>
+              <w:t xml:space="preserve">IR01-1B, IR01-2B</w:t>
             </w:r>
           </w:p>
         </w:tc>
@@ -46567,7 +49163,7 @@
                 <w:sz w:val="16"/>
                 <w:szCs w:val="16"/>
               </w:rPr>
-              <w:t xml:space="preserve">Insumos de recargas</w:t>
+              <w:t xml:space="preserve">IR01-2B</w:t>
             </w:r>
           </w:p>
         </w:tc>
@@ -46873,7 +49469,7 @@
                 <w:sz w:val="16"/>
                 <w:szCs w:val="16"/>
               </w:rPr>
-              <w:t xml:space="preserve">Insumos de recargas</w:t>
+              <w:t xml:space="preserve">IR01-2B, IR01-3B</w:t>
             </w:r>
           </w:p>
         </w:tc>
@@ -47179,7 +49775,7 @@
                 <w:sz w:val="16"/>
                 <w:szCs w:val="16"/>
               </w:rPr>
-              <w:t xml:space="preserve">Insumos de recargas</w:t>
+              <w:t xml:space="preserve">IR01-3B, IR02-1A</w:t>
             </w:r>
           </w:p>
         </w:tc>
@@ -47485,7 +50081,7 @@
                 <w:sz w:val="16"/>
                 <w:szCs w:val="16"/>
               </w:rPr>
-              <w:t xml:space="preserve">Insumos de recargas</w:t>
+              <w:t xml:space="preserve">IR02-1A</w:t>
             </w:r>
           </w:p>
         </w:tc>
@@ -47791,7 +50387,7 @@
                 <w:sz w:val="16"/>
                 <w:szCs w:val="16"/>
               </w:rPr>
-              <w:t xml:space="preserve">Insumos de recargas</w:t>
+              <w:t xml:space="preserve">IR02-1A</w:t>
             </w:r>
           </w:p>
         </w:tc>
@@ -48097,7 +50693,7 @@
                 <w:sz w:val="16"/>
                 <w:szCs w:val="16"/>
               </w:rPr>
-              <w:t xml:space="preserve">Insumos de recargas</w:t>
+              <w:t xml:space="preserve">IR02-1A</w:t>
             </w:r>
           </w:p>
         </w:tc>
@@ -48403,7 +50999,7 @@
                 <w:sz w:val="16"/>
                 <w:szCs w:val="16"/>
               </w:rPr>
-              <w:t xml:space="preserve">Insumos de recargas</w:t>
+              <w:t xml:space="preserve">IR02-1A</w:t>
             </w:r>
           </w:p>
         </w:tc>
@@ -48709,7 +51305,7 @@
                 <w:sz w:val="16"/>
                 <w:szCs w:val="16"/>
               </w:rPr>
-              <w:t xml:space="preserve">Embalaje</w:t>
+              <w:t xml:space="preserve">EM01-1A, EM01-2A, EM01-3A, EM01-1B, EM01-2B, EM01-3B, EM02-1A, EM02-2A, EM02-3A, EM02-1B, EM02-2B, EM02-3B, EM03-1A, EM04-3B</w:t>
             </w:r>
           </w:p>
         </w:tc>
@@ -49015,7 +51611,7 @@
                 <w:sz w:val="16"/>
                 <w:szCs w:val="16"/>
               </w:rPr>
-              <w:t xml:space="preserve">Embalaje</w:t>
+              <w:t xml:space="preserve">EM03-2A, EM05-1A</w:t>
             </w:r>
           </w:p>
         </w:tc>
@@ -49321,7 +51917,7 @@
                 <w:sz w:val="16"/>
                 <w:szCs w:val="16"/>
               </w:rPr>
-              <w:t xml:space="preserve">Embalaje</w:t>
+              <w:t xml:space="preserve">EM03-3A, EM03-1B, EM03-2B, EM03-3B, EM04-3B</w:t>
             </w:r>
           </w:p>
         </w:tc>
@@ -49627,7 +52223,7 @@
                 <w:sz w:val="16"/>
                 <w:szCs w:val="16"/>
               </w:rPr>
-              <w:t xml:space="preserve">Embalaje</w:t>
+              <w:t xml:space="preserve">EM04-1A, EM05-3A</w:t>
             </w:r>
           </w:p>
         </w:tc>
@@ -49933,7 +52529,7 @@
                 <w:sz w:val="16"/>
                 <w:szCs w:val="16"/>
               </w:rPr>
-              <w:t xml:space="preserve">Embalaje</w:t>
+              <w:t xml:space="preserve">EM04-2A, EM05-2A</w:t>
             </w:r>
           </w:p>
         </w:tc>
@@ -50239,7 +52835,7 @@
                 <w:sz w:val="16"/>
                 <w:szCs w:val="16"/>
               </w:rPr>
-              <w:t xml:space="preserve">Embalaje</w:t>
+              <w:t xml:space="preserve">EM04-3A, EM04-1B, EM04-2B, EM05-2A</w:t>
             </w:r>
           </w:p>
         </w:tc>
@@ -50545,7 +53141,7 @@
                 <w:sz w:val="16"/>
                 <w:szCs w:val="16"/>
               </w:rPr>
-              <w:t xml:space="preserve">Embalaje</w:t>
+              <w:t xml:space="preserve">EM05-1A</w:t>
             </w:r>
           </w:p>
         </w:tc>
@@ -50851,7 +53447,7 @@
                 <w:sz w:val="16"/>
                 <w:szCs w:val="16"/>
               </w:rPr>
-              <w:t xml:space="preserve">Almacén de producto terminado</w:t>
+              <w:t xml:space="preserve">RV-01, RV-02, RV-11</w:t>
             </w:r>
           </w:p>
         </w:tc>
@@ -51157,7 +53753,7 @@
                 <w:sz w:val="16"/>
                 <w:szCs w:val="16"/>
               </w:rPr>
-              <w:t xml:space="preserve">Almacén de producto terminado</w:t>
+              <w:t xml:space="preserve">RV-12</w:t>
             </w:r>
           </w:p>
         </w:tc>
@@ -51463,7 +54059,7 @@
                 <w:sz w:val="16"/>
                 <w:szCs w:val="16"/>
               </w:rPr>
-              <w:t xml:space="preserve">Almacén de producto terminado</w:t>
+              <w:t xml:space="preserve">RV-11</w:t>
             </w:r>
           </w:p>
         </w:tc>
@@ -51769,7 +54365,7 @@
                 <w:sz w:val="16"/>
                 <w:szCs w:val="16"/>
               </w:rPr>
-              <w:t xml:space="preserve">Almacén de producto terminado</w:t>
+              <w:t xml:space="preserve">RV-11</w:t>
             </w:r>
           </w:p>
         </w:tc>
@@ -52075,7 +54671,7 @@
                 <w:sz w:val="16"/>
                 <w:szCs w:val="16"/>
               </w:rPr>
-              <w:t xml:space="preserve">Almacén de producto terminado</w:t>
+              <w:t xml:space="preserve">RV-03, RV-12</w:t>
             </w:r>
           </w:p>
         </w:tc>
@@ -52381,7 +54977,7 @@
                 <w:sz w:val="16"/>
                 <w:szCs w:val="16"/>
               </w:rPr>
-              <w:t xml:space="preserve">Almacén de producto terminado</w:t>
+              <w:t xml:space="preserve">RV-04, RV-05, RV-06, RV-07, RV-10</w:t>
             </w:r>
           </w:p>
         </w:tc>
@@ -52687,7 +55283,7 @@
                 <w:sz w:val="16"/>
                 <w:szCs w:val="16"/>
               </w:rPr>
-              <w:t xml:space="preserve">Almacén de producto terminado</w:t>
+              <w:t xml:space="preserve">RV-08, RV-09, RV-13</w:t>
             </w:r>
           </w:p>
         </w:tc>
@@ -52993,7 +55589,7 @@
                 <w:sz w:val="16"/>
                 <w:szCs w:val="16"/>
               </w:rPr>
-              <w:t xml:space="preserve">Almacén de producto terminado</w:t>
+              <w:t xml:space="preserve">RV-13</w:t>
             </w:r>
           </w:p>
         </w:tc>
@@ -53299,7 +55895,7 @@
                 <w:sz w:val="16"/>
                 <w:szCs w:val="16"/>
               </w:rPr>
-              <w:t xml:space="preserve">Almacén de producto terminado</w:t>
+              <w:t xml:space="preserve">RV-12</w:t>
             </w:r>
           </w:p>
         </w:tc>
@@ -53418,7 +56014,7 @@
           <w:sz w:val="19"/>
           <w:szCs w:val="19"/>
         </w:rPr>
-        <w:t xml:space="preserve">App de gestión interna FLAMA (estructura, estilo y plano rev10)</w:t>
+        <w:t xml:space="preserve">App de gestión interna FLAMA (estructura, estilo, plano rev10, puestos, recorridos y caminos por los pasillos)</w:t>
       </w:r>
     </w:p>
     <w:p>
